--- a/downloads/workbook/ai-1-week-13.docx
+++ b/downloads/workbook/ai-1-week-13.docx
@@ -1333,6 +1333,178 @@
         <w:t>Project connection: Save candidate definitions, training errors and tie policy with any sorter model version.</w:t>
       </w:r>
     </w:p>
+    <w:p>
+      <w:pPr>
+        <w:pStyle w:val="Heading1"/>
+      </w:pPr>
+      <w:r>
+        <w:t>19. Project portfolio milestone</w:t>
+      </w:r>
+    </w:p>
+    <w:p>
+      <w:r>
+        <w:t>Project: Helpful Classroom Sorter</w:t>
+      </w:r>
+    </w:p>
+    <w:p>
+      <w:r>
+        <w:t>Current milestone: Test changed cases. Keep normal, boundary and failure cases; compare expected and observed results.</w:t>
+      </w:r>
+    </w:p>
+    <w:p>
+      <w:r>
+        <w:t>Save candidate definitions, training errors and tie policy with any sorter model version.</w:t>
+      </w:r>
+    </w:p>
+    <w:tbl>
+      <w:tblPr>
+        <w:tblStyle w:val="LightShading-Accent1"/>
+        <w:tblW w:type="auto" w:w="0"/>
+        <w:tblLook w:firstColumn="1" w:firstRow="1" w:lastColumn="0" w:lastRow="0" w:noHBand="0" w:noVBand="1" w:val="04A0"/>
+      </w:tblPr>
+      <w:tblGrid>
+        <w:gridCol w:w="5112"/>
+        <w:gridCol w:w="5112"/>
+      </w:tblGrid>
+      <w:tr>
+        <w:trPr>
+          <w:tblHeader/>
+        </w:trPr>
+        <w:tc>
+          <w:tcPr>
+            <w:tcW w:type="dxa" w:w="5112"/>
+          </w:tcPr>
+          <w:p>
+            <w:r>
+              <w:t>Evidence to keep</w:t>
+            </w:r>
+          </w:p>
+        </w:tc>
+        <w:tc>
+          <w:tcPr>
+            <w:tcW w:type="dxa" w:w="5112"/>
+          </w:tcPr>
+          <w:p>
+            <w:r>
+              <w:t>My record</w:t>
+            </w:r>
+          </w:p>
+        </w:tc>
+      </w:tr>
+      <w:tr>
+        <w:tc>
+          <w:tcPr>
+            <w:tcW w:type="dxa" w:w="5112"/>
+          </w:tcPr>
+          <w:p>
+            <w:r>
+              <w:t>This week’s input and deciding step</w:t>
+            </w:r>
+          </w:p>
+        </w:tc>
+        <w:tc>
+          <w:tcPr>
+            <w:tcW w:type="dxa" w:w="5112"/>
+          </w:tcPr>
+          <w:p>
+            <w:r/>
+          </w:p>
+        </w:tc>
+      </w:tr>
+      <w:tr>
+        <w:tc>
+          <w:tcPr>
+            <w:tcW w:type="dxa" w:w="5112"/>
+          </w:tcPr>
+          <w:p>
+            <w:r>
+              <w:t>Prediction and actual result (or labelled paper trace)</w:t>
+            </w:r>
+          </w:p>
+        </w:tc>
+        <w:tc>
+          <w:tcPr>
+            <w:tcW w:type="dxa" w:w="5112"/>
+          </w:tcPr>
+          <w:p>
+            <w:r/>
+          </w:p>
+        </w:tc>
+      </w:tr>
+      <w:tr>
+        <w:tc>
+          <w:tcPr>
+            <w:tcW w:type="dxa" w:w="5112"/>
+          </w:tcPr>
+          <w:p>
+            <w:r>
+              <w:t>One change since the previous checkpoint and why</w:t>
+            </w:r>
+          </w:p>
+        </w:tc>
+        <w:tc>
+          <w:tcPr>
+            <w:tcW w:type="dxa" w:w="5112"/>
+          </w:tcPr>
+          <w:p>
+            <w:r/>
+          </w:p>
+        </w:tc>
+      </w:tr>
+      <w:tr>
+        <w:tc>
+          <w:tcPr>
+            <w:tcW w:type="dxa" w:w="5112"/>
+          </w:tcPr>
+          <w:p>
+            <w:r>
+              <w:t>One error or limit and the next test</w:t>
+            </w:r>
+          </w:p>
+        </w:tc>
+        <w:tc>
+          <w:tcPr>
+            <w:tcW w:type="dxa" w:w="5112"/>
+          </w:tcPr>
+          <w:p>
+            <w:r/>
+          </w:p>
+        </w:tc>
+      </w:tr>
+    </w:tbl>
+    <w:p>
+      <w:pPr>
+        <w:pStyle w:val="Heading3"/>
+      </w:pPr>
+      <w:r>
+        <w:t>Explain what this week adds to your project. Reuse last week’s record rather than starting again.</w:t>
+      </w:r>
+    </w:p>
+    <w:p>
+      <w:r>
+        <w:t>________________________________________________________________</w:t>
+      </w:r>
+    </w:p>
+    <w:p>
+      <w:r>
+        <w:t>________________________________________________________________</w:t>
+      </w:r>
+    </w:p>
+    <w:p>
+      <w:r>
+        <w:t>________________________________________________________________</w:t>
+      </w:r>
+    </w:p>
+    <w:p>
+      <w:r>
+        <w:t>________________________________________________________________</w:t>
+      </w:r>
+    </w:p>
+    <w:p>
+      <w:r>
+        <w:t>________________________________________________________________</w:t>
+      </w:r>
+    </w:p>
     <w:sectPr>
       <w:pgSz w:w="12240" w:h="15840"/>
       <w:pgMar w:top="936" w:right="1008" w:bottom="936" w:left="1008" w:header="720" w:footer="720" w:gutter="0"/>

--- a/downloads/workbook/ai-1-week-13.docx
+++ b/downloads/workbook/ai-1-week-13.docx
@@ -1505,6 +1505,240 @@
         <w:t>________________________________________________________________</w:t>
       </w:r>
     </w:p>
+    <w:p>
+      <w:pPr>
+        <w:pStyle w:val="Heading1"/>
+      </w:pPr>
+      <w:r>
+        <w:t>20. Supported practice and learning evidence</w:t>
+      </w:r>
+    </w:p>
+    <w:p>
+      <w:r>
+        <w:t>Use this supported practice once, in the browser or on paper. Keep the reserved independent assessment for a separate first attempt before teacher feedback.</w:t>
+      </w:r>
+    </w:p>
+    <w:p>
+      <w:r>
+        <w:t>A fictional classifier learns whether measured sticks are short or long.</w:t>
+      </w:r>
+    </w:p>
+    <w:p>
+      <w:pPr>
+        <w:pStyle w:val="Heading3"/>
+      </w:pPr>
+      <w:r>
+        <w:t>Practice 1: explain the deciding evidence</w:t>
+      </w:r>
+    </w:p>
+    <w:p>
+      <w:r>
+        <w:t>Which labelled step matches this detail? Length 6 is predicted long by the selected rule.</w:t>
+      </w:r>
+    </w:p>
+    <w:p>
+      <w:r>
+        <w:t>1. Training rows</w:t>
+      </w:r>
+    </w:p>
+    <w:p>
+      <w:r>
+        <w:t>2. New prediction</w:t>
+      </w:r>
+    </w:p>
+    <w:p>
+      <w:r>
+        <w:t>3. Tie policy</w:t>
+      </w:r>
+    </w:p>
+    <w:p>
+      <w:r>
+        <w:t>4. Candidate checks</w:t>
+      </w:r>
+    </w:p>
+    <w:p>
+      <w:pPr>
+        <w:pStyle w:val="Heading3"/>
+      </w:pPr>
+      <w:r>
+        <w:t>My selected conclusion, deciding fact and explanation</w:t>
+      </w:r>
+    </w:p>
+    <w:p>
+      <w:r>
+        <w:t>________________________________________________________________</w:t>
+      </w:r>
+    </w:p>
+    <w:p>
+      <w:r>
+        <w:t>________________________________________________________________</w:t>
+      </w:r>
+    </w:p>
+    <w:p>
+      <w:r>
+        <w:t>________________________________________________________________</w:t>
+      </w:r>
+    </w:p>
+    <w:p>
+      <w:r>
+        <w:t>________________________________________________________________</w:t>
+      </w:r>
+    </w:p>
+    <w:p>
+      <w:r>
+        <w:t>________________________________________________________________</w:t>
+      </w:r>
+    </w:p>
+    <w:p>
+      <w:r>
+        <w:t>Hint if needed: Read the steps in the pictorial case. Match the supplied detail to the stage that performs or records it.</w:t>
+      </w:r>
+    </w:p>
+    <w:p>
+      <w:r>
+        <w:t>After your attempt, compare with the supported explanation: New prediction Length 6 is predicted long by the selected rule. There is no training stick between 4 and 8 to distinguish these candidates. The tie policy chooses one consistently; it is not additional evidence that its prediction at 6 is true. Label-free prediction applies the selected boundary, while evaluation would require an appropriate new reference label.</w:t>
+      </w:r>
+    </w:p>
+    <w:p>
+      <w:pPr>
+        <w:pStyle w:val="Heading3"/>
+      </w:pPr>
+      <w:r>
+        <w:t>Practice 2: explain the deciding evidence</w:t>
+      </w:r>
+    </w:p>
+    <w:p>
+      <w:r>
+        <w:t>Changed-case practice: Reverse the tie policy to prefer the larger boundary. Which conclusion is supported by the supplied facts?</w:t>
+      </w:r>
+    </w:p>
+    <w:p>
+      <w:r>
+        <w:t>1. This one example guarantees correct results for every future input.</w:t>
+      </w:r>
+    </w:p>
+    <w:p>
+      <w:r>
+        <w:t>2. We can decide the result without examining the changed input or the procedure.</w:t>
+      </w:r>
+    </w:p>
+    <w:p>
+      <w:r>
+        <w:t>3. Boundary 7 is selected and predicts short at 6.</w:t>
+      </w:r>
+    </w:p>
+    <w:p>
+      <w:pPr>
+        <w:pStyle w:val="Heading3"/>
+      </w:pPr>
+      <w:r>
+        <w:t>My selected conclusion, deciding fact and explanation</w:t>
+      </w:r>
+    </w:p>
+    <w:p>
+      <w:r>
+        <w:t>________________________________________________________________</w:t>
+      </w:r>
+    </w:p>
+    <w:p>
+      <w:r>
+        <w:t>________________________________________________________________</w:t>
+      </w:r>
+    </w:p>
+    <w:p>
+      <w:r>
+        <w:t>________________________________________________________________</w:t>
+      </w:r>
+    </w:p>
+    <w:p>
+      <w:r>
+        <w:t>________________________________________________________________</w:t>
+      </w:r>
+    </w:p>
+    <w:p>
+      <w:r>
+        <w:t>________________________________________________________________</w:t>
+      </w:r>
+    </w:p>
+    <w:p>
+      <w:r>
+        <w:t>Hint if needed: Use the changed condition and the deciding step in the pictorial trace. The answer must say what follows from those facts.</w:t>
+      </w:r>
+    </w:p>
+    <w:p>
+      <w:r>
+        <w:t>After your attempt, compare with the supported explanation: Boundary 7 is selected and predicts short at 6. The training fit is unchanged; only the explicit choice between tied candidates changes.</w:t>
+      </w:r>
+    </w:p>
+    <w:p>
+      <w:pPr>
+        <w:pStyle w:val="Heading3"/>
+      </w:pPr>
+      <w:r>
+        <w:t>Repair a missing building block</w:t>
+      </w:r>
+    </w:p>
+    <w:p>
+      <w:r>
+        <w:t>Review Debug the Cause (ai-1/12). Goal: Compare expected and observed traces to locate the first difference. Short practice: Propose input 0 and give both predicted outputs without inventing an observed result.. Return to this week and explain what you changed.</w:t>
+      </w:r>
+    </w:p>
+    <w:p>
+      <w:r>
+        <w:t>Review If/Then Decisions (ai-1/10). Goal: Evaluate a condition using the current state and trace only the selected branch. Short practice: Which input detects the difference between the two written conditions? Explain its entire run.. Return to this week and explain what you changed.</w:t>
+      </w:r>
+    </w:p>
+    <w:p>
+      <w:r>
+        <w:t>Review Categories and Labels (ai-1/7). Goal: Apply a category definition using explicit evidence and boundary rules. Short practice: Explain why B originally was revise rather than review, then label its changed version.. Return to this week and explain what you changed.</w:t>
+      </w:r>
+    </w:p>
+    <w:p>
+      <w:pPr>
+        <w:pStyle w:val="Heading3"/>
+      </w:pPr>
+      <w:r>
+        <w:t>Keep your completed work</w:t>
+      </w:r>
+    </w:p>
+    <w:p>
+      <w:r>
+        <w:t>Use Download completed work in the hosted lesson to export your answers, reflections, practice feedback and code-run evidence. Open the HTML copy to read or print it. Drafts stay in this browser when storage is available; clear drafts on a shared device.</w:t>
+      </w:r>
+    </w:p>
+    <w:p>
+      <w:pPr>
+        <w:pStyle w:val="Heading3"/>
+      </w:pPr>
+      <w:r>
+        <w:t>What I repaired, the evidence I kept and the next test</w:t>
+      </w:r>
+    </w:p>
+    <w:p>
+      <w:r>
+        <w:t>________________________________________________________________</w:t>
+      </w:r>
+    </w:p>
+    <w:p>
+      <w:r>
+        <w:t>________________________________________________________________</w:t>
+      </w:r>
+    </w:p>
+    <w:p>
+      <w:r>
+        <w:t>________________________________________________________________</w:t>
+      </w:r>
+    </w:p>
+    <w:p>
+      <w:r>
+        <w:t>________________________________________________________________</w:t>
+      </w:r>
+    </w:p>
+    <w:p>
+      <w:r>
+        <w:t>________________________________________________________________</w:t>
+      </w:r>
+    </w:p>
     <w:sectPr>
       <w:pgSz w:w="12240" w:h="15840"/>
       <w:pgMar w:top="936" w:right="1008" w:bottom="936" w:left="1008" w:header="720" w:footer="720" w:gutter="0"/>

--- a/downloads/workbook/ai-1-week-13.docx
+++ b/downloads/workbook/ai-1-week-13.docx
@@ -30,6 +30,17 @@
     </w:p>
     <w:p>
       <w:r>
+        <w:t>Record your starting explanation for Learning from Examples before opening notes. Show any later correction separately.</w:t>
+      </w:r>
+    </w:p>
+    <w:p>
+      <w:pPr>
+        <w:spacing w:line="336" w:lineRule="auto" w:after="180"/>
+      </w:pPr>
+      <w:r>
+        <w:rPr>
+          <w:b w:val="0"/>
+        </w:rPr>
         <w:t>Try the recall before opening notes. Then use a different colour or a labelled second line to correct your explanation.</w:t>
       </w:r>
     </w:p>
@@ -42,7 +53,13 @@
       </w:r>
     </w:p>
     <w:p>
-      <w:r>
+      <w:pPr>
+        <w:spacing w:line="336" w:lineRule="auto" w:after="180"/>
+      </w:pPr>
+      <w:r>
+        <w:rPr>
+          <w:b w:val="0"/>
+        </w:rPr>
         <w:t>Without opening the old lesson, explain one key idea from Debug the Cause. Give an example and a mistake that the idea helps you avoid.</w:t>
       </w:r>
     </w:p>
@@ -78,7 +95,13 @@
       </w:r>
     </w:p>
     <w:p>
-      <w:r>
+      <w:pPr>
+        <w:spacing w:line="336" w:lineRule="auto" w:after="180"/>
+      </w:pPr>
+      <w:r>
+        <w:rPr>
+          <w:b w:val="0"/>
+        </w:rPr>
         <w:t>Without opening the old lesson, explain one key idea from If/Then Decisions. Give an example and a mistake that the idea helps you avoid.</w:t>
       </w:r>
     </w:p>
@@ -114,7 +137,13 @@
       </w:r>
     </w:p>
     <w:p>
-      <w:r>
+      <w:pPr>
+        <w:spacing w:line="336" w:lineRule="auto" w:after="180"/>
+      </w:pPr>
+      <w:r>
+        <w:rPr>
+          <w:b w:val="0"/>
+        </w:rPr>
         <w:t>Without opening the old lesson, explain one key idea from Categories and Labels. Give an example and a mistake that the idea helps you avoid.</w:t>
       </w:r>
     </w:p>
@@ -151,7 +180,42 @@
     </w:p>
     <w:p>
       <w:r>
-        <w:t>Use W2: Explain a tied fit for Fitting a pattern from examples. Record the answer once; the lesson and workbook refer to the same attempt.</w:t>
+        <w:t>Complete the supported Learning from Examples trace and record the first step you can explain without help.</w:t>
+      </w:r>
+    </w:p>
+    <w:p>
+      <w:pPr>
+        <w:spacing w:line="336" w:lineRule="auto" w:after="180"/>
+      </w:pPr>
+      <w:r>
+        <w:rPr>
+          <w:b w:val="0"/>
+        </w:rPr>
+        <w:t xml:space="preserve">Use W2: Explain a tied fit for </w:t>
+      </w:r>
+      <w:r>
+        <w:rPr>
+          <w:b/>
+        </w:rPr>
+        <w:t>Fitting</w:t>
+      </w:r>
+      <w:r>
+        <w:rPr>
+          <w:b w:val="0"/>
+        </w:rPr>
+        <w:t xml:space="preserve"> a </w:t>
+      </w:r>
+      <w:r>
+        <w:rPr>
+          <w:b/>
+        </w:rPr>
+        <w:t>pattern</w:t>
+      </w:r>
+      <w:r>
+        <w:rPr>
+          <w:b w:val="0"/>
+        </w:rPr>
+        <w:t xml:space="preserve"> from examples. Record the answer once; the lesson and workbook refer to the same attempt.</w:t>
       </w:r>
     </w:p>
     <w:tbl>
@@ -279,7 +343,53 @@
     </w:p>
     <w:p>
       <w:r>
-        <w:t>Use the worked case for Fitting a pattern from examples. Proposed explanation: “The lowest error count is added across candidates”. Decide whether this explanation is supported. Point to the step or supplied fact that decides; explain your repair if needed.</w:t>
+        <w:t>Check the proposed Learning from Examples explanation against the supplied facts before discussing it.</w:t>
+      </w:r>
+    </w:p>
+    <w:p>
+      <w:pPr>
+        <w:spacing w:line="336" w:lineRule="auto" w:after="180"/>
+      </w:pPr>
+      <w:r>
+        <w:rPr>
+          <w:b w:val="0"/>
+        </w:rPr>
+        <w:t xml:space="preserve">Use the worked case for </w:t>
+      </w:r>
+      <w:r>
+        <w:rPr>
+          <w:b/>
+        </w:rPr>
+        <w:t>Fitting</w:t>
+      </w:r>
+      <w:r>
+        <w:rPr>
+          <w:b w:val="0"/>
+        </w:rPr>
+        <w:t xml:space="preserve"> a </w:t>
+      </w:r>
+      <w:r>
+        <w:rPr>
+          <w:b/>
+        </w:rPr>
+        <w:t>pattern</w:t>
+      </w:r>
+      <w:r>
+        <w:rPr>
+          <w:b w:val="0"/>
+        </w:rPr>
+        <w:t xml:space="preserve"> from examples. Proposed explanation: “The lowest error count is added across candidates”. Decide whether this explanation is supported.</w:t>
+      </w:r>
+    </w:p>
+    <w:p>
+      <w:pPr>
+        <w:spacing w:line="336" w:lineRule="auto" w:after="180"/>
+      </w:pPr>
+      <w:r>
+        <w:rPr>
+          <w:b w:val="0"/>
+        </w:rPr>
+        <w:t>Point to the step or supplied fact that decides; explain your repair if needed.</w:t>
       </w:r>
     </w:p>
     <w:p>
@@ -319,6 +429,11 @@
       </w:r>
     </w:p>
     <w:p>
+      <w:r>
+        <w:t>Write one first attempt at the reserved independent case before feedback. Repeated copies of that case refer to the same recorded attempt.</w:t>
+      </w:r>
+    </w:p>
+    <w:p>
       <w:pPr>
         <w:pStyle w:val="Heading3"/>
       </w:pPr>
@@ -327,8 +442,37 @@
       </w:r>
     </w:p>
     <w:p>
-      <w:r>
-        <w:t>Imaginary map markers have distances 1, 3, 5 and 7 units, with supplied labels near, far, far and far. Compare candidates that predict far when distance is at least 2, 4 or 6 units. List every prediction and error count, select the lowest-error candidate, then predict at distance 2 before any comparison label is supplied. Limit your conclusion.</w:t>
+      <w:pPr>
+        <w:spacing w:line="336" w:lineRule="auto" w:after="180"/>
+      </w:pPr>
+      <w:r>
+        <w:rPr>
+          <w:b w:val="0"/>
+        </w:rPr>
+        <w:t>Imaginary map markers have distances 1, 3, 5 and 7 units, with supplied labels near, far, far and far. Compare candidates that predict far when distance is at least 2, 4 or 6 units.</w:t>
+      </w:r>
+    </w:p>
+    <w:p>
+      <w:pPr>
+        <w:spacing w:line="336" w:lineRule="auto" w:after="180"/>
+      </w:pPr>
+      <w:r>
+        <w:rPr>
+          <w:b w:val="0"/>
+        </w:rPr>
+        <w:t xml:space="preserve">List every </w:t>
+      </w:r>
+      <w:r>
+        <w:rPr>
+          <w:b/>
+        </w:rPr>
+        <w:t>prediction</w:t>
+      </w:r>
+      <w:r>
+        <w:rPr>
+          <w:b w:val="0"/>
+        </w:rPr>
+        <w:t xml:space="preserve"> and error count, select the lowest-error candidate, then predict at distance 2 before any comparison label is supplied. Limit your conclusion.</w:t>
       </w:r>
     </w:p>
     <w:p>
@@ -375,7 +519,13 @@
       </w:r>
     </w:p>
     <w:p>
-      <w:r>
+      <w:pPr>
+        <w:spacing w:line="336" w:lineRule="auto" w:after="180"/>
+      </w:pPr>
+      <w:r>
+        <w:rPr>
+          <w:b w:val="0"/>
+        </w:rPr>
         <w:t>Attempt this case before feedback. Record any help. Earlier examples below are further practice; a case already practised with feedback cannot establish fresh transfer.</w:t>
       </w:r>
     </w:p>
@@ -389,7 +539,47 @@
     </w:p>
     <w:p>
       <w:r>
-        <w:t>Training cards show lengths 2,3 labelled S and 7,8 labelled L. Two proposed rules are 'L at 5 or above' and 'L at 7 or above'. Both fit training. Choose one new labelled card length that would distinguish them and explain what remains unknown.</w:t>
+        <w:t>Connect the Learning from Examples target to a trace and a justified conclusion.</w:t>
+      </w:r>
+    </w:p>
+    <w:p>
+      <w:pPr>
+        <w:spacing w:line="336" w:lineRule="auto" w:after="180"/>
+      </w:pPr>
+      <w:r>
+        <w:rPr>
+          <w:b/>
+        </w:rPr>
+        <w:t>Training</w:t>
+      </w:r>
+      <w:r>
+        <w:rPr>
+          <w:b w:val="0"/>
+        </w:rPr>
+        <w:t xml:space="preserve"> cards show lengths 2,3 labelled S and 7,8 labelled L. Two proposed rules are 'L at 5 or above' and 'L at 7 or above'. Both fit </w:t>
+      </w:r>
+      <w:r>
+        <w:rPr>
+          <w:b/>
+        </w:rPr>
+        <w:t>training</w:t>
+      </w:r>
+      <w:r>
+        <w:rPr>
+          <w:b w:val="0"/>
+        </w:rPr>
+        <w:t>.</w:t>
+      </w:r>
+    </w:p>
+    <w:p>
+      <w:pPr>
+        <w:spacing w:line="336" w:lineRule="auto" w:after="180"/>
+      </w:pPr>
+      <w:r>
+        <w:rPr>
+          <w:b w:val="0"/>
+        </w:rPr>
+        <w:t>Choose one new labelled card length that would distinguish them and explain what remains unknown.</w:t>
       </w:r>
     </w:p>
     <w:p>
@@ -402,17 +592,64 @@
     </w:p>
     <w:p>
       <w:r>
-        <w:t>Training examples label smooth leaves S and toothed leaves T. A new leaf is toothed.</w:t>
-      </w:r>
-    </w:p>
-    <w:p>
-      <w:r>
-        <w:t>Predict and state the evidence limit.</w:t>
-      </w:r>
-    </w:p>
-    <w:p>
-      <w:r>
-        <w:t>Show your trace, calculation or evidence</w:t>
+        <w:t>Solve the supplied Learning from Examples case and show the deciding evidence.</w:t>
+      </w:r>
+    </w:p>
+    <w:p>
+      <w:pPr>
+        <w:spacing w:line="336" w:lineRule="auto" w:after="180"/>
+      </w:pPr>
+      <w:r>
+        <w:rPr>
+          <w:b/>
+        </w:rPr>
+        <w:t>Training example</w:t>
+      </w:r>
+      <w:r>
+        <w:rPr>
+          <w:b w:val="0"/>
+        </w:rPr>
+        <w:t>s label smooth leaves S and toothed leaves T. A new leaf is toothed.</w:t>
+      </w:r>
+    </w:p>
+    <w:p>
+      <w:pPr>
+        <w:spacing w:line="336" w:lineRule="auto" w:after="180"/>
+      </w:pPr>
+      <w:r>
+        <w:rPr>
+          <w:b w:val="0"/>
+        </w:rPr>
+        <w:t xml:space="preserve">Predict and state the </w:t>
+      </w:r>
+      <w:r>
+        <w:rPr>
+          <w:b/>
+        </w:rPr>
+        <w:t>evidence</w:t>
+      </w:r>
+      <w:r>
+        <w:rPr>
+          <w:b w:val="0"/>
+        </w:rPr>
+        <w:t xml:space="preserve"> limit.</w:t>
+      </w:r>
+    </w:p>
+    <w:p>
+      <w:pPr>
+        <w:spacing w:line="336" w:lineRule="auto" w:after="180"/>
+      </w:pPr>
+      <w:r>
+        <w:rPr>
+          <w:b w:val="0"/>
+        </w:rPr>
+        <w:t xml:space="preserve">Show your trace, calculation or </w:t>
+      </w:r>
+      <w:r>
+        <w:rPr>
+          <w:b/>
+        </w:rPr>
+        <w:t>evidence</w:t>
       </w:r>
     </w:p>
     <w:p>
@@ -458,11 +695,41 @@
     </w:p>
     <w:p>
       <w:r>
-        <w:t>A learner sees three red apples and no green apples, then calls a green apple not an apple. What missing evidence could help? How would you check improvement?</w:t>
-      </w:r>
-    </w:p>
-    <w:p>
-      <w:r>
+        <w:t>Apply the procedure to the changed case and record why the conclusion follows.</w:t>
+      </w:r>
+    </w:p>
+    <w:p>
+      <w:pPr>
+        <w:spacing w:line="336" w:lineRule="auto" w:after="180"/>
+        <w:shd w:fill="F5F1FB"/>
+      </w:pPr>
+      <w:r>
+        <w:rPr>
+          <w:b w:val="0"/>
+        </w:rPr>
+        <w:t xml:space="preserve">A learner sees three red apples and no green apples, then calls a green apple not an apple. What missing </w:t>
+      </w:r>
+      <w:r>
+        <w:rPr>
+          <w:b/>
+        </w:rPr>
+        <w:t>evidence</w:t>
+      </w:r>
+      <w:r>
+        <w:rPr>
+          <w:b w:val="0"/>
+        </w:rPr>
+        <w:t xml:space="preserve"> could help? How would you check improvement?</w:t>
+      </w:r>
+    </w:p>
+    <w:p>
+      <w:pPr>
+        <w:spacing w:line="336" w:lineRule="auto" w:after="180"/>
+      </w:pPr>
+      <w:r>
+        <w:rPr>
+          <w:b w:val="0"/>
+        </w:rPr>
         <w:t>My independent answer and reason</w:t>
       </w:r>
     </w:p>
@@ -517,7 +784,30 @@
     </w:p>
     <w:p>
       <w:r>
-        <w:t>Create a changed input, boundary case or missing-information case. Write the expected answer or safe response before testing.</w:t>
+        <w:t>Specify a changed input, expected result and observation separately.</w:t>
+      </w:r>
+    </w:p>
+    <w:p>
+      <w:pPr>
+        <w:spacing w:line="336" w:lineRule="auto" w:after="180"/>
+      </w:pPr>
+      <w:r>
+        <w:rPr>
+          <w:b w:val="0"/>
+        </w:rPr>
+        <w:t xml:space="preserve">Create a changed </w:t>
+      </w:r>
+      <w:r>
+        <w:rPr>
+          <w:b/>
+        </w:rPr>
+        <w:t>input</w:t>
+      </w:r>
+      <w:r>
+        <w:rPr>
+          <w:b w:val="0"/>
+        </w:rPr>
+        <w:t>, boundary case or missing-information case. Write the expected answer or safe response before testing.</w:t>
       </w:r>
     </w:p>
     <w:tbl>
@@ -646,12 +936,41 @@
     </w:p>
     <w:p>
       <w:r>
+        <w:t>Justify what Learning from Examples adds to Helpful Classroom Sorter and keep the evidence.</w:t>
+      </w:r>
+    </w:p>
+    <w:p>
+      <w:pPr>
+        <w:spacing w:line="336" w:lineRule="auto" w:after="180"/>
+      </w:pPr>
+      <w:r>
+        <w:rPr>
+          <w:b w:val="0"/>
+        </w:rPr>
         <w:t>Create the first small labeled example set for the sorter and explain which visual differences it covers.</w:t>
       </w:r>
     </w:p>
     <w:p>
-      <w:r>
-        <w:t>The project change and evidence I will keep</w:t>
+      <w:pPr>
+        <w:spacing w:line="336" w:lineRule="auto" w:after="180"/>
+      </w:pPr>
+      <w:r>
+        <w:rPr>
+          <w:b w:val="0"/>
+        </w:rPr>
+        <w:t xml:space="preserve">The project change and </w:t>
+      </w:r>
+      <w:r>
+        <w:rPr>
+          <w:b/>
+        </w:rPr>
+        <w:t>evidence</w:t>
+      </w:r>
+      <w:r>
+        <w:rPr>
+          <w:b w:val="0"/>
+        </w:rPr>
+        <w:t xml:space="preserve"> I will keep</w:t>
       </w:r>
     </w:p>
     <w:p>
@@ -697,11 +1016,54 @@
     </w:p>
     <w:p>
       <w:r>
-        <w:t>I can explain the mechanism. I can show evidence. I can handle a changed case. I can name a limit. Mark each as not yet, with help or independently, and attach supporting work.</w:t>
-      </w:r>
-    </w:p>
-    <w:p>
-      <w:r>
+        <w:t>Judge explanation, evidence, transfer and limits separately; attach the work behind your judgement.</w:t>
+      </w:r>
+    </w:p>
+    <w:p>
+      <w:pPr>
+        <w:pStyle w:val="ListBullet"/>
+      </w:pPr>
+      <w:r>
+        <w:t>I can explain the mechanism.</w:t>
+      </w:r>
+    </w:p>
+    <w:p>
+      <w:pPr>
+        <w:pStyle w:val="ListBullet"/>
+      </w:pPr>
+      <w:r>
+        <w:t>I can show evidence.</w:t>
+      </w:r>
+    </w:p>
+    <w:p>
+      <w:pPr>
+        <w:pStyle w:val="ListBullet"/>
+      </w:pPr>
+      <w:r>
+        <w:t>I can handle a changed case.</w:t>
+      </w:r>
+    </w:p>
+    <w:p>
+      <w:pPr>
+        <w:pStyle w:val="ListBullet"/>
+      </w:pPr>
+      <w:r>
+        <w:t>I can name a limit.</w:t>
+      </w:r>
+    </w:p>
+    <w:p>
+      <w:r>
+        <w:t>Mark each as not yet, with help or independently, and attach supporting work.</w:t>
+      </w:r>
+    </w:p>
+    <w:p>
+      <w:pPr>
+        <w:spacing w:line="336" w:lineRule="auto" w:after="180"/>
+      </w:pPr>
+      <w:r>
+        <w:rPr>
+          <w:b w:val="0"/>
+        </w:rPr>
         <w:t>Teacher review ____________________  Next step ____________________</w:t>
       </w:r>
     </w:p>
@@ -715,7 +1077,47 @@
     </w:p>
     <w:p>
       <w:r>
-        <w:t>Training cards show lengths 2,3 labelled S and 7,8 labelled L. Two proposed rules are 'L at 5 or above' and 'L at 7 or above'. Both fit training. Choose one new labelled card length that would distinguish them and explain what remains unknown.</w:t>
+        <w:t>Use this earlier case as transfer practice. A case already discussed with feedback is not fresh assessment evidence.</w:t>
+      </w:r>
+    </w:p>
+    <w:p>
+      <w:pPr>
+        <w:spacing w:line="336" w:lineRule="auto" w:after="180"/>
+      </w:pPr>
+      <w:r>
+        <w:rPr>
+          <w:b/>
+        </w:rPr>
+        <w:t>Training</w:t>
+      </w:r>
+      <w:r>
+        <w:rPr>
+          <w:b w:val="0"/>
+        </w:rPr>
+        <w:t xml:space="preserve"> cards show lengths 2,3 labelled S and 7,8 labelled L. Two proposed rules are 'L at 5 or above' and 'L at 7 or above'. Both fit </w:t>
+      </w:r>
+      <w:r>
+        <w:rPr>
+          <w:b/>
+        </w:rPr>
+        <w:t>training</w:t>
+      </w:r>
+      <w:r>
+        <w:rPr>
+          <w:b w:val="0"/>
+        </w:rPr>
+        <w:t>.</w:t>
+      </w:r>
+    </w:p>
+    <w:p>
+      <w:pPr>
+        <w:spacing w:line="336" w:lineRule="auto" w:after="180"/>
+      </w:pPr>
+      <w:r>
+        <w:rPr>
+          <w:b w:val="0"/>
+        </w:rPr>
+        <w:t>Choose one new labelled card length that would distinguish them and explain what remains unknown.</w:t>
       </w:r>
     </w:p>
     <w:p>
@@ -762,7 +1164,13 @@
       </w:r>
     </w:p>
     <w:p>
-      <w:r>
+      <w:pPr>
+        <w:spacing w:line="336" w:lineRule="auto" w:after="180"/>
+      </w:pPr>
+      <w:r>
+        <w:rPr>
+          <w:b w:val="0"/>
+        </w:rPr>
         <w:t>Record support used: none, hint or teacher explanation.</w:t>
       </w:r>
     </w:p>
@@ -776,7 +1184,29 @@
     </w:p>
     <w:p>
       <w:r>
-        <w:t>Heights 2, 4, 6 and 8 cm have labels short, short, tall and tall. Predict all four labels under threshold 3, then under threshold 7, using tall when height is at least the threshold. List the disagreeing examples and separate totals.</w:t>
+        <w:t>Count each candidate from zero. Apply the supplied Learning from Examples facts and keep your reasoning.</w:t>
+      </w:r>
+    </w:p>
+    <w:p>
+      <w:pPr>
+        <w:spacing w:line="336" w:lineRule="auto" w:after="180"/>
+      </w:pPr>
+      <w:r>
+        <w:rPr>
+          <w:b w:val="0"/>
+        </w:rPr>
+        <w:t>Heights 2, 4, 6 and 8 cm have labels short, short, tall and tall. Predict all four labels under threshold 3, then under threshold 7, using tall when height is at least the threshold.</w:t>
+      </w:r>
+    </w:p>
+    <w:p>
+      <w:pPr>
+        <w:spacing w:line="336" w:lineRule="auto" w:after="180"/>
+      </w:pPr>
+      <w:r>
+        <w:rPr>
+          <w:b w:val="0"/>
+        </w:rPr>
+        <w:t>List the disagreeing examples and separate totals.</w:t>
       </w:r>
     </w:p>
     <w:p>
@@ -832,7 +1262,77 @@
     </w:p>
     <w:p>
       <w:r>
-        <w:t>Thresholds 5 and 6 both have zero disagreements on the W1 fitting set. The tie rule chooses the smaller threshold. Which is selected? Give a whole-number height where the two candidates disagree and both predictions. Explain what the tie rule does not prove.</w:t>
+        <w:t>Explain a tied fit. Apply the supplied Learning from Examples facts and keep your reasoning.</w:t>
+      </w:r>
+    </w:p>
+    <w:p>
+      <w:pPr>
+        <w:spacing w:line="336" w:lineRule="auto" w:after="180"/>
+      </w:pPr>
+      <w:r>
+        <w:rPr>
+          <w:b w:val="0"/>
+        </w:rPr>
+        <w:t xml:space="preserve">Thresholds 5 and 6 both have zero disagreements on the W1 </w:t>
+      </w:r>
+      <w:r>
+        <w:rPr>
+          <w:b/>
+        </w:rPr>
+        <w:t>fitting set</w:t>
+      </w:r>
+      <w:r>
+        <w:rPr>
+          <w:b w:val="0"/>
+        </w:rPr>
+        <w:t xml:space="preserve">. The </w:t>
+      </w:r>
+      <w:r>
+        <w:rPr>
+          <w:b/>
+        </w:rPr>
+        <w:t>tie rule</w:t>
+      </w:r>
+      <w:r>
+        <w:rPr>
+          <w:b w:val="0"/>
+        </w:rPr>
+        <w:t xml:space="preserve"> chooses the smaller threshold. Which is selected? Give a whole-number height where the two candidates disagree and both </w:t>
+      </w:r>
+      <w:r>
+        <w:rPr>
+          <w:b/>
+        </w:rPr>
+        <w:t>prediction</w:t>
+      </w:r>
+      <w:r>
+        <w:rPr>
+          <w:b w:val="0"/>
+        </w:rPr>
+        <w:t>s.</w:t>
+      </w:r>
+    </w:p>
+    <w:p>
+      <w:pPr>
+        <w:spacing w:line="336" w:lineRule="auto" w:after="180"/>
+      </w:pPr>
+      <w:r>
+        <w:rPr>
+          <w:b w:val="0"/>
+        </w:rPr>
+        <w:t xml:space="preserve">Explain what the </w:t>
+      </w:r>
+      <w:r>
+        <w:rPr>
+          <w:b/>
+        </w:rPr>
+        <w:t>tie rule</w:t>
+      </w:r>
+      <w:r>
+        <w:rPr>
+          <w:b w:val="0"/>
+        </w:rPr>
+        <w:t xml:space="preserve"> does not prove.</w:t>
       </w:r>
     </w:p>
     <w:p>
@@ -883,7 +1383,65 @@
     </w:p>
     <w:p>
       <w:r>
-        <w:t>Add height 5 cm labelled short to the four fitting examples. Recompute the disagreement totals for thresholds 3, 5, 6 and 7. Select the candidate with the fewest disagreements, keeping the smaller-threshold tie rule. Explain why the new label is part of fitting.</w:t>
+        <w:t>Update with an added example. Apply the supplied Learning from Examples facts and keep your reasoning.</w:t>
+      </w:r>
+    </w:p>
+    <w:p>
+      <w:pPr>
+        <w:spacing w:line="336" w:lineRule="auto" w:after="180"/>
+      </w:pPr>
+      <w:r>
+        <w:rPr>
+          <w:b w:val="0"/>
+        </w:rPr>
+        <w:t xml:space="preserve">Add height 5 cm labelled short to the four </w:t>
+      </w:r>
+      <w:r>
+        <w:rPr>
+          <w:b/>
+        </w:rPr>
+        <w:t>fitting</w:t>
+      </w:r>
+      <w:r>
+        <w:rPr>
+          <w:b w:val="0"/>
+        </w:rPr>
+        <w:t xml:space="preserve"> examples. Recompute the disagreement totals for thresholds 3, 5, 6 and 7. Select the candidate with the fewest disagreements, keeping the smaller-threshold </w:t>
+      </w:r>
+      <w:r>
+        <w:rPr>
+          <w:b/>
+        </w:rPr>
+        <w:t>tie rule</w:t>
+      </w:r>
+      <w:r>
+        <w:rPr>
+          <w:b w:val="0"/>
+        </w:rPr>
+        <w:t>.</w:t>
+      </w:r>
+    </w:p>
+    <w:p>
+      <w:pPr>
+        <w:spacing w:line="336" w:lineRule="auto" w:after="180"/>
+      </w:pPr>
+      <w:r>
+        <w:rPr>
+          <w:b w:val="0"/>
+        </w:rPr>
+        <w:t xml:space="preserve">Explain why the new label is part of </w:t>
+      </w:r>
+      <w:r>
+        <w:rPr>
+          <w:b/>
+        </w:rPr>
+        <w:t>fitting</w:t>
+      </w:r>
+      <w:r>
+        <w:rPr>
+          <w:b w:val="0"/>
+        </w:rPr>
+        <w:t>.</w:t>
       </w:r>
     </w:p>
     <w:p>
@@ -934,7 +1492,41 @@
     </w:p>
     <w:p>
       <w:r>
-        <w:t>Imaginary map markers have distances 1, 3, 5 and 7 units, with supplied labels near, far, far and far. Compare candidates that predict far when distance is at least 2, 4 or 6 units. List every prediction and error count, select the lowest-error candidate, then predict at distance 2 before any comparison label is supplied. Limit your conclusion.</w:t>
+        <w:t>Attempt before feedback. If this repeats the selected independent case, reuse that first attempt; otherwise keep a separate record. Fit a new distance task. Apply the supplied Learning from Examples facts and keep your reasoning.</w:t>
+      </w:r>
+    </w:p>
+    <w:p>
+      <w:pPr>
+        <w:spacing w:line="336" w:lineRule="auto" w:after="180"/>
+      </w:pPr>
+      <w:r>
+        <w:rPr>
+          <w:b w:val="0"/>
+        </w:rPr>
+        <w:t>Imaginary map markers have distances 1, 3, 5 and 7 units, with supplied labels near, far, far and far. Compare candidates that predict far when distance is at least 2, 4 or 6 units.</w:t>
+      </w:r>
+    </w:p>
+    <w:p>
+      <w:pPr>
+        <w:spacing w:line="336" w:lineRule="auto" w:after="180"/>
+      </w:pPr>
+      <w:r>
+        <w:rPr>
+          <w:b w:val="0"/>
+        </w:rPr>
+        <w:t xml:space="preserve">List every </w:t>
+      </w:r>
+      <w:r>
+        <w:rPr>
+          <w:b/>
+        </w:rPr>
+        <w:t>prediction</w:t>
+      </w:r>
+      <w:r>
+        <w:rPr>
+          <w:b w:val="0"/>
+        </w:rPr>
+        <w:t xml:space="preserve"> and error count, select the lowest-error candidate, then predict at distance 2 before any comparison label is supplied. Limit your conclusion.</w:t>
       </w:r>
     </w:p>
     <w:p>
@@ -995,7 +1587,41 @@
     </w:p>
     <w:p>
       <w:r>
-        <w:t>Two fitting records both have height 6 cm. One is labelled short and the other tall. A learner says a clever height-only rule can agree with both on every run. Explain the problem for a deterministic rule and name two checks to make before changing either record.</w:t>
+        <w:t>Keep conflicting records visible. Apply the supplied Learning from Examples facts and keep your reasoning.</w:t>
+      </w:r>
+    </w:p>
+    <w:p>
+      <w:pPr>
+        <w:spacing w:line="336" w:lineRule="auto" w:after="180"/>
+      </w:pPr>
+      <w:r>
+        <w:rPr>
+          <w:b w:val="0"/>
+        </w:rPr>
+        <w:t xml:space="preserve">Two </w:t>
+      </w:r>
+      <w:r>
+        <w:rPr>
+          <w:b/>
+        </w:rPr>
+        <w:t>fitting</w:t>
+      </w:r>
+      <w:r>
+        <w:rPr>
+          <w:b w:val="0"/>
+        </w:rPr>
+        <w:t xml:space="preserve"> records both have height 6 cm. One is labelled short and the other tall. A learner says a clever height-only rule can agree with both on every run.</w:t>
+      </w:r>
+    </w:p>
+    <w:p>
+      <w:pPr>
+        <w:spacing w:line="336" w:lineRule="auto" w:after="180"/>
+      </w:pPr>
+      <w:r>
+        <w:rPr>
+          <w:b w:val="0"/>
+        </w:rPr>
+        <w:t>Explain the problem for a deterministic rule and name two checks to make before changing either record.</w:t>
       </w:r>
     </w:p>
     <w:p>
@@ -1042,6 +1668,11 @@
       </w:pPr>
       <w:r>
         <w:t>17. Feedback, return check and learning record</w:t>
+      </w:r>
+    </w:p>
+    <w:p>
+      <w:r>
+        <w:t>Record the first repaired step and a different case to revisit after a delay.</w:t>
       </w:r>
     </w:p>
     <w:tbl>
@@ -1181,7 +1812,13 @@
       </w:tr>
     </w:tbl>
     <w:p>
-      <w:r>
+      <w:pPr>
+        <w:spacing w:line="336" w:lineRule="auto" w:after="180"/>
+      </w:pPr>
+      <w:r>
+        <w:rPr>
+          <w:b w:val="0"/>
+        </w:rPr>
         <w:t>Revisit this idea with your teacher after a delay. Familiarity is different from explaining and using it on a changed case.</w:t>
       </w:r>
     </w:p>
@@ -1195,16 +1832,45 @@
     </w:p>
     <w:p>
       <w:r>
+        <w:t>A fictional classifier learns whether measured sticks are short or long. Explain the labelled step before checking the changed condition.</w:t>
+      </w:r>
+    </w:p>
+    <w:p>
+      <w:pPr>
+        <w:spacing w:line="336" w:lineRule="auto" w:after="180"/>
+      </w:pPr>
+      <w:r>
+        <w:rPr>
+          <w:b w:val="0"/>
+        </w:rPr>
         <w:t>A fictional classifier learns whether measured sticks are short or long.</w:t>
       </w:r>
     </w:p>
     <w:p>
-      <w:r>
-        <w:t>Training lengths 2,4,8,10 cm have labels short,short,long,long.</w:t>
-      </w:r>
-    </w:p>
-    <w:p>
-      <w:r>
+      <w:pPr>
+        <w:spacing w:line="336" w:lineRule="auto" w:after="180"/>
+      </w:pPr>
+      <w:r>
+        <w:rPr>
+          <w:b/>
+        </w:rPr>
+        <w:t>Training</w:t>
+      </w:r>
+      <w:r>
+        <w:rPr>
+          <w:b w:val="0"/>
+        </w:rPr>
+        <w:t xml:space="preserve"> lengths 2,4,8,10 cm have labels short,short,long,long.</w:t>
+      </w:r>
+    </w:p>
+    <w:p>
+      <w:pPr>
+        <w:spacing w:line="336" w:lineRule="auto" w:after="180"/>
+      </w:pPr>
+      <w:r>
+        <w:rPr>
+          <w:b w:val="0"/>
+        </w:rPr>
         <w:t>Candidate boundaries: long at least 5 or at least 7. Lowest errors wins; tie chooses smaller boundary.</w:t>
       </w:r>
     </w:p>
@@ -1281,7 +1947,14 @@
       </w:r>
     </w:p>
     <w:p>
-      <w:r>
+      <w:pPr>
+        <w:spacing w:line="336" w:lineRule="auto" w:after="180"/>
+        <w:shd w:fill="F5F1FB"/>
+      </w:pPr>
+      <w:r>
+        <w:rPr>
+          <w:b w:val="0"/>
+        </w:rPr>
         <w:t>Which new measured length would reveal disagreement between the candidates?</w:t>
       </w:r>
     </w:p>
@@ -1324,13 +1997,58 @@
       </w:r>
     </w:p>
     <w:p>
-      <w:r>
-        <w:t>Support used: alone / hint / worked example. This record is practice evidence.</w:t>
-      </w:r>
-    </w:p>
-    <w:p>
-      <w:r>
-        <w:t>Project connection: Save candidate definitions, training errors and tie policy with any sorter model version.</w:t>
+      <w:pPr>
+        <w:pStyle w:val="Heading3"/>
+      </w:pPr>
+      <w:r>
+        <w:t>Record the help used</w:t>
+      </w:r>
+    </w:p>
+    <w:p>
+      <w:pPr>
+        <w:spacing w:line="336" w:lineRule="auto" w:after="180"/>
+        <w:shd w:fill="F1F6F8"/>
+      </w:pPr>
+      <w:r>
+        <w:rPr>
+          <w:b w:val="0"/>
+        </w:rPr>
+        <w:t xml:space="preserve">Support used: alone / hint / worked example. This record is practice </w:t>
+      </w:r>
+      <w:r>
+        <w:rPr>
+          <w:b/>
+        </w:rPr>
+        <w:t>evidence</w:t>
+      </w:r>
+      <w:r>
+        <w:rPr>
+          <w:b w:val="0"/>
+        </w:rPr>
+        <w:t>.</w:t>
+      </w:r>
+    </w:p>
+    <w:p>
+      <w:pPr>
+        <w:spacing w:line="336" w:lineRule="auto" w:after="180"/>
+      </w:pPr>
+      <w:r>
+        <w:rPr>
+          <w:b w:val="0"/>
+        </w:rPr>
+        <w:t xml:space="preserve">Project connection: Save candidate definitions, </w:t>
+      </w:r>
+      <w:r>
+        <w:rPr>
+          <w:b/>
+        </w:rPr>
+        <w:t>training</w:t>
+      </w:r>
+      <w:r>
+        <w:rPr>
+          <w:b w:val="0"/>
+        </w:rPr>
+        <w:t xml:space="preserve"> errors and tie policy with any sorter model version.</w:t>
       </w:r>
     </w:p>
     <w:p>
@@ -1343,17 +2061,52 @@
     </w:p>
     <w:p>
       <w:r>
+        <w:t>Keep this week’s input, deciding step, result and limit together in the Helpful Classroom Sorter record.</w:t>
+      </w:r>
+    </w:p>
+    <w:p>
+      <w:pPr>
+        <w:spacing w:line="336" w:lineRule="auto" w:after="180"/>
+      </w:pPr>
+      <w:r>
+        <w:rPr>
+          <w:b w:val="0"/>
+        </w:rPr>
         <w:t>Project: Helpful Classroom Sorter</w:t>
       </w:r>
     </w:p>
     <w:p>
-      <w:r>
+      <w:pPr>
+        <w:spacing w:line="336" w:lineRule="auto" w:after="180"/>
+      </w:pPr>
+      <w:r>
+        <w:rPr>
+          <w:b w:val="0"/>
+        </w:rPr>
         <w:t>Current milestone: Test changed cases. Keep normal, boundary and failure cases; compare expected and observed results.</w:t>
       </w:r>
     </w:p>
     <w:p>
-      <w:r>
-        <w:t>Save candidate definitions, training errors and tie policy with any sorter model version.</w:t>
+      <w:pPr>
+        <w:spacing w:line="336" w:lineRule="auto" w:after="180"/>
+      </w:pPr>
+      <w:r>
+        <w:rPr>
+          <w:b w:val="0"/>
+        </w:rPr>
+        <w:t xml:space="preserve">Save candidate definitions, </w:t>
+      </w:r>
+      <w:r>
+        <w:rPr>
+          <w:b/>
+        </w:rPr>
+        <w:t>training</w:t>
+      </w:r>
+      <w:r>
+        <w:rPr>
+          <w:b w:val="0"/>
+        </w:rPr>
+        <w:t xml:space="preserve"> errors and tie policy with any sorter model version.</w:t>
       </w:r>
     </w:p>
     <w:tbl>
@@ -1515,11 +2268,28 @@
     </w:p>
     <w:p>
       <w:r>
+        <w:t>Try the supported questions before comparing with hints and feedback. Record what you repaired and the evidence you retained.</w:t>
+      </w:r>
+    </w:p>
+    <w:p>
+      <w:pPr>
+        <w:spacing w:line="336" w:lineRule="auto" w:after="180"/>
+      </w:pPr>
+      <w:r>
+        <w:rPr>
+          <w:b w:val="0"/>
+        </w:rPr>
         <w:t>Use this supported practice once, in the browser or on paper. Keep the reserved independent assessment for a separate first attempt before teacher feedback.</w:t>
       </w:r>
     </w:p>
     <w:p>
-      <w:r>
+      <w:pPr>
+        <w:spacing w:line="336" w:lineRule="auto" w:after="180"/>
+      </w:pPr>
+      <w:r>
+        <w:rPr>
+          <w:b w:val="0"/>
+        </w:rPr>
         <w:t>A fictional classifier learns whether measured sticks are short or long.</w:t>
       </w:r>
     </w:p>
@@ -1532,27 +2302,79 @@
       </w:r>
     </w:p>
     <w:p>
-      <w:r>
+      <w:pPr>
+        <w:spacing w:line="336" w:lineRule="auto" w:after="180"/>
+      </w:pPr>
+      <w:r>
+        <w:rPr>
+          <w:b w:val="0"/>
+        </w:rPr>
         <w:t>Which labelled step matches this detail? Length 6 is predicted long by the selected rule.</w:t>
       </w:r>
     </w:p>
     <w:p>
-      <w:r>
-        <w:t>1. Training rows</w:t>
-      </w:r>
-    </w:p>
-    <w:p>
-      <w:r>
-        <w:t>2. New prediction</w:t>
-      </w:r>
-    </w:p>
-    <w:p>
-      <w:r>
+      <w:pPr>
+        <w:spacing w:line="336" w:lineRule="auto" w:after="180"/>
+        <w:shd w:fill="F4F9FC"/>
+      </w:pPr>
+      <w:r>
+        <w:rPr>
+          <w:b w:val="0"/>
+        </w:rPr>
+        <w:t xml:space="preserve">1. </w:t>
+      </w:r>
+      <w:r>
+        <w:rPr>
+          <w:b/>
+        </w:rPr>
+        <w:t>Training</w:t>
+      </w:r>
+      <w:r>
+        <w:rPr>
+          <w:b w:val="0"/>
+        </w:rPr>
+        <w:t xml:space="preserve"> rows</w:t>
+      </w:r>
+    </w:p>
+    <w:p>
+      <w:pPr>
+        <w:spacing w:line="336" w:lineRule="auto" w:after="180"/>
+        <w:shd w:fill="F4F9FC"/>
+      </w:pPr>
+      <w:r>
+        <w:rPr>
+          <w:b w:val="0"/>
+        </w:rPr>
+        <w:t xml:space="preserve">2. New </w:t>
+      </w:r>
+      <w:r>
+        <w:rPr>
+          <w:b/>
+        </w:rPr>
+        <w:t>prediction</w:t>
+      </w:r>
+    </w:p>
+    <w:p>
+      <w:pPr>
+        <w:spacing w:line="336" w:lineRule="auto" w:after="180"/>
+        <w:shd w:fill="F4F9FC"/>
+      </w:pPr>
+      <w:r>
+        <w:rPr>
+          <w:b w:val="0"/>
+        </w:rPr>
         <w:t>3. Tie policy</w:t>
       </w:r>
     </w:p>
     <w:p>
-      <w:r>
+      <w:pPr>
+        <w:spacing w:line="336" w:lineRule="auto" w:after="180"/>
+        <w:shd w:fill="F4F9FC"/>
+      </w:pPr>
+      <w:r>
+        <w:rPr>
+          <w:b w:val="0"/>
+        </w:rPr>
         <w:t>4. Candidate checks</w:t>
       </w:r>
     </w:p>
@@ -1590,40 +2412,202 @@
       </w:r>
     </w:p>
     <w:p>
-      <w:r>
+      <w:pPr>
+        <w:pStyle w:val="Heading3"/>
+      </w:pPr>
+      <w:r>
+        <w:t>Hint · try first</w:t>
+      </w:r>
+    </w:p>
+    <w:p>
+      <w:pPr>
+        <w:spacing w:line="336" w:lineRule="auto" w:after="180"/>
+        <w:shd w:fill="F1F6F8"/>
+      </w:pPr>
+      <w:r>
+        <w:rPr>
+          <w:b w:val="0"/>
+        </w:rPr>
         <w:t>Hint if needed: Read the steps in the pictorial case. Match the supplied detail to the stage that performs or records it.</w:t>
       </w:r>
     </w:p>
     <w:p>
-      <w:r>
-        <w:t>After your attempt, compare with the supported explanation: New prediction Length 6 is predicted long by the selected rule. There is no training stick between 4 and 8 to distinguish these candidates. The tie policy chooses one consistently; it is not additional evidence that its prediction at 6 is true. Label-free prediction applies the selected boundary, while evaluation would require an appropriate new reference label.</w:t>
-      </w:r>
-    </w:p>
-    <w:p>
       <w:pPr>
         <w:pStyle w:val="Heading3"/>
       </w:pPr>
       <w:r>
+        <w:t>Feedback · compare after trying</w:t>
+      </w:r>
+    </w:p>
+    <w:p>
+      <w:pPr>
+        <w:spacing w:line="336" w:lineRule="auto" w:after="180"/>
+        <w:shd w:fill="F1F6FC"/>
+      </w:pPr>
+      <w:r>
+        <w:rPr>
+          <w:b w:val="0"/>
+        </w:rPr>
+        <w:t xml:space="preserve">After your attempt, compare with the supported explanation: New </w:t>
+      </w:r>
+      <w:r>
+        <w:rPr>
+          <w:b/>
+        </w:rPr>
+        <w:t>prediction</w:t>
+      </w:r>
+      <w:r>
+        <w:rPr>
+          <w:b w:val="0"/>
+        </w:rPr>
+        <w:t xml:space="preserve"> Length 6 is predicted long by the selected rule. There is no </w:t>
+      </w:r>
+      <w:r>
+        <w:rPr>
+          <w:b/>
+        </w:rPr>
+        <w:t>training</w:t>
+      </w:r>
+      <w:r>
+        <w:rPr>
+          <w:b w:val="0"/>
+        </w:rPr>
+        <w:t xml:space="preserve"> stick between 4 and 8 to distinguish these candidates.</w:t>
+      </w:r>
+    </w:p>
+    <w:p>
+      <w:pPr>
+        <w:spacing w:line="336" w:lineRule="auto" w:after="180"/>
+        <w:shd w:fill="F1F6FC"/>
+      </w:pPr>
+      <w:r>
+        <w:rPr>
+          <w:b w:val="0"/>
+        </w:rPr>
+        <w:t xml:space="preserve">The tie policy chooses one consistently; it is not additional </w:t>
+      </w:r>
+      <w:r>
+        <w:rPr>
+          <w:b/>
+        </w:rPr>
+        <w:t>evidence</w:t>
+      </w:r>
+      <w:r>
+        <w:rPr>
+          <w:b w:val="0"/>
+        </w:rPr>
+        <w:t xml:space="preserve"> that its </w:t>
+      </w:r>
+      <w:r>
+        <w:rPr>
+          <w:b/>
+        </w:rPr>
+        <w:t>prediction</w:t>
+      </w:r>
+      <w:r>
+        <w:rPr>
+          <w:b w:val="0"/>
+        </w:rPr>
+        <w:t xml:space="preserve"> at 6 is true. Label-free </w:t>
+      </w:r>
+      <w:r>
+        <w:rPr>
+          <w:b/>
+        </w:rPr>
+        <w:t>prediction</w:t>
+      </w:r>
+      <w:r>
+        <w:rPr>
+          <w:b w:val="0"/>
+        </w:rPr>
+        <w:t xml:space="preserve"> applies the selected boundary, while evaluation would require an appropriate new reference label.</w:t>
+      </w:r>
+    </w:p>
+    <w:p>
+      <w:pPr>
+        <w:pStyle w:val="Heading3"/>
+      </w:pPr>
+      <w:r>
         <w:t>Practice 2: explain the deciding evidence</w:t>
       </w:r>
     </w:p>
     <w:p>
-      <w:r>
+      <w:pPr>
+        <w:pStyle w:val="Heading3"/>
+      </w:pPr>
+      <w:r>
+        <w:t>Changed case · predict first</w:t>
+      </w:r>
+    </w:p>
+    <w:p>
+      <w:pPr>
+        <w:spacing w:line="336" w:lineRule="auto" w:after="180"/>
+        <w:shd w:fill="F5F1FB"/>
+      </w:pPr>
+      <w:r>
+        <w:rPr>
+          <w:b w:val="0"/>
+        </w:rPr>
         <w:t>Changed-case practice: Reverse the tie policy to prefer the larger boundary. Which conclusion is supported by the supplied facts?</w:t>
       </w:r>
     </w:p>
     <w:p>
-      <w:r>
-        <w:t>1. This one example guarantees correct results for every future input.</w:t>
-      </w:r>
-    </w:p>
-    <w:p>
-      <w:r>
-        <w:t>2. We can decide the result without examining the changed input or the procedure.</w:t>
-      </w:r>
-    </w:p>
-    <w:p>
-      <w:r>
+      <w:pPr>
+        <w:spacing w:line="336" w:lineRule="auto" w:after="180"/>
+        <w:shd w:fill="F4F9FC"/>
+      </w:pPr>
+      <w:r>
+        <w:rPr>
+          <w:b w:val="0"/>
+        </w:rPr>
+        <w:t xml:space="preserve">1. This one example guarantees correct results for every future </w:t>
+      </w:r>
+      <w:r>
+        <w:rPr>
+          <w:b/>
+        </w:rPr>
+        <w:t>input</w:t>
+      </w:r>
+      <w:r>
+        <w:rPr>
+          <w:b w:val="0"/>
+        </w:rPr>
+        <w:t>.</w:t>
+      </w:r>
+    </w:p>
+    <w:p>
+      <w:pPr>
+        <w:spacing w:line="336" w:lineRule="auto" w:after="180"/>
+        <w:shd w:fill="F4F9FC"/>
+      </w:pPr>
+      <w:r>
+        <w:rPr>
+          <w:b w:val="0"/>
+        </w:rPr>
+        <w:t xml:space="preserve">2. We can decide the result without examining the changed </w:t>
+      </w:r>
+      <w:r>
+        <w:rPr>
+          <w:b/>
+        </w:rPr>
+        <w:t>input</w:t>
+      </w:r>
+      <w:r>
+        <w:rPr>
+          <w:b w:val="0"/>
+        </w:rPr>
+        <w:t xml:space="preserve"> or the procedure.</w:t>
+      </w:r>
+    </w:p>
+    <w:p>
+      <w:pPr>
+        <w:spacing w:line="336" w:lineRule="auto" w:after="180"/>
+        <w:shd w:fill="F4F9FC"/>
+      </w:pPr>
+      <w:r>
+        <w:rPr>
+          <w:b w:val="0"/>
+        </w:rPr>
         <w:t>3. Boundary 7 is selected and predicts short at 6.</w:t>
       </w:r>
     </w:p>
@@ -1661,36 +2645,177 @@
       </w:r>
     </w:p>
     <w:p>
-      <w:r>
+      <w:pPr>
+        <w:pStyle w:val="Heading3"/>
+      </w:pPr>
+      <w:r>
+        <w:t>Hint · try first</w:t>
+      </w:r>
+    </w:p>
+    <w:p>
+      <w:pPr>
+        <w:spacing w:line="336" w:lineRule="auto" w:after="180"/>
+        <w:shd w:fill="F1F6F8"/>
+      </w:pPr>
+      <w:r>
+        <w:rPr>
+          <w:b w:val="0"/>
+        </w:rPr>
         <w:t>Hint if needed: Use the changed condition and the deciding step in the pictorial trace. The answer must say what follows from those facts.</w:t>
       </w:r>
     </w:p>
     <w:p>
-      <w:r>
-        <w:t>After your attempt, compare with the supported explanation: Boundary 7 is selected and predicts short at 6. The training fit is unchanged; only the explicit choice between tied candidates changes.</w:t>
-      </w:r>
-    </w:p>
-    <w:p>
       <w:pPr>
         <w:pStyle w:val="Heading3"/>
       </w:pPr>
       <w:r>
+        <w:t>Feedback · compare after trying</w:t>
+      </w:r>
+    </w:p>
+    <w:p>
+      <w:pPr>
+        <w:spacing w:line="336" w:lineRule="auto" w:after="180"/>
+        <w:shd w:fill="F1F6FC"/>
+      </w:pPr>
+      <w:r>
+        <w:rPr>
+          <w:b w:val="0"/>
+        </w:rPr>
+        <w:t xml:space="preserve">After your attempt, compare with the supported explanation: Boundary 7 is selected and predicts short at 6. The </w:t>
+      </w:r>
+      <w:r>
+        <w:rPr>
+          <w:b/>
+        </w:rPr>
+        <w:t>training</w:t>
+      </w:r>
+      <w:r>
+        <w:rPr>
+          <w:b w:val="0"/>
+        </w:rPr>
+        <w:t xml:space="preserve"> fit is unchanged; only the explicit choice between tied candidates changes.</w:t>
+      </w:r>
+    </w:p>
+    <w:p>
+      <w:pPr>
+        <w:pStyle w:val="Heading3"/>
+      </w:pPr>
+      <w:r>
         <w:t>Repair a missing building block</w:t>
       </w:r>
     </w:p>
     <w:p>
-      <w:r>
-        <w:t>Review Debug the Cause (ai-1/12). Goal: Compare expected and observed traces to locate the first difference. Short practice: Propose input 0 and give both predicted outputs without inventing an observed result.. Return to this week and explain what you changed.</w:t>
-      </w:r>
-    </w:p>
-    <w:p>
-      <w:r>
-        <w:t>Review If/Then Decisions (ai-1/10). Goal: Evaluate a condition using the current state and trace only the selected branch. Short practice: Which input detects the difference between the two written conditions? Explain its entire run.. Return to this week and explain what you changed.</w:t>
-      </w:r>
-    </w:p>
-    <w:p>
-      <w:r>
-        <w:t>Review Categories and Labels (ai-1/7). Goal: Apply a category definition using explicit evidence and boundary rules. Short practice: Explain why B originally was revise rather than review, then label its changed version.. Return to this week and explain what you changed.</w:t>
+      <w:pPr>
+        <w:spacing w:line="336" w:lineRule="auto" w:after="180"/>
+      </w:pPr>
+      <w:r>
+        <w:rPr>
+          <w:b w:val="0"/>
+        </w:rPr>
+        <w:t xml:space="preserve">Review Debug the Cause (ai-1/12). Goal: Compare expected and observed traces to locate the first difference. Short practice: Propose </w:t>
+      </w:r>
+      <w:r>
+        <w:rPr>
+          <w:b/>
+        </w:rPr>
+        <w:t>input</w:t>
+      </w:r>
+      <w:r>
+        <w:rPr>
+          <w:b w:val="0"/>
+        </w:rPr>
+        <w:t xml:space="preserve"> 0 and give both predicted </w:t>
+      </w:r>
+      <w:r>
+        <w:rPr>
+          <w:b/>
+        </w:rPr>
+        <w:t>output</w:t>
+      </w:r>
+      <w:r>
+        <w:rPr>
+          <w:b w:val="0"/>
+        </w:rPr>
+        <w:t>s without inventing an observed result..</w:t>
+      </w:r>
+    </w:p>
+    <w:p>
+      <w:pPr>
+        <w:spacing w:line="336" w:lineRule="auto" w:after="180"/>
+      </w:pPr>
+      <w:r>
+        <w:rPr>
+          <w:b w:val="0"/>
+        </w:rPr>
+        <w:t>Return to this week and explain what you changed.</w:t>
+      </w:r>
+    </w:p>
+    <w:p>
+      <w:pPr>
+        <w:spacing w:line="336" w:lineRule="auto" w:after="180"/>
+      </w:pPr>
+      <w:r>
+        <w:rPr>
+          <w:b w:val="0"/>
+        </w:rPr>
+        <w:t xml:space="preserve">Review If/Then Decisions (ai-1/10). Goal: Evaluate a condition using the current state and trace only the selected branch. Short practice: Which </w:t>
+      </w:r>
+      <w:r>
+        <w:rPr>
+          <w:b/>
+        </w:rPr>
+        <w:t>input</w:t>
+      </w:r>
+      <w:r>
+        <w:rPr>
+          <w:b w:val="0"/>
+        </w:rPr>
+        <w:t xml:space="preserve"> detects the difference between the two written conditions?</w:t>
+      </w:r>
+    </w:p>
+    <w:p>
+      <w:pPr>
+        <w:spacing w:line="336" w:lineRule="auto" w:after="180"/>
+      </w:pPr>
+      <w:r>
+        <w:rPr>
+          <w:b w:val="0"/>
+        </w:rPr>
+        <w:t>Explain its entire run.. Return to this week and explain what you changed.</w:t>
+      </w:r>
+    </w:p>
+    <w:p>
+      <w:pPr>
+        <w:spacing w:line="336" w:lineRule="auto" w:after="180"/>
+      </w:pPr>
+      <w:r>
+        <w:rPr>
+          <w:b w:val="0"/>
+        </w:rPr>
+        <w:t xml:space="preserve">Review Categories and Labels (ai-1/7). Goal: Apply a category definition using explicit </w:t>
+      </w:r>
+      <w:r>
+        <w:rPr>
+          <w:b/>
+        </w:rPr>
+        <w:t>evidence</w:t>
+      </w:r>
+      <w:r>
+        <w:rPr>
+          <w:b w:val="0"/>
+        </w:rPr>
+        <w:t xml:space="preserve"> and boundary rules. Short practice: Explain why B originally was revise rather than review, then label its changed version..</w:t>
+      </w:r>
+    </w:p>
+    <w:p>
+      <w:pPr>
+        <w:spacing w:line="336" w:lineRule="auto" w:after="180"/>
+      </w:pPr>
+      <w:r>
+        <w:rPr>
+          <w:b w:val="0"/>
+        </w:rPr>
+        <w:t>Return to this week and explain what you changed.</w:t>
       </w:r>
     </w:p>
     <w:p>
@@ -1702,8 +2827,37 @@
       </w:r>
     </w:p>
     <w:p>
-      <w:r>
-        <w:t>Use Download completed work in the hosted lesson to export your answers, reflections, practice feedback and code-run evidence. Open the HTML copy to read or print it. Drafts stay in this browser when storage is available; clear drafts on a shared device.</w:t>
+      <w:pPr>
+        <w:spacing w:line="336" w:lineRule="auto" w:after="180"/>
+      </w:pPr>
+      <w:r>
+        <w:rPr>
+          <w:b w:val="0"/>
+        </w:rPr>
+        <w:t xml:space="preserve">Use Download completed work in the hosted lesson to export your answers, reflections, practice feedback and code-run </w:t>
+      </w:r>
+      <w:r>
+        <w:rPr>
+          <w:b/>
+        </w:rPr>
+        <w:t>evidence</w:t>
+      </w:r>
+      <w:r>
+        <w:rPr>
+          <w:b w:val="0"/>
+        </w:rPr>
+        <w:t>. Open the HTML copy to read or print it.</w:t>
+      </w:r>
+    </w:p>
+    <w:p>
+      <w:pPr>
+        <w:spacing w:line="336" w:lineRule="auto" w:after="180"/>
+      </w:pPr>
+      <w:r>
+        <w:rPr>
+          <w:b w:val="0"/>
+        </w:rPr>
+        <w:t>Drafts stay in this browser when storage is available; clear drafts on a shared device.</w:t>
       </w:r>
     </w:p>
     <w:p>
@@ -1717,6 +2871,869 @@
     <w:p>
       <w:r>
         <w:t>________________________________________________________________</w:t>
+      </w:r>
+    </w:p>
+    <w:p>
+      <w:r>
+        <w:t>________________________________________________________________</w:t>
+      </w:r>
+    </w:p>
+    <w:p>
+      <w:r>
+        <w:t>________________________________________________________________</w:t>
+      </w:r>
+    </w:p>
+    <w:p>
+      <w:r>
+        <w:t>________________________________________________________________</w:t>
+      </w:r>
+    </w:p>
+    <w:p>
+      <w:r>
+        <w:t>________________________________________________________________</w:t>
+      </w:r>
+    </w:p>
+    <w:p>
+      <w:pPr>
+        <w:pStyle w:val="Heading1"/>
+      </w:pPr>
+      <w:r>
+        <w:t>21. Visual concept journey</w:t>
+      </w:r>
+    </w:p>
+    <w:p>
+      <w:r>
+        <w:t>Explain each Learning from Examples picture from its labels, then record a relevant limit.</w:t>
+      </w:r>
+    </w:p>
+    <w:p>
+      <w:pPr>
+        <w:pStyle w:val="Heading3"/>
+      </w:pPr>
+      <w:r>
+        <w:t>01. Learning from Examples: the case</w:t>
+      </w:r>
+    </w:p>
+    <w:p>
+      <w:r>
+        <w:drawing>
+          <wp:inline xmlns:a="http://schemas.openxmlformats.org/drawingml/2006/main" xmlns:pic="http://schemas.openxmlformats.org/drawingml/2006/picture">
+            <wp:extent cx="5486400" cy="2990088"/>
+            <wp:docPr id="3" name="Picture 3" descr="A fictional classifier learns whether measured sticks are short or long. Supplied facts: Training lengths 2,4,8,10 cm have labels short,short,long,long. Candidate boundaries: long at least 5 or at least 7. Lowest errors wins; tie chooses smaller boundary."/>
+            <wp:cNvGraphicFramePr>
+              <a:graphicFrameLocks noChangeAspect="1"/>
+            </wp:cNvGraphicFramePr>
+            <a:graphic>
+              <a:graphicData uri="http://schemas.openxmlformats.org/drawingml/2006/picture">
+                <pic:pic>
+                  <pic:nvPicPr>
+                    <pic:cNvPr id="0" name="academy-story-ai-1-13-01.png"/>
+                    <pic:cNvPicPr/>
+                  </pic:nvPicPr>
+                  <pic:blipFill>
+                    <a:blip r:embed="rId11"/>
+                    <a:stretch>
+                      <a:fillRect/>
+                    </a:stretch>
+                  </pic:blipFill>
+                  <pic:spPr>
+                    <a:xfrm>
+                      <a:off x="0" y="0"/>
+                      <a:ext cx="5486400" cy="2990088"/>
+                    </a:xfrm>
+                    <a:prstGeom prst="rect"/>
+                  </pic:spPr>
+                </pic:pic>
+              </a:graphicData>
+            </a:graphic>
+          </wp:inline>
+        </w:drawing>
+      </w:r>
+    </w:p>
+    <w:p>
+      <w:pPr>
+        <w:spacing w:line="336" w:lineRule="auto" w:after="180"/>
+      </w:pPr>
+      <w:r>
+        <w:rPr>
+          <w:b w:val="0"/>
+        </w:rPr>
+        <w:t xml:space="preserve">A fictional classifier learns whether measured sticks are short or long. Supplied facts: </w:t>
+      </w:r>
+      <w:r>
+        <w:rPr>
+          <w:b/>
+        </w:rPr>
+        <w:t>Training</w:t>
+      </w:r>
+      <w:r>
+        <w:rPr>
+          <w:b w:val="0"/>
+        </w:rPr>
+        <w:t xml:space="preserve"> lengths 2,4,8,10 cm have labels short,short,long,long. Candidate boundaries: long at least 5 or at least 7.</w:t>
+      </w:r>
+    </w:p>
+    <w:p>
+      <w:pPr>
+        <w:spacing w:line="336" w:lineRule="auto" w:after="180"/>
+      </w:pPr>
+      <w:r>
+        <w:rPr>
+          <w:b w:val="0"/>
+        </w:rPr>
+        <w:t>Lowest errors wins; tie chooses smaller boundary.</w:t>
+      </w:r>
+    </w:p>
+    <w:p>
+      <w:pPr>
+        <w:spacing w:line="336" w:lineRule="auto" w:after="180"/>
+        <w:shd w:fill="F5F1FB"/>
+      </w:pPr>
+      <w:r>
+        <w:rPr>
+          <w:b w:val="0"/>
+        </w:rPr>
+        <w:t>Point to the given fact that matters most. Explain why it matters.</w:t>
+      </w:r>
+    </w:p>
+    <w:p>
+      <w:pPr>
+        <w:pStyle w:val="Heading3"/>
+      </w:pPr>
+      <w:r>
+        <w:t>My picture explanation, deciding evidence and one limit</w:t>
+      </w:r>
+    </w:p>
+    <w:p>
+      <w:r>
+        <w:t>________________________________________________________________</w:t>
+      </w:r>
+    </w:p>
+    <w:p>
+      <w:r>
+        <w:t>________________________________________________________________</w:t>
+      </w:r>
+    </w:p>
+    <w:p>
+      <w:r>
+        <w:t>________________________________________________________________</w:t>
+      </w:r>
+    </w:p>
+    <w:p>
+      <w:r>
+        <w:t>________________________________________________________________</w:t>
+      </w:r>
+    </w:p>
+    <w:p>
+      <w:pPr>
+        <w:pStyle w:val="Heading3"/>
+      </w:pPr>
+      <w:r>
+        <w:t>02. Follow the deciding steps</w:t>
+      </w:r>
+    </w:p>
+    <w:p>
+      <w:r>
+        <w:drawing>
+          <wp:inline xmlns:a="http://schemas.openxmlformats.org/drawingml/2006/main" xmlns:pic="http://schemas.openxmlformats.org/drawingml/2006/picture">
+            <wp:extent cx="5486400" cy="4005072"/>
+            <wp:docPr id="4" name="Picture 4" descr="Training rows: 2 and 4 are short; 8 and 10 are long. → Candidate checks: Boundaries 5 and 7 both predict S,S,L,L: zero errors each. → Tie policy: Choose boundary 5 because the declared tie rule prefers the smaller value. → New prediction: Length 6 is predicted long by the selected rule."/>
+            <wp:cNvGraphicFramePr>
+              <a:graphicFrameLocks noChangeAspect="1"/>
+            </wp:cNvGraphicFramePr>
+            <a:graphic>
+              <a:graphicData uri="http://schemas.openxmlformats.org/drawingml/2006/picture">
+                <pic:pic>
+                  <pic:nvPicPr>
+                    <pic:cNvPr id="0" name="academy-story-ai-1-13-02.png"/>
+                    <pic:cNvPicPr/>
+                  </pic:nvPicPr>
+                  <pic:blipFill>
+                    <a:blip r:embed="rId12"/>
+                    <a:stretch>
+                      <a:fillRect/>
+                    </a:stretch>
+                  </pic:blipFill>
+                  <pic:spPr>
+                    <a:xfrm>
+                      <a:off x="0" y="0"/>
+                      <a:ext cx="5486400" cy="4005072"/>
+                    </a:xfrm>
+                    <a:prstGeom prst="rect"/>
+                  </pic:spPr>
+                </pic:pic>
+              </a:graphicData>
+            </a:graphic>
+          </wp:inline>
+        </w:drawing>
+      </w:r>
+    </w:p>
+    <w:p>
+      <w:pPr>
+        <w:spacing w:line="336" w:lineRule="auto" w:after="180"/>
+      </w:pPr>
+      <w:r>
+        <w:rPr>
+          <w:b/>
+        </w:rPr>
+        <w:t>Training</w:t>
+      </w:r>
+      <w:r>
+        <w:rPr>
+          <w:b w:val="0"/>
+        </w:rPr>
+        <w:t xml:space="preserve"> rows: 2 and 4 are short; 8 and 10 are long. → Candidate checks: Boundaries 5 and 7 both predict S,S,L,L: zero errors each. → Tie policy: Choose boundary 5 because the declared </w:t>
+      </w:r>
+      <w:r>
+        <w:rPr>
+          <w:b/>
+        </w:rPr>
+        <w:t>tie rule</w:t>
+      </w:r>
+      <w:r>
+        <w:rPr>
+          <w:b w:val="0"/>
+        </w:rPr>
+        <w:t xml:space="preserve"> prefers the smaller value. → New </w:t>
+      </w:r>
+      <w:r>
+        <w:rPr>
+          <w:b/>
+        </w:rPr>
+        <w:t>prediction</w:t>
+      </w:r>
+      <w:r>
+        <w:rPr>
+          <w:b w:val="0"/>
+        </w:rPr>
+        <w:t>: Length 6 is predicted long by the selected rule.</w:t>
+      </w:r>
+    </w:p>
+    <w:p>
+      <w:pPr>
+        <w:spacing w:line="336" w:lineRule="auto" w:after="180"/>
+        <w:shd w:fill="F5F1FB"/>
+      </w:pPr>
+      <w:r>
+        <w:rPr>
+          <w:b w:val="0"/>
+        </w:rPr>
+        <w:t xml:space="preserve">Point to each numbered stage and explain which recorded </w:t>
+      </w:r>
+      <w:r>
+        <w:rPr>
+          <w:b/>
+        </w:rPr>
+        <w:t>input</w:t>
+      </w:r>
+      <w:r>
+        <w:rPr>
+          <w:b w:val="0"/>
+        </w:rPr>
+        <w:t xml:space="preserve"> it uses.</w:t>
+      </w:r>
+    </w:p>
+    <w:p>
+      <w:pPr>
+        <w:pStyle w:val="Heading3"/>
+      </w:pPr>
+      <w:r>
+        <w:t>My picture explanation, deciding evidence and one limit</w:t>
+      </w:r>
+    </w:p>
+    <w:p>
+      <w:r>
+        <w:t>________________________________________________________________</w:t>
+      </w:r>
+    </w:p>
+    <w:p>
+      <w:r>
+        <w:t>________________________________________________________________</w:t>
+      </w:r>
+    </w:p>
+    <w:p>
+      <w:r>
+        <w:t>________________________________________________________________</w:t>
+      </w:r>
+    </w:p>
+    <w:p>
+      <w:r>
+        <w:t>________________________________________________________________</w:t>
+      </w:r>
+    </w:p>
+    <w:p>
+      <w:pPr>
+        <w:pStyle w:val="Heading3"/>
+      </w:pPr>
+      <w:r>
+        <w:t>03. Same training errors, different new prediction</w:t>
+      </w:r>
+    </w:p>
+    <w:p>
+      <w:r>
+        <w:drawing>
+          <wp:inline xmlns:a="http://schemas.openxmlformats.org/drawingml/2006/main" xmlns:pic="http://schemas.openxmlformats.org/drawingml/2006/picture">
+            <wp:extent cx="5486400" cy="3096768"/>
+            <wp:docPr id="5" name="Picture 5" descr="Same training errors, different new prediction. Candidate 5: Boundary = 5, Training errors = 0, Prediction at 6 = long. Candidate 7: Boundary = 7, Training errors = 0, Prediction at 6 = short."/>
+            <wp:cNvGraphicFramePr>
+              <a:graphicFrameLocks noChangeAspect="1"/>
+            </wp:cNvGraphicFramePr>
+            <a:graphic>
+              <a:graphicData uri="http://schemas.openxmlformats.org/drawingml/2006/picture">
+                <pic:pic>
+                  <pic:nvPicPr>
+                    <pic:cNvPr id="0" name="academy-story-ai-1-13-03.png"/>
+                    <pic:cNvPicPr/>
+                  </pic:nvPicPr>
+                  <pic:blipFill>
+                    <a:blip r:embed="rId13"/>
+                    <a:stretch>
+                      <a:fillRect/>
+                    </a:stretch>
+                  </pic:blipFill>
+                  <pic:spPr>
+                    <a:xfrm>
+                      <a:off x="0" y="0"/>
+                      <a:ext cx="5486400" cy="3096768"/>
+                    </a:xfrm>
+                    <a:prstGeom prst="rect"/>
+                  </pic:spPr>
+                </pic:pic>
+              </a:graphicData>
+            </a:graphic>
+          </wp:inline>
+        </w:drawing>
+      </w:r>
+    </w:p>
+    <w:p>
+      <w:pPr>
+        <w:spacing w:line="336" w:lineRule="auto" w:after="180"/>
+      </w:pPr>
+      <w:r>
+        <w:rPr>
+          <w:b w:val="0"/>
+        </w:rPr>
+        <w:t xml:space="preserve">Same </w:t>
+      </w:r>
+      <w:r>
+        <w:rPr>
+          <w:b/>
+        </w:rPr>
+        <w:t>training</w:t>
+      </w:r>
+      <w:r>
+        <w:rPr>
+          <w:b w:val="0"/>
+        </w:rPr>
+        <w:t xml:space="preserve"> errors, different new </w:t>
+      </w:r>
+      <w:r>
+        <w:rPr>
+          <w:b/>
+        </w:rPr>
+        <w:t>prediction</w:t>
+      </w:r>
+      <w:r>
+        <w:rPr>
+          <w:b w:val="0"/>
+        </w:rPr>
+        <w:t xml:space="preserve">. Candidate 5: Boundary = 5, </w:t>
+      </w:r>
+      <w:r>
+        <w:rPr>
+          <w:b/>
+        </w:rPr>
+        <w:t>Training</w:t>
+      </w:r>
+      <w:r>
+        <w:rPr>
+          <w:b w:val="0"/>
+        </w:rPr>
+        <w:t xml:space="preserve"> errors = 0, </w:t>
+      </w:r>
+      <w:r>
+        <w:rPr>
+          <w:b/>
+        </w:rPr>
+        <w:t>Prediction</w:t>
+      </w:r>
+      <w:r>
+        <w:rPr>
+          <w:b w:val="0"/>
+        </w:rPr>
+        <w:t xml:space="preserve"> at 6 = long. Candidate 7: Boundary = 7, </w:t>
+      </w:r>
+      <w:r>
+        <w:rPr>
+          <w:b/>
+        </w:rPr>
+        <w:t>Training</w:t>
+      </w:r>
+      <w:r>
+        <w:rPr>
+          <w:b w:val="0"/>
+        </w:rPr>
+        <w:t xml:space="preserve"> errors = 0, </w:t>
+      </w:r>
+      <w:r>
+        <w:rPr>
+          <w:b/>
+        </w:rPr>
+        <w:t>Prediction</w:t>
+      </w:r>
+      <w:r>
+        <w:rPr>
+          <w:b w:val="0"/>
+        </w:rPr>
+        <w:t xml:space="preserve"> at 6 = short.</w:t>
+      </w:r>
+    </w:p>
+    <w:p>
+      <w:pPr>
+        <w:spacing w:line="336" w:lineRule="auto" w:after="180"/>
+        <w:shd w:fill="F5F1FB"/>
+      </w:pPr>
+      <w:r>
+        <w:rPr>
+          <w:b w:val="0"/>
+        </w:rPr>
+        <w:t>Read the labels and values. Explain the relationship the model shows.</w:t>
+      </w:r>
+    </w:p>
+    <w:p>
+      <w:pPr>
+        <w:pStyle w:val="Heading3"/>
+      </w:pPr>
+      <w:r>
+        <w:t>My picture explanation, deciding evidence and one limit</w:t>
+      </w:r>
+    </w:p>
+    <w:p>
+      <w:r>
+        <w:t>________________________________________________________________</w:t>
+      </w:r>
+    </w:p>
+    <w:p>
+      <w:r>
+        <w:t>________________________________________________________________</w:t>
+      </w:r>
+    </w:p>
+    <w:p>
+      <w:r>
+        <w:t>________________________________________________________________</w:t>
+      </w:r>
+    </w:p>
+    <w:p>
+      <w:r>
+        <w:t>________________________________________________________________</w:t>
+      </w:r>
+    </w:p>
+    <w:p>
+      <w:pPr>
+        <w:pStyle w:val="Heading3"/>
+      </w:pPr>
+      <w:r>
+        <w:t>04. Change one thing. Trace what follows.</w:t>
+      </w:r>
+    </w:p>
+    <w:p>
+      <w:r>
+        <w:drawing>
+          <wp:inline xmlns:a="http://schemas.openxmlformats.org/drawingml/2006/main" xmlns:pic="http://schemas.openxmlformats.org/drawingml/2006/picture">
+            <wp:extent cx="5486400" cy="3026664"/>
+            <wp:docPr id="6" name="Picture 6" descr="Original case: Length 6 is predicted long by the selected rule. Changed condition: Reverse the tie policy to prefer the larger boundary. Expected result: Boundary 7 is selected and predicts short at 6. Reason: The training fit is unchanged; only the explicit choice between tied candidates changes."/>
+            <wp:cNvGraphicFramePr>
+              <a:graphicFrameLocks noChangeAspect="1"/>
+            </wp:cNvGraphicFramePr>
+            <a:graphic>
+              <a:graphicData uri="http://schemas.openxmlformats.org/drawingml/2006/picture">
+                <pic:pic>
+                  <pic:nvPicPr>
+                    <pic:cNvPr id="0" name="academy-story-ai-1-13-04.png"/>
+                    <pic:cNvPicPr/>
+                  </pic:nvPicPr>
+                  <pic:blipFill>
+                    <a:blip r:embed="rId14"/>
+                    <a:stretch>
+                      <a:fillRect/>
+                    </a:stretch>
+                  </pic:blipFill>
+                  <pic:spPr>
+                    <a:xfrm>
+                      <a:off x="0" y="0"/>
+                      <a:ext cx="5486400" cy="3026664"/>
+                    </a:xfrm>
+                    <a:prstGeom prst="rect"/>
+                  </pic:spPr>
+                </pic:pic>
+              </a:graphicData>
+            </a:graphic>
+          </wp:inline>
+        </w:drawing>
+      </w:r>
+    </w:p>
+    <w:p>
+      <w:pPr>
+        <w:spacing w:line="336" w:lineRule="auto" w:after="180"/>
+      </w:pPr>
+      <w:r>
+        <w:rPr>
+          <w:b w:val="0"/>
+        </w:rPr>
+        <w:t>Original case: Length 6 is predicted long by the selected rule. Changed condition: Reverse the tie policy to prefer the larger boundary. Expected result: Boundary 7 is selected and predicts short at 6.</w:t>
+      </w:r>
+    </w:p>
+    <w:p>
+      <w:pPr>
+        <w:spacing w:line="336" w:lineRule="auto" w:after="180"/>
+      </w:pPr>
+      <w:r>
+        <w:rPr>
+          <w:b w:val="0"/>
+        </w:rPr>
+        <w:t xml:space="preserve">Reason: The </w:t>
+      </w:r>
+      <w:r>
+        <w:rPr>
+          <w:b/>
+        </w:rPr>
+        <w:t>training</w:t>
+      </w:r>
+      <w:r>
+        <w:rPr>
+          <w:b w:val="0"/>
+        </w:rPr>
+        <w:t xml:space="preserve"> fit is unchanged; only the explicit choice between tied candidates changes.</w:t>
+      </w:r>
+    </w:p>
+    <w:p>
+      <w:pPr>
+        <w:spacing w:line="336" w:lineRule="auto" w:after="180"/>
+        <w:shd w:fill="F5F1FB"/>
+      </w:pPr>
+      <w:r>
+        <w:rPr>
+          <w:b w:val="0"/>
+        </w:rPr>
+        <w:t>Predict before checking the worked changed-case result. Name what changed and what the supplied facts allow you to conclude.</w:t>
+      </w:r>
+    </w:p>
+    <w:p>
+      <w:pPr>
+        <w:pStyle w:val="Heading3"/>
+      </w:pPr>
+      <w:r>
+        <w:t>My picture explanation, deciding evidence and one limit</w:t>
+      </w:r>
+    </w:p>
+    <w:p>
+      <w:r>
+        <w:t>________________________________________________________________</w:t>
+      </w:r>
+    </w:p>
+    <w:p>
+      <w:r>
+        <w:t>________________________________________________________________</w:t>
+      </w:r>
+    </w:p>
+    <w:p>
+      <w:r>
+        <w:t>________________________________________________________________</w:t>
+      </w:r>
+    </w:p>
+    <w:p>
+      <w:r>
+        <w:t>________________________________________________________________</w:t>
+      </w:r>
+    </w:p>
+    <w:p>
+      <w:pPr>
+        <w:pStyle w:val="Heading3"/>
+      </w:pPr>
+      <w:r>
+        <w:t>05. Connect the explanation to its limit</w:t>
+      </w:r>
+    </w:p>
+    <w:p>
+      <w:r>
+        <w:drawing>
+          <wp:inline xmlns:a="http://schemas.openxmlformats.org/drawingml/2006/main" xmlns:pic="http://schemas.openxmlformats.org/drawingml/2006/picture">
+            <wp:extent cx="5486400" cy="2834640"/>
+            <wp:docPr id="7" name="Picture 7" descr="There is no training stick between 4 and 8 to distinguish these candidates. The tie policy chooses one consistently; it is not additional evidence that its prediction at 6 is true. Label-free prediction applies the selected boundary, while evaluation would require an appropriate new reference label. Limit: Zero training errors for both rules cannot determine the correct label of every unobserved stick."/>
+            <wp:cNvGraphicFramePr>
+              <a:graphicFrameLocks noChangeAspect="1"/>
+            </wp:cNvGraphicFramePr>
+            <a:graphic>
+              <a:graphicData uri="http://schemas.openxmlformats.org/drawingml/2006/picture">
+                <pic:pic>
+                  <pic:nvPicPr>
+                    <pic:cNvPr id="0" name="academy-story-ai-1-13-05.png"/>
+                    <pic:cNvPicPr/>
+                  </pic:nvPicPr>
+                  <pic:blipFill>
+                    <a:blip r:embed="rId15"/>
+                    <a:stretch>
+                      <a:fillRect/>
+                    </a:stretch>
+                  </pic:blipFill>
+                  <pic:spPr>
+                    <a:xfrm>
+                      <a:off x="0" y="0"/>
+                      <a:ext cx="5486400" cy="2834640"/>
+                    </a:xfrm>
+                    <a:prstGeom prst="rect"/>
+                  </pic:spPr>
+                </pic:pic>
+              </a:graphicData>
+            </a:graphic>
+          </wp:inline>
+        </w:drawing>
+      </w:r>
+    </w:p>
+    <w:p>
+      <w:pPr>
+        <w:spacing w:line="336" w:lineRule="auto" w:after="180"/>
+      </w:pPr>
+      <w:r>
+        <w:rPr>
+          <w:b w:val="0"/>
+        </w:rPr>
+        <w:t xml:space="preserve">There is no </w:t>
+      </w:r>
+      <w:r>
+        <w:rPr>
+          <w:b/>
+        </w:rPr>
+        <w:t>training</w:t>
+      </w:r>
+      <w:r>
+        <w:rPr>
+          <w:b w:val="0"/>
+        </w:rPr>
+        <w:t xml:space="preserve"> stick between 4 and 8 to distinguish these candidates. The tie policy chooses one consistently; it is not additional </w:t>
+      </w:r>
+      <w:r>
+        <w:rPr>
+          <w:b/>
+        </w:rPr>
+        <w:t>evidence</w:t>
+      </w:r>
+      <w:r>
+        <w:rPr>
+          <w:b w:val="0"/>
+        </w:rPr>
+        <w:t xml:space="preserve"> that its </w:t>
+      </w:r>
+      <w:r>
+        <w:rPr>
+          <w:b/>
+        </w:rPr>
+        <w:t>prediction</w:t>
+      </w:r>
+      <w:r>
+        <w:rPr>
+          <w:b w:val="0"/>
+        </w:rPr>
+        <w:t xml:space="preserve"> at 6 is true.</w:t>
+      </w:r>
+    </w:p>
+    <w:p>
+      <w:pPr>
+        <w:spacing w:line="336" w:lineRule="auto" w:after="180"/>
+      </w:pPr>
+      <w:r>
+        <w:rPr>
+          <w:b w:val="0"/>
+        </w:rPr>
+        <w:t xml:space="preserve">Label-free </w:t>
+      </w:r>
+      <w:r>
+        <w:rPr>
+          <w:b/>
+        </w:rPr>
+        <w:t>prediction</w:t>
+      </w:r>
+      <w:r>
+        <w:rPr>
+          <w:b w:val="0"/>
+        </w:rPr>
+        <w:t xml:space="preserve"> applies the selected boundary, while evaluation would require an appropriate new reference label. Limit: Zero </w:t>
+      </w:r>
+      <w:r>
+        <w:rPr>
+          <w:b/>
+        </w:rPr>
+        <w:t>training</w:t>
+      </w:r>
+      <w:r>
+        <w:rPr>
+          <w:b w:val="0"/>
+        </w:rPr>
+        <w:t xml:space="preserve"> errors for both rules cannot determine the correct label of every unobserved stick.</w:t>
+      </w:r>
+    </w:p>
+    <w:p>
+      <w:pPr>
+        <w:spacing w:line="336" w:lineRule="auto" w:after="180"/>
+        <w:shd w:fill="F5F1FB"/>
+      </w:pPr>
+      <w:r>
+        <w:rPr>
+          <w:b w:val="0"/>
+        </w:rPr>
+        <w:t>Explain the case, then point to a limit on the claim.</w:t>
+      </w:r>
+    </w:p>
+    <w:p>
+      <w:pPr>
+        <w:pStyle w:val="Heading3"/>
+      </w:pPr>
+      <w:r>
+        <w:t>My picture explanation, deciding evidence and one limit</w:t>
+      </w:r>
+    </w:p>
+    <w:p>
+      <w:r>
+        <w:t>________________________________________________________________</w:t>
+      </w:r>
+    </w:p>
+    <w:p>
+      <w:r>
+        <w:t>________________________________________________________________</w:t>
+      </w:r>
+    </w:p>
+    <w:p>
+      <w:r>
+        <w:t>________________________________________________________________</w:t>
+      </w:r>
+    </w:p>
+    <w:p>
+      <w:r>
+        <w:t>________________________________________________________________</w:t>
+      </w:r>
+    </w:p>
+    <w:p>
+      <w:pPr>
+        <w:pStyle w:val="Heading3"/>
+      </w:pPr>
+      <w:r>
+        <w:t>06. Make the idea visible in your project</w:t>
+      </w:r>
+    </w:p>
+    <w:p>
+      <w:r>
+        <w:drawing>
+          <wp:inline xmlns:a="http://schemas.openxmlformats.org/drawingml/2006/main" xmlns:pic="http://schemas.openxmlformats.org/drawingml/2006/picture">
+            <wp:extent cx="5486400" cy="3233928"/>
+            <wp:docPr id="8" name="Picture 8" descr="Save candidate definitions, training errors and tie policy with any sorter model version. Draw your input, deciding step, result and limit. Supported question: Which new measured length would reveal disagreement between the candidates?"/>
+            <wp:cNvGraphicFramePr>
+              <a:graphicFrameLocks noChangeAspect="1"/>
+            </wp:cNvGraphicFramePr>
+            <a:graphic>
+              <a:graphicData uri="http://schemas.openxmlformats.org/drawingml/2006/picture">
+                <pic:pic>
+                  <pic:nvPicPr>
+                    <pic:cNvPr id="0" name="academy-story-ai-1-13-06.png"/>
+                    <pic:cNvPicPr/>
+                  </pic:nvPicPr>
+                  <pic:blipFill>
+                    <a:blip r:embed="rId16"/>
+                    <a:stretch>
+                      <a:fillRect/>
+                    </a:stretch>
+                  </pic:blipFill>
+                  <pic:spPr>
+                    <a:xfrm>
+                      <a:off x="0" y="0"/>
+                      <a:ext cx="5486400" cy="3233928"/>
+                    </a:xfrm>
+                    <a:prstGeom prst="rect"/>
+                  </pic:spPr>
+                </pic:pic>
+              </a:graphicData>
+            </a:graphic>
+          </wp:inline>
+        </w:drawing>
+      </w:r>
+    </w:p>
+    <w:p>
+      <w:pPr>
+        <w:spacing w:line="336" w:lineRule="auto" w:after="180"/>
+        <w:shd w:fill="F5F1FB"/>
+      </w:pPr>
+      <w:r>
+        <w:rPr>
+          <w:b w:val="0"/>
+        </w:rPr>
+        <w:t xml:space="preserve">Save candidate definitions, </w:t>
+      </w:r>
+      <w:r>
+        <w:rPr>
+          <w:b/>
+        </w:rPr>
+        <w:t>training</w:t>
+      </w:r>
+      <w:r>
+        <w:rPr>
+          <w:b w:val="0"/>
+        </w:rPr>
+        <w:t xml:space="preserve"> errors and tie policy with any sorter model version. Draw your </w:t>
+      </w:r>
+      <w:r>
+        <w:rPr>
+          <w:b/>
+        </w:rPr>
+        <w:t>input</w:t>
+      </w:r>
+      <w:r>
+        <w:rPr>
+          <w:b w:val="0"/>
+        </w:rPr>
+        <w:t>, deciding step, result and limit.</w:t>
+      </w:r>
+    </w:p>
+    <w:p>
+      <w:pPr>
+        <w:spacing w:line="336" w:lineRule="auto" w:after="180"/>
+        <w:shd w:fill="F5F1FB"/>
+      </w:pPr>
+      <w:r>
+        <w:rPr>
+          <w:b w:val="0"/>
+        </w:rPr>
+        <w:t>Supported question: Which new measured length would reveal disagreement between the candidates?</w:t>
+      </w:r>
+    </w:p>
+    <w:p>
+      <w:pPr>
+        <w:spacing w:line="336" w:lineRule="auto" w:after="180"/>
+        <w:shd w:fill="F5F1FB"/>
+      </w:pPr>
+      <w:r>
+        <w:rPr>
+          <w:b w:val="0"/>
+        </w:rPr>
+        <w:t xml:space="preserve">Draw your project trace and justify the deciding step using </w:t>
+      </w:r>
+      <w:r>
+        <w:rPr>
+          <w:b/>
+        </w:rPr>
+        <w:t>evidence</w:t>
+      </w:r>
+      <w:r>
+        <w:rPr>
+          <w:b w:val="0"/>
+        </w:rPr>
+        <w:t>.</w:t>
+      </w:r>
+    </w:p>
+    <w:p>
+      <w:pPr>
+        <w:pStyle w:val="Heading3"/>
+      </w:pPr>
+      <w:r>
+        <w:t>My picture explanation, deciding evidence and one limit</w:t>
       </w:r>
     </w:p>
     <w:p>

--- a/downloads/workbook/ai-1-week-13.docx
+++ b/downloads/workbook/ai-1-week-13.docx
@@ -25,50 +25,208 @@
         <w:pStyle w:val="Heading1"/>
       </w:pPr>
       <w:r>
-        <w:t>01. Recall and choose your starting point</w:t>
-      </w:r>
-    </w:p>
-    <w:p>
-      <w:r>
-        <w:t>Record your starting explanation for Learning from Examples before opening notes. Show any later correction separately.</w:t>
-      </w:r>
-    </w:p>
-    <w:p>
-      <w:pPr>
-        <w:spacing w:line="336" w:lineRule="auto" w:after="180"/>
-      </w:pPr>
-      <w:r>
-        <w:rPr>
-          <w:b w:val="0"/>
-        </w:rPr>
+        <w:t>One connected fitting-and-version record.</w:t>
+      </w:r>
+    </w:p>
+    <w:p>
+      <w:r>
+        <w:t>Trace candidates, explain a tie, add fitting evidence and inspect contradictory labels.</w:t>
+      </w:r>
+    </w:p>
+    <w:p>
+      <w:r>
+        <w:t>Keep the fitting data, selection policy and model version together.</w:t>
+      </w:r>
+    </w:p>
+    <w:p>
+      <w:pPr>
+        <w:pStyle w:val="Heading1"/>
+      </w:pPr>
+      <w:r>
+        <w:t>01. Recall: reconnect earlier ideas</w:t>
+      </w:r>
+    </w:p>
+    <w:p>
+      <w:r>
+        <w:t>Retrieve before opening notes.</w:t>
+      </w:r>
+    </w:p>
+    <w:p>
+      <w:pPr>
+        <w:pStyle w:val="Heading2"/>
+      </w:pPr>
+      <w:r>
+        <w:t>Retrieve and explain</w:t>
+      </w:r>
+    </w:p>
+    <w:p>
+      <w:pPr>
+        <w:pStyle w:val="ListBullet"/>
+      </w:pPr>
+      <w:r>
         <w:t>Try the recall before opening notes. Then use a different colour or a labelled second line to correct your explanation.</w:t>
       </w:r>
     </w:p>
     <w:p>
       <w:pPr>
+        <w:pStyle w:val="ListBullet"/>
+      </w:pPr>
+      <w:r>
+        <w:t>Without opening the old lesson, explain one key idea from Debug the Cause. Give an example and a mistake that the idea helps you avoid.</w:t>
+      </w:r>
+    </w:p>
+    <w:p>
+      <w:pPr>
         <w:pStyle w:val="Heading3"/>
       </w:pPr>
       <w:r>
+        <w:t>My remembered idea, example and correction</w:t>
+      </w:r>
+    </w:p>
+    <w:p>
+      <w:r>
+        <w:t>________________________________________________________________</w:t>
+      </w:r>
+    </w:p>
+    <w:p>
+      <w:r>
+        <w:t>________________________________________________________________</w:t>
+      </w:r>
+    </w:p>
+    <w:p>
+      <w:r>
+        <w:t>________________________________________________________________</w:t>
+      </w:r>
+    </w:p>
+    <w:p>
+      <w:pPr>
+        <w:pStyle w:val="ListBullet"/>
+      </w:pPr>
+      <w:r>
+        <w:t>Without opening the old lesson, explain one key idea from If/Then Decisions. Give an example and a mistake that the idea helps you avoid.</w:t>
+      </w:r>
+    </w:p>
+    <w:p>
+      <w:pPr>
+        <w:pStyle w:val="Heading3"/>
+      </w:pPr>
+      <w:r>
+        <w:t>My remembered idea, example and correction</w:t>
+      </w:r>
+    </w:p>
+    <w:p>
+      <w:r>
+        <w:t>________________________________________________________________</w:t>
+      </w:r>
+    </w:p>
+    <w:p>
+      <w:r>
+        <w:t>________________________________________________________________</w:t>
+      </w:r>
+    </w:p>
+    <w:p>
+      <w:r>
+        <w:t>________________________________________________________________</w:t>
+      </w:r>
+    </w:p>
+    <w:p>
+      <w:pPr>
+        <w:pStyle w:val="ListBullet"/>
+      </w:pPr>
+      <w:r>
+        <w:t>Without opening the old lesson, explain one key idea from Categories and Labels. Give an example and a mistake that the idea helps you avoid.</w:t>
+      </w:r>
+    </w:p>
+    <w:p>
+      <w:pPr>
+        <w:pStyle w:val="Heading3"/>
+      </w:pPr>
+      <w:r>
+        <w:t>My remembered idea, example and correction</w:t>
+      </w:r>
+    </w:p>
+    <w:p>
+      <w:r>
+        <w:t>________________________________________________________________</w:t>
+      </w:r>
+    </w:p>
+    <w:p>
+      <w:r>
+        <w:t>________________________________________________________________</w:t>
+      </w:r>
+    </w:p>
+    <w:p>
+      <w:r>
+        <w:t>________________________________________________________________</w:t>
+      </w:r>
+    </w:p>
+    <w:p>
+      <w:pPr>
+        <w:pStyle w:val="Heading2"/>
+      </w:pPr>
+      <w:r>
+        <w:t>Earlier wording, alternatives and picture transcripts · reference / check after trying</w:t>
+      </w:r>
+    </w:p>
+    <w:p>
+      <w:pPr>
+        <w:pStyle w:val="Heading3"/>
+      </w:pPr>
+      <w:r>
         <w:t>Debug the Cause</w:t>
       </w:r>
     </w:p>
     <w:p>
       <w:pPr>
-        <w:spacing w:line="336" w:lineRule="auto" w:after="180"/>
-      </w:pPr>
-      <w:r>
-        <w:rPr>
-          <w:b w:val="0"/>
-        </w:rPr>
-        <w:t>Without opening the old lesson, explain one key idea from Debug the Cause. Give an example and a mistake that the idea helps you avoid.</w:t>
-      </w:r>
-    </w:p>
-    <w:p>
-      <w:pPr>
         <w:pStyle w:val="Heading3"/>
       </w:pPr>
       <w:r>
-        <w:t>My remembered idea, example and correction</w:t>
+        <w:t>If/Then Decisions</w:t>
+      </w:r>
+    </w:p>
+    <w:p>
+      <w:pPr>
+        <w:pStyle w:val="Heading3"/>
+      </w:pPr>
+      <w:r>
+        <w:t>Categories and Labels</w:t>
+      </w:r>
+    </w:p>
+    <w:p>
+      <w:pPr>
+        <w:pStyle w:val="Heading1"/>
+      </w:pPr>
+      <w:r>
+        <w:t>12. W1 · Trace each candidate separately</w:t>
+      </w:r>
+    </w:p>
+    <w:p>
+      <w:r>
+        <w:t>List the mismatches before trusting each error total.</w:t>
+      </w:r>
+    </w:p>
+    <w:p>
+      <w:pPr>
+        <w:pStyle w:val="Heading2"/>
+      </w:pPr>
+      <w:r>
+        <w:t>Your evidence record</w:t>
+      </w:r>
+    </w:p>
+    <w:p>
+      <w:pPr>
+        <w:pStyle w:val="ListBullet"/>
+      </w:pPr>
+      <w:r>
+        <w:t>Heights 2, 4, 6 and 8 cm have labels short, short, tall and tall. Predict all four labels under threshold 3, then under threshold 7, using tall when height is at least the threshold. List the disagreeing examples and separate totals.</w:t>
+      </w:r>
+    </w:p>
+    <w:p>
+      <w:pPr>
+        <w:pStyle w:val="Heading3"/>
+      </w:pPr>
+      <w:r>
+        <w:t>My reasoning and evidence</w:t>
       </w:r>
     </w:p>
     <w:p>
@@ -87,22 +245,119 @@
       </w:r>
     </w:p>
     <w:p>
+      <w:r>
+        <w:t>________________________________________________________________</w:t>
+      </w:r>
+    </w:p>
+    <w:p>
+      <w:r>
+        <w:t>________________________________________________________________</w:t>
+      </w:r>
+    </w:p>
+    <w:p>
+      <w:r>
+        <w:t>________________________________________________________________</w:t>
+      </w:r>
+    </w:p>
+    <w:p>
+      <w:r>
+        <w:t>________________________________________________________________</w:t>
+      </w:r>
+    </w:p>
+    <w:p>
+      <w:pPr>
+        <w:pStyle w:val="Heading1"/>
+      </w:pPr>
+      <w:r>
+        <w:t>13. W2 · Explain a tied fit</w:t>
+      </w:r>
+    </w:p>
+    <w:p>
+      <w:r>
+        <w:t>Give a missing input where the tied candidates disagree.</w:t>
+      </w:r>
+    </w:p>
+    <w:p>
+      <w:pPr>
+        <w:pStyle w:val="Heading2"/>
+      </w:pPr>
+      <w:r>
+        <w:t>Your evidence record</w:t>
+      </w:r>
+    </w:p>
+    <w:p>
+      <w:pPr>
+        <w:pStyle w:val="ListBullet"/>
+      </w:pPr>
+      <w:r>
+        <w:t>Thresholds 5 and 6 both have zero disagreements on the W1 fitting set. The tie rule chooses the smaller threshold. Which is selected? Give a whole-number height where the two candidates disagree and both predictions. Explain what the tie rule does not prove.</w:t>
+      </w:r>
+    </w:p>
+    <w:p>
       <w:pPr>
         <w:pStyle w:val="Heading3"/>
       </w:pPr>
       <w:r>
-        <w:t>If/Then Decisions</w:t>
-      </w:r>
-    </w:p>
-    <w:p>
-      <w:pPr>
-        <w:spacing w:line="336" w:lineRule="auto" w:after="180"/>
-      </w:pPr>
-      <w:r>
-        <w:rPr>
-          <w:b w:val="0"/>
-        </w:rPr>
-        <w:t>Without opening the old lesson, explain one key idea from If/Then Decisions. Give an example and a mistake that the idea helps you avoid.</w:t>
+        <w:t>My reasoning and evidence</w:t>
+      </w:r>
+    </w:p>
+    <w:p>
+      <w:r>
+        <w:t>________________________________________________________________</w:t>
+      </w:r>
+    </w:p>
+    <w:p>
+      <w:r>
+        <w:t>________________________________________________________________</w:t>
+      </w:r>
+    </w:p>
+    <w:p>
+      <w:r>
+        <w:t>________________________________________________________________</w:t>
+      </w:r>
+    </w:p>
+    <w:p>
+      <w:r>
+        <w:t>________________________________________________________________</w:t>
+      </w:r>
+    </w:p>
+    <w:p>
+      <w:r>
+        <w:t>________________________________________________________________</w:t>
+      </w:r>
+    </w:p>
+    <w:p>
+      <w:r>
+        <w:t>________________________________________________________________</w:t>
+      </w:r>
+    </w:p>
+    <w:p>
+      <w:pPr>
+        <w:pStyle w:val="Heading1"/>
+      </w:pPr>
+      <w:r>
+        <w:t>14. W3 · Refit after adding a labelled example</w:t>
+      </w:r>
+    </w:p>
+    <w:p>
+      <w:r>
+        <w:t>Keep all earlier records and update every candidate count.</w:t>
+      </w:r>
+    </w:p>
+    <w:p>
+      <w:pPr>
+        <w:pStyle w:val="Heading2"/>
+      </w:pPr>
+      <w:r>
+        <w:t>Your evidence record</w:t>
+      </w:r>
+    </w:p>
+    <w:p>
+      <w:pPr>
+        <w:pStyle w:val="ListBullet"/>
+      </w:pPr>
+      <w:r>
+        <w:t>Add height 5 cm labelled short to the four fitting examples. Recompute the disagreement totals for thresholds 3, 5, 6 and 7. Select the candidate with the fewest disagreements, keeping the smaller-threshold tie rule. Explain why the new label is part of fitting.</w:t>
       </w:r>
     </w:p>
     <w:p>
@@ -110,7 +365,7 @@
         <w:pStyle w:val="Heading3"/>
       </w:pPr>
       <w:r>
-        <w:t>My remembered idea, example and correction</w:t>
+        <w:t>My reasoning and evidence</w:t>
       </w:r>
     </w:p>
     <w:p>
@@ -129,30 +384,55 @@
       </w:r>
     </w:p>
     <w:p>
+      <w:r>
+        <w:t>________________________________________________________________</w:t>
+      </w:r>
+    </w:p>
+    <w:p>
+      <w:r>
+        <w:t>________________________________________________________________</w:t>
+      </w:r>
+    </w:p>
+    <w:p>
+      <w:r>
+        <w:t>________________________________________________________________</w:t>
+      </w:r>
+    </w:p>
+    <w:p>
+      <w:pPr>
+        <w:pStyle w:val="Heading1"/>
+      </w:pPr>
+      <w:r>
+        <w:t>16. W5 · Inspect identical inputs with conflicting labels</w:t>
+      </w:r>
+    </w:p>
+    <w:p>
+      <w:r>
+        <w:t>Explain the limitation of a deterministic feature-only rule.</w:t>
+      </w:r>
+    </w:p>
+    <w:p>
+      <w:pPr>
+        <w:pStyle w:val="Heading2"/>
+      </w:pPr>
+      <w:r>
+        <w:t>Your evidence record</w:t>
+      </w:r>
+    </w:p>
+    <w:p>
+      <w:pPr>
+        <w:pStyle w:val="ListBullet"/>
+      </w:pPr>
+      <w:r>
+        <w:t>Two fitting records both have height 6 cm. One is labelled short and the other tall. A learner says a clever height-only rule can agree with both on every run. Explain the problem for a deterministic rule and name two checks to make before changing either record.</w:t>
+      </w:r>
+    </w:p>
+    <w:p>
       <w:pPr>
         <w:pStyle w:val="Heading3"/>
       </w:pPr>
       <w:r>
-        <w:t>Categories and Labels</w:t>
-      </w:r>
-    </w:p>
-    <w:p>
-      <w:pPr>
-        <w:spacing w:line="336" w:lineRule="auto" w:after="180"/>
-      </w:pPr>
-      <w:r>
-        <w:rPr>
-          <w:b w:val="0"/>
-        </w:rPr>
-        <w:t>Without opening the old lesson, explain one key idea from Categories and Labels. Give an example and a mistake that the idea helps you avoid.</w:t>
-      </w:r>
-    </w:p>
-    <w:p>
-      <w:pPr>
-        <w:pStyle w:val="Heading3"/>
-      </w:pPr>
-      <w:r>
-        <w:t>My remembered idea, example and correction</w:t>
+        <w:t>My reasoning and evidence</w:t>
       </w:r>
     </w:p>
     <w:p>
@@ -171,274 +451,39 @@
       </w:r>
     </w:p>
     <w:p>
+      <w:r>
+        <w:t>________________________________________________________________</w:t>
+      </w:r>
+    </w:p>
+    <w:p>
+      <w:r>
+        <w:t>________________________________________________________________</w:t>
+      </w:r>
+    </w:p>
+    <w:p>
+      <w:r>
+        <w:t>________________________________________________________________</w:t>
+      </w:r>
+    </w:p>
+    <w:p>
       <w:pPr>
         <w:pStyle w:val="Heading1"/>
       </w:pPr>
       <w:r>
-        <w:t>02. Practise with fading help</w:t>
-      </w:r>
-    </w:p>
-    <w:p>
-      <w:r>
-        <w:t>Complete the supported Learning from Examples trace and record the first step you can explain without help.</w:t>
-      </w:r>
-    </w:p>
-    <w:p>
-      <w:pPr>
-        <w:spacing w:line="336" w:lineRule="auto" w:after="180"/>
-      </w:pPr>
-      <w:r>
-        <w:rPr>
-          <w:b w:val="0"/>
-        </w:rPr>
-        <w:t xml:space="preserve">Use W2: Explain a tied fit for </w:t>
-      </w:r>
-      <w:r>
-        <w:rPr>
-          <w:b/>
-        </w:rPr>
-        <w:t>Fitting</w:t>
-      </w:r>
-      <w:r>
-        <w:rPr>
-          <w:b w:val="0"/>
-        </w:rPr>
-        <w:t xml:space="preserve"> a </w:t>
-      </w:r>
-      <w:r>
-        <w:rPr>
-          <w:b/>
-        </w:rPr>
-        <w:t>pattern</w:t>
-      </w:r>
-      <w:r>
-        <w:rPr>
-          <w:b w:val="0"/>
-        </w:rPr>
-        <w:t xml:space="preserve"> from examples. Record the answer once; the lesson and workbook refer to the same attempt.</w:t>
-      </w:r>
-    </w:p>
-    <w:tbl>
-      <w:tblPr>
-        <w:tblStyle w:val="LightShading-Accent1"/>
-        <w:tblW w:type="auto" w:w="0"/>
-        <w:tblLook w:firstColumn="1" w:firstRow="1" w:lastColumn="0" w:lastRow="0" w:noHBand="0" w:noVBand="1" w:val="04A0"/>
-      </w:tblPr>
-      <w:tblGrid>
-        <w:gridCol w:w="2556"/>
-        <w:gridCol w:w="2556"/>
-        <w:gridCol w:w="2556"/>
-        <w:gridCol w:w="2556"/>
-      </w:tblGrid>
-      <w:tr>
-        <w:trPr>
-          <w:tblHeader/>
-        </w:trPr>
-        <w:tc>
-          <w:tcPr>
-            <w:tcW w:type="dxa" w:w="2556"/>
-          </w:tcPr>
-          <w:p>
-            <w:r>
-              <w:t>Given inputs</w:t>
-            </w:r>
-          </w:p>
-        </w:tc>
-        <w:tc>
-          <w:tcPr>
-            <w:tcW w:type="dxa" w:w="2556"/>
-          </w:tcPr>
-          <w:p>
-            <w:r>
-              <w:t>Procedure I chose</w:t>
-            </w:r>
-          </w:p>
-        </w:tc>
-        <w:tc>
-          <w:tcPr>
-            <w:tcW w:type="dxa" w:w="2556"/>
-          </w:tcPr>
-          <w:p>
-            <w:r>
-              <w:t>Middle steps</w:t>
-            </w:r>
-          </w:p>
-        </w:tc>
-        <w:tc>
-          <w:tcPr>
-            <w:tcW w:type="dxa" w:w="2556"/>
-          </w:tcPr>
-          <w:p>
-            <w:r>
-              <w:t>Result and check</w:t>
-            </w:r>
-          </w:p>
-        </w:tc>
-      </w:tr>
-      <w:tr>
-        <w:tc>
-          <w:tcPr>
-            <w:tcW w:type="dxa" w:w="2556"/>
-          </w:tcPr>
-          <w:p>
-            <w:r/>
-          </w:p>
-        </w:tc>
-        <w:tc>
-          <w:tcPr>
-            <w:tcW w:type="dxa" w:w="2556"/>
-          </w:tcPr>
-          <w:p>
-            <w:r/>
-          </w:p>
-        </w:tc>
-        <w:tc>
-          <w:tcPr>
-            <w:tcW w:type="dxa" w:w="2556"/>
-          </w:tcPr>
-          <w:p>
-            <w:r/>
-          </w:p>
-        </w:tc>
-        <w:tc>
-          <w:tcPr>
-            <w:tcW w:type="dxa" w:w="2556"/>
-          </w:tcPr>
-          <w:p>
-            <w:r/>
-          </w:p>
-        </w:tc>
-      </w:tr>
-    </w:tbl>
-    <w:p>
-      <w:pPr>
-        <w:pStyle w:val="Heading3"/>
-      </w:pPr>
-      <w:r>
-        <w:t>The step I completed without help, and the hint I needed</w:t>
-      </w:r>
-    </w:p>
-    <w:p>
-      <w:r>
-        <w:t>________________________________________________________________</w:t>
-      </w:r>
-    </w:p>
-    <w:p>
-      <w:r>
-        <w:t>________________________________________________________________</w:t>
-      </w:r>
-    </w:p>
-    <w:p>
-      <w:r>
-        <w:t>________________________________________________________________</w:t>
-      </w:r>
-    </w:p>
-    <w:p>
-      <w:pPr>
-        <w:pStyle w:val="Heading1"/>
-      </w:pPr>
-      <w:r>
-        <w:t>03. Individual reasoning check</w:t>
-      </w:r>
-    </w:p>
-    <w:p>
-      <w:r>
-        <w:t>Check the proposed Learning from Examples explanation against the supplied facts before discussing it.</w:t>
-      </w:r>
-    </w:p>
-    <w:p>
-      <w:pPr>
-        <w:spacing w:line="336" w:lineRule="auto" w:after="180"/>
-      </w:pPr>
-      <w:r>
-        <w:rPr>
-          <w:b w:val="0"/>
-        </w:rPr>
-        <w:t xml:space="preserve">Use the worked case for </w:t>
-      </w:r>
-      <w:r>
-        <w:rPr>
-          <w:b/>
-        </w:rPr>
-        <w:t>Fitting</w:t>
-      </w:r>
-      <w:r>
-        <w:rPr>
-          <w:b w:val="0"/>
-        </w:rPr>
-        <w:t xml:space="preserve"> a </w:t>
-      </w:r>
-      <w:r>
-        <w:rPr>
-          <w:b/>
-        </w:rPr>
-        <w:t>pattern</w:t>
-      </w:r>
-      <w:r>
-        <w:rPr>
-          <w:b w:val="0"/>
-        </w:rPr>
-        <w:t xml:space="preserve"> from examples. Proposed explanation: “The lowest error count is added across candidates”. Decide whether this explanation is supported.</w:t>
-      </w:r>
-    </w:p>
-    <w:p>
-      <w:pPr>
-        <w:spacing w:line="336" w:lineRule="auto" w:after="180"/>
-      </w:pPr>
-      <w:r>
-        <w:rPr>
-          <w:b w:val="0"/>
-        </w:rPr>
-        <w:t>Point to the step or supplied fact that decides; explain your repair if needed.</w:t>
-      </w:r>
-    </w:p>
-    <w:p>
-      <w:pPr>
-        <w:pStyle w:val="Heading3"/>
-      </w:pPr>
-      <w:r>
-        <w:t>My explanation before partner discussion</w:t>
-      </w:r>
-    </w:p>
-    <w:p>
-      <w:r>
-        <w:t>________________________________________________________________</w:t>
-      </w:r>
-    </w:p>
-    <w:p>
-      <w:r>
-        <w:t>________________________________________________________________</w:t>
-      </w:r>
-    </w:p>
-    <w:p>
-      <w:r>
-        <w:t>________________________________________________________________</w:t>
-      </w:r>
-    </w:p>
-    <w:p>
-      <w:r>
-        <w:t>________________________________________________________________</w:t>
-      </w:r>
-    </w:p>
-    <w:p>
-      <w:pPr>
-        <w:pStyle w:val="Heading1"/>
-      </w:pPr>
-      <w:r>
-        <w:t>04. Independent transfer case</w:t>
-      </w:r>
-    </w:p>
-    <w:p>
-      <w:r>
-        <w:t>Write one first attempt at the reserved independent case before feedback. Repeated copies of that case refer to the same recorded attempt.</w:t>
-      </w:r>
-    </w:p>
-    <w:p>
-      <w:pPr>
-        <w:pStyle w:val="Heading3"/>
-      </w:pPr>
-      <w:r>
-        <w:t>Independent case: Fit a new distance task</w:t>
+        <w:t>04. W4 · Fit a new distance task</w:t>
+      </w:r>
+    </w:p>
+    <w:p>
+      <w:r>
+        <w:t>Keep one first attempt before hints or feedback.</w:t>
+      </w:r>
+    </w:p>
+    <w:p>
+      <w:pPr>
+        <w:pStyle w:val="Heading2"/>
+      </w:pPr>
+      <w:r>
+        <w:t>Read and explain independently</w:t>
       </w:r>
     </w:p>
     <w:p>
@@ -520,6 +565,14 @@
     </w:p>
     <w:p>
       <w:pPr>
+        <w:pStyle w:val="Heading2"/>
+      </w:pPr>
+      <w:r>
+        <w:t>Keep a fair record</w:t>
+      </w:r>
+    </w:p>
+    <w:p>
+      <w:pPr>
         <w:spacing w:line="336" w:lineRule="auto" w:after="180"/>
       </w:pPr>
       <w:r>
@@ -531,96 +584,61 @@
     </w:p>
     <w:p>
       <w:pPr>
+        <w:pStyle w:val="Heading2"/>
+      </w:pPr>
+      <w:r>
+        <w:t>Earlier wording, alternatives and picture transcripts · reference / check after trying</w:t>
+      </w:r>
+    </w:p>
+    <w:p>
+      <w:pPr>
+        <w:pStyle w:val="Heading3"/>
+      </w:pPr>
+      <w:r>
+        <w:t>Independent case: Fit a new distance task</w:t>
+      </w:r>
+    </w:p>
+    <w:p>
+      <w:pPr>
         <w:pStyle w:val="Heading1"/>
       </w:pPr>
       <w:r>
-        <w:t>05. Your learning target</w:t>
-      </w:r>
-    </w:p>
-    <w:p>
-      <w:r>
-        <w:t>Connect the Learning from Examples target to a trace and a justified conclusion.</w:t>
+        <w:t>09. Project · Keep the decision and its evidence</w:t>
+      </w:r>
+    </w:p>
+    <w:p>
+      <w:r>
+        <w:t>Add this week’s change to your existing project record.</w:t>
+      </w:r>
+    </w:p>
+    <w:p>
+      <w:pPr>
+        <w:pStyle w:val="Heading2"/>
+      </w:pPr>
+      <w:r>
+        <w:t>Your evidence record</w:t>
       </w:r>
     </w:p>
     <w:p>
       <w:pPr>
         <w:spacing w:line="336" w:lineRule="auto" w:after="180"/>
       </w:pPr>
-      <w:r>
-        <w:rPr>
-          <w:b/>
-        </w:rPr>
-        <w:t>Training</w:t>
-      </w:r>
       <w:r>
         <w:rPr>
           <w:b w:val="0"/>
         </w:rPr>
-        <w:t xml:space="preserve"> cards show lengths 2,3 labelled S and 7,8 labelled L. Two proposed rules are 'L at 5 or above' and 'L at 7 or above'. Both fit </w:t>
-      </w:r>
-      <w:r>
-        <w:rPr>
-          <w:b/>
-        </w:rPr>
-        <w:t>training</w:t>
-      </w:r>
+        <w:t>Create the first small labeled example set for the sorter and explain which visual differences it covers.</w:t>
+      </w:r>
+    </w:p>
+    <w:p>
+      <w:pPr>
+        <w:spacing w:line="336" w:lineRule="auto" w:after="180"/>
+      </w:pPr>
       <w:r>
         <w:rPr>
           <w:b w:val="0"/>
         </w:rPr>
-        <w:t>.</w:t>
-      </w:r>
-    </w:p>
-    <w:p>
-      <w:pPr>
-        <w:spacing w:line="336" w:lineRule="auto" w:after="180"/>
-      </w:pPr>
-      <w:r>
-        <w:rPr>
-          <w:b w:val="0"/>
-        </w:rPr>
-        <w:t>Choose one new labelled card length that would distinguish them and explain what remains unknown.</w:t>
-      </w:r>
-    </w:p>
-    <w:p>
-      <w:pPr>
-        <w:pStyle w:val="Heading1"/>
-      </w:pPr>
-      <w:r>
-        <w:t>06. Solve the given case</w:t>
-      </w:r>
-    </w:p>
-    <w:p>
-      <w:r>
-        <w:t>Solve the supplied Learning from Examples case and show the deciding evidence.</w:t>
-      </w:r>
-    </w:p>
-    <w:p>
-      <w:pPr>
-        <w:spacing w:line="336" w:lineRule="auto" w:after="180"/>
-      </w:pPr>
-      <w:r>
-        <w:rPr>
-          <w:b/>
-        </w:rPr>
-        <w:t>Training example</w:t>
-      </w:r>
-      <w:r>
-        <w:rPr>
-          <w:b w:val="0"/>
-        </w:rPr>
-        <w:t>s label smooth leaves S and toothed leaves T. A new leaf is toothed.</w:t>
-      </w:r>
-    </w:p>
-    <w:p>
-      <w:pPr>
-        <w:spacing w:line="336" w:lineRule="auto" w:after="180"/>
-      </w:pPr>
-      <w:r>
-        <w:rPr>
-          <w:b w:val="0"/>
-        </w:rPr>
-        <w:t xml:space="preserve">Predict and state the </w:t>
+        <w:t xml:space="preserve">The project change and </w:t>
       </w:r>
       <w:r>
         <w:rPr>
@@ -632,24 +650,7 @@
         <w:rPr>
           <w:b w:val="0"/>
         </w:rPr>
-        <w:t xml:space="preserve"> limit.</w:t>
-      </w:r>
-    </w:p>
-    <w:p>
-      <w:pPr>
-        <w:spacing w:line="336" w:lineRule="auto" w:after="180"/>
-      </w:pPr>
-      <w:r>
-        <w:rPr>
-          <w:b w:val="0"/>
-        </w:rPr>
-        <w:t xml:space="preserve">Show your trace, calculation or </w:t>
-      </w:r>
-      <w:r>
-        <w:rPr>
-          <w:b/>
-        </w:rPr>
-        <w:t>evidence</w:t>
+        <w:t xml:space="preserve"> I will keep</w:t>
       </w:r>
     </w:p>
     <w:p>
@@ -690,989 +691,20 @@
         <w:pStyle w:val="Heading1"/>
       </w:pPr>
       <w:r>
-        <w:t>07. Check a changed case</w:t>
-      </w:r>
-    </w:p>
-    <w:p>
-      <w:r>
-        <w:t>Apply the procedure to the changed case and record why the conclusion follows.</w:t>
-      </w:r>
-    </w:p>
-    <w:p>
-      <w:pPr>
-        <w:spacing w:line="336" w:lineRule="auto" w:after="180"/>
-        <w:shd w:fill="F5F1FB"/>
-      </w:pPr>
-      <w:r>
-        <w:rPr>
-          <w:b w:val="0"/>
-        </w:rPr>
-        <w:t xml:space="preserve">A learner sees three red apples and no green apples, then calls a green apple not an apple. What missing </w:t>
-      </w:r>
-      <w:r>
-        <w:rPr>
-          <w:b/>
-        </w:rPr>
-        <w:t>evidence</w:t>
-      </w:r>
-      <w:r>
-        <w:rPr>
-          <w:b w:val="0"/>
-        </w:rPr>
-        <w:t xml:space="preserve"> could help? How would you check improvement?</w:t>
-      </w:r>
-    </w:p>
-    <w:p>
-      <w:pPr>
-        <w:spacing w:line="336" w:lineRule="auto" w:after="180"/>
-      </w:pPr>
-      <w:r>
-        <w:rPr>
-          <w:b w:val="0"/>
-        </w:rPr>
-        <w:t>My independent answer and reason</w:t>
-      </w:r>
-    </w:p>
-    <w:p>
-      <w:pPr>
-        <w:pStyle w:val="Heading3"/>
-      </w:pPr>
-      <w:r>
-        <w:t>Write or draw your reasoning and evidence.</w:t>
-      </w:r>
-    </w:p>
-    <w:p>
-      <w:r>
-        <w:t>________________________________________________________________</w:t>
-      </w:r>
-    </w:p>
-    <w:p>
-      <w:r>
-        <w:t>________________________________________________________________</w:t>
-      </w:r>
-    </w:p>
-    <w:p>
-      <w:r>
-        <w:t>________________________________________________________________</w:t>
-      </w:r>
-    </w:p>
-    <w:p>
-      <w:r>
-        <w:t>________________________________________________________________</w:t>
-      </w:r>
-    </w:p>
-    <w:p>
-      <w:r>
-        <w:t>________________________________________________________________</w:t>
-      </w:r>
-    </w:p>
-    <w:p>
-      <w:pPr>
-        <w:pStyle w:val="Heading3"/>
-      </w:pPr>
-      <w:r>
-        <w:t>Week 13 Test and reflect</w:t>
-      </w:r>
-    </w:p>
-    <w:p>
-      <w:pPr>
-        <w:pStyle w:val="Heading1"/>
-      </w:pPr>
-      <w:r>
-        <w:t>08. Design a revealing test</w:t>
-      </w:r>
-    </w:p>
-    <w:p>
-      <w:r>
-        <w:t>Specify a changed input, expected result and observation separately.</w:t>
-      </w:r>
-    </w:p>
-    <w:p>
-      <w:pPr>
-        <w:spacing w:line="336" w:lineRule="auto" w:after="180"/>
-      </w:pPr>
-      <w:r>
-        <w:rPr>
-          <w:b w:val="0"/>
-        </w:rPr>
-        <w:t xml:space="preserve">Create a changed </w:t>
-      </w:r>
-      <w:r>
-        <w:rPr>
-          <w:b/>
-        </w:rPr>
-        <w:t>input</w:t>
-      </w:r>
-      <w:r>
-        <w:rPr>
-          <w:b w:val="0"/>
-        </w:rPr>
-        <w:t>, boundary case or missing-information case. Write the expected answer or safe response before testing.</w:t>
-      </w:r>
-    </w:p>
-    <w:tbl>
-      <w:tblPr>
-        <w:tblStyle w:val="LightShading-Accent1"/>
-        <w:tblW w:type="auto" w:w="0"/>
-        <w:tblLook w:firstColumn="1" w:firstRow="1" w:lastColumn="0" w:lastRow="0" w:noHBand="0" w:noVBand="1" w:val="04A0"/>
-      </w:tblPr>
-      <w:tblGrid>
-        <w:gridCol w:w="5112"/>
-        <w:gridCol w:w="5112"/>
-      </w:tblGrid>
-      <w:tr>
-        <w:trPr>
-          <w:tblHeader/>
-        </w:trPr>
-        <w:tc>
-          <w:tcPr>
-            <w:tcW w:type="dxa" w:w="5112"/>
-          </w:tcPr>
-          <w:p>
-            <w:r>
-              <w:t>Test record</w:t>
-            </w:r>
-          </w:p>
-        </w:tc>
-        <w:tc>
-          <w:tcPr>
-            <w:tcW w:type="dxa" w:w="5112"/>
-          </w:tcPr>
-          <w:p>
-            <w:r>
-              <w:t>My evidence</w:t>
-            </w:r>
-          </w:p>
-        </w:tc>
-      </w:tr>
-      <w:tr>
-        <w:tc>
-          <w:tcPr>
-            <w:tcW w:type="dxa" w:w="5112"/>
-          </w:tcPr>
-          <w:p>
-            <w:r>
-              <w:t>Changed input or condition</w:t>
-            </w:r>
-          </w:p>
-        </w:tc>
-        <w:tc>
-          <w:tcPr>
-            <w:tcW w:type="dxa" w:w="5112"/>
-          </w:tcPr>
-          <w:p>
-            <w:r/>
-          </w:p>
-        </w:tc>
-      </w:tr>
-      <w:tr>
-        <w:tc>
-          <w:tcPr>
-            <w:tcW w:type="dxa" w:w="5112"/>
-          </w:tcPr>
-          <w:p>
-            <w:r>
-              <w:t>Expected answer or fallback</w:t>
-            </w:r>
-          </w:p>
-        </w:tc>
-        <w:tc>
-          <w:tcPr>
-            <w:tcW w:type="dxa" w:w="5112"/>
-          </w:tcPr>
-          <w:p>
-            <w:r/>
-          </w:p>
-        </w:tc>
-      </w:tr>
-      <w:tr>
-        <w:tc>
-          <w:tcPr>
-            <w:tcW w:type="dxa" w:w="5112"/>
-          </w:tcPr>
-          <w:p>
-            <w:r>
-              <w:t>Observed result</w:t>
-            </w:r>
-          </w:p>
-        </w:tc>
-        <w:tc>
-          <w:tcPr>
-            <w:tcW w:type="dxa" w:w="5112"/>
-          </w:tcPr>
-          <w:p>
-            <w:r/>
-          </w:p>
-        </w:tc>
-      </w:tr>
-      <w:tr>
-        <w:tc>
-          <w:tcPr>
-            <w:tcW w:type="dxa" w:w="5112"/>
-          </w:tcPr>
-          <w:p>
-            <w:r>
-              <w:t>Why the result occurred</w:t>
-            </w:r>
-          </w:p>
-        </w:tc>
-        <w:tc>
-          <w:tcPr>
-            <w:tcW w:type="dxa" w:w="5112"/>
-          </w:tcPr>
-          <w:p>
-            <w:r/>
-          </w:p>
-        </w:tc>
-      </w:tr>
-    </w:tbl>
-    <w:p>
-      <w:pPr>
-        <w:pStyle w:val="Heading1"/>
-      </w:pPr>
-      <w:r>
-        <w:t>09. Project checkpoint</w:t>
-      </w:r>
-    </w:p>
-    <w:p>
-      <w:r>
-        <w:t>Justify what Learning from Examples adds to Helpful Classroom Sorter and keep the evidence.</w:t>
-      </w:r>
-    </w:p>
-    <w:p>
-      <w:pPr>
-        <w:spacing w:line="336" w:lineRule="auto" w:after="180"/>
-      </w:pPr>
-      <w:r>
-        <w:rPr>
-          <w:b w:val="0"/>
-        </w:rPr>
-        <w:t>Create the first small labeled example set for the sorter and explain which visual differences it covers.</w:t>
-      </w:r>
-    </w:p>
-    <w:p>
-      <w:pPr>
-        <w:spacing w:line="336" w:lineRule="auto" w:after="180"/>
-      </w:pPr>
-      <w:r>
-        <w:rPr>
-          <w:b w:val="0"/>
-        </w:rPr>
-        <w:t xml:space="preserve">The project change and </w:t>
-      </w:r>
-      <w:r>
-        <w:rPr>
-          <w:b/>
-        </w:rPr>
-        <w:t>evidence</w:t>
-      </w:r>
-      <w:r>
-        <w:rPr>
-          <w:b w:val="0"/>
-        </w:rPr>
-        <w:t xml:space="preserve"> I will keep</w:t>
-      </w:r>
-    </w:p>
-    <w:p>
-      <w:pPr>
-        <w:pStyle w:val="Heading3"/>
-      </w:pPr>
-      <w:r>
-        <w:t>Write or draw your reasoning and evidence.</w:t>
-      </w:r>
-    </w:p>
-    <w:p>
-      <w:r>
-        <w:t>________________________________________________________________</w:t>
-      </w:r>
-    </w:p>
-    <w:p>
-      <w:r>
-        <w:t>________________________________________________________________</w:t>
-      </w:r>
-    </w:p>
-    <w:p>
-      <w:r>
-        <w:t>________________________________________________________________</w:t>
-      </w:r>
-    </w:p>
-    <w:p>
-      <w:r>
-        <w:t>________________________________________________________________</w:t>
-      </w:r>
-    </w:p>
-    <w:p>
-      <w:r>
-        <w:t>________________________________________________________________</w:t>
-      </w:r>
-    </w:p>
-    <w:p>
-      <w:pPr>
-        <w:pStyle w:val="Heading1"/>
-      </w:pPr>
-      <w:r>
-        <w:t>10. Self check</w:t>
-      </w:r>
-    </w:p>
-    <w:p>
-      <w:r>
-        <w:t>Judge explanation, evidence, transfer and limits separately; attach the work behind your judgement.</w:t>
-      </w:r>
-    </w:p>
-    <w:p>
-      <w:pPr>
-        <w:pStyle w:val="ListBullet"/>
-      </w:pPr>
-      <w:r>
-        <w:t>I can explain the mechanism.</w:t>
-      </w:r>
-    </w:p>
-    <w:p>
-      <w:pPr>
-        <w:pStyle w:val="ListBullet"/>
-      </w:pPr>
-      <w:r>
-        <w:t>I can show evidence.</w:t>
-      </w:r>
-    </w:p>
-    <w:p>
-      <w:pPr>
-        <w:pStyle w:val="ListBullet"/>
-      </w:pPr>
-      <w:r>
-        <w:t>I can handle a changed case.</w:t>
-      </w:r>
-    </w:p>
-    <w:p>
-      <w:pPr>
-        <w:pStyle w:val="ListBullet"/>
-      </w:pPr>
-      <w:r>
-        <w:t>I can name a limit.</w:t>
-      </w:r>
-    </w:p>
-    <w:p>
-      <w:r>
-        <w:t>Mark each as not yet, with help or independently, and attach supporting work.</w:t>
-      </w:r>
-    </w:p>
-    <w:p>
-      <w:pPr>
-        <w:spacing w:line="336" w:lineRule="auto" w:after="180"/>
-      </w:pPr>
-      <w:r>
-        <w:rPr>
-          <w:b w:val="0"/>
-        </w:rPr>
-        <w:t>Teacher review ____________________  Next step ____________________</w:t>
-      </w:r>
-    </w:p>
-    <w:p>
-      <w:pPr>
-        <w:pStyle w:val="Heading1"/>
-      </w:pPr>
-      <w:r>
-        <w:t>11. Transfer practice from the original programme</w:t>
-      </w:r>
-    </w:p>
-    <w:p>
-      <w:r>
-        <w:t>Use this earlier case as transfer practice. A case already discussed with feedback is not fresh assessment evidence.</w:t>
-      </w:r>
-    </w:p>
-    <w:p>
-      <w:pPr>
-        <w:spacing w:line="336" w:lineRule="auto" w:after="180"/>
-      </w:pPr>
-      <w:r>
-        <w:rPr>
-          <w:b/>
-        </w:rPr>
-        <w:t>Training</w:t>
-      </w:r>
-      <w:r>
-        <w:rPr>
-          <w:b w:val="0"/>
-        </w:rPr>
-        <w:t xml:space="preserve"> cards show lengths 2,3 labelled S and 7,8 labelled L. Two proposed rules are 'L at 5 or above' and 'L at 7 or above'. Both fit </w:t>
-      </w:r>
-      <w:r>
-        <w:rPr>
-          <w:b/>
-        </w:rPr>
-        <w:t>training</w:t>
-      </w:r>
-      <w:r>
-        <w:rPr>
-          <w:b w:val="0"/>
-        </w:rPr>
-        <w:t>.</w:t>
-      </w:r>
-    </w:p>
-    <w:p>
-      <w:pPr>
-        <w:spacing w:line="336" w:lineRule="auto" w:after="180"/>
-      </w:pPr>
-      <w:r>
-        <w:rPr>
-          <w:b w:val="0"/>
-        </w:rPr>
-        <w:t>Choose one new labelled card length that would distinguish them and explain what remains unknown.</w:t>
-      </w:r>
-    </w:p>
-    <w:p>
-      <w:pPr>
-        <w:pStyle w:val="Heading3"/>
-      </w:pPr>
-      <w:r>
-        <w:t>My independently reasoned answer</w:t>
-      </w:r>
-    </w:p>
-    <w:p>
-      <w:r>
-        <w:t>________________________________________________________________</w:t>
-      </w:r>
-    </w:p>
-    <w:p>
-      <w:r>
-        <w:t>________________________________________________________________</w:t>
-      </w:r>
-    </w:p>
-    <w:p>
-      <w:r>
-        <w:t>________________________________________________________________</w:t>
-      </w:r>
-    </w:p>
-    <w:p>
-      <w:r>
-        <w:t>________________________________________________________________</w:t>
-      </w:r>
-    </w:p>
-    <w:p>
-      <w:r>
-        <w:t>________________________________________________________________</w:t>
-      </w:r>
-    </w:p>
-    <w:p>
-      <w:r>
-        <w:t>________________________________________________________________</w:t>
-      </w:r>
-    </w:p>
-    <w:p>
-      <w:r>
-        <w:t>________________________________________________________________</w:t>
-      </w:r>
-    </w:p>
-    <w:p>
-      <w:pPr>
-        <w:spacing w:line="336" w:lineRule="auto" w:after="180"/>
-      </w:pPr>
-      <w:r>
-        <w:rPr>
-          <w:b w:val="0"/>
-        </w:rPr>
-        <w:t>Record support used: none, hint or teacher explanation.</w:t>
-      </w:r>
-    </w:p>
-    <w:p>
-      <w:pPr>
-        <w:pStyle w:val="Heading1"/>
-      </w:pPr>
-      <w:r>
-        <w:t>12. W1 Count each candidate from zero</w:t>
-      </w:r>
-    </w:p>
-    <w:p>
-      <w:r>
-        <w:t>Count each candidate from zero. Apply the supplied Learning from Examples facts and keep your reasoning.</w:t>
-      </w:r>
-    </w:p>
-    <w:p>
-      <w:pPr>
-        <w:spacing w:line="336" w:lineRule="auto" w:after="180"/>
-      </w:pPr>
-      <w:r>
-        <w:rPr>
-          <w:b w:val="0"/>
-        </w:rPr>
-        <w:t>Heights 2, 4, 6 and 8 cm have labels short, short, tall and tall. Predict all four labels under threshold 3, then under threshold 7, using tall when height is at least the threshold.</w:t>
-      </w:r>
-    </w:p>
-    <w:p>
-      <w:pPr>
-        <w:spacing w:line="336" w:lineRule="auto" w:after="180"/>
-      </w:pPr>
-      <w:r>
-        <w:rPr>
-          <w:b w:val="0"/>
-        </w:rPr>
-        <w:t>List the disagreeing examples and separate totals.</w:t>
-      </w:r>
-    </w:p>
-    <w:p>
-      <w:pPr>
-        <w:pStyle w:val="Heading3"/>
-      </w:pPr>
-      <w:r>
-        <w:t>My reasoning and evidence</w:t>
-      </w:r>
-    </w:p>
-    <w:p>
-      <w:r>
-        <w:t>________________________________________________________________</w:t>
-      </w:r>
-    </w:p>
-    <w:p>
-      <w:r>
-        <w:t>________________________________________________________________</w:t>
-      </w:r>
-    </w:p>
-    <w:p>
-      <w:r>
-        <w:t>________________________________________________________________</w:t>
-      </w:r>
-    </w:p>
-    <w:p>
-      <w:r>
-        <w:t>________________________________________________________________</w:t>
-      </w:r>
-    </w:p>
-    <w:p>
-      <w:r>
-        <w:t>________________________________________________________________</w:t>
-      </w:r>
-    </w:p>
-    <w:p>
-      <w:r>
-        <w:t>________________________________________________________________</w:t>
-      </w:r>
-    </w:p>
-    <w:p>
-      <w:r>
-        <w:t>________________________________________________________________</w:t>
-      </w:r>
-    </w:p>
-    <w:p>
-      <w:pPr>
-        <w:pStyle w:val="Heading1"/>
-      </w:pPr>
-      <w:r>
-        <w:t>13. W2 Explain a tied fit</w:t>
-      </w:r>
-    </w:p>
-    <w:p>
-      <w:r>
-        <w:t>Explain a tied fit. Apply the supplied Learning from Examples facts and keep your reasoning.</w:t>
-      </w:r>
-    </w:p>
-    <w:p>
-      <w:pPr>
-        <w:spacing w:line="336" w:lineRule="auto" w:after="180"/>
-      </w:pPr>
-      <w:r>
-        <w:rPr>
-          <w:b w:val="0"/>
-        </w:rPr>
-        <w:t xml:space="preserve">Thresholds 5 and 6 both have zero disagreements on the W1 </w:t>
-      </w:r>
-      <w:r>
-        <w:rPr>
-          <w:b/>
-        </w:rPr>
-        <w:t>fitting set</w:t>
-      </w:r>
-      <w:r>
-        <w:rPr>
-          <w:b w:val="0"/>
-        </w:rPr>
-        <w:t xml:space="preserve">. The </w:t>
-      </w:r>
-      <w:r>
-        <w:rPr>
-          <w:b/>
-        </w:rPr>
-        <w:t>tie rule</w:t>
-      </w:r>
-      <w:r>
-        <w:rPr>
-          <w:b w:val="0"/>
-        </w:rPr>
-        <w:t xml:space="preserve"> chooses the smaller threshold. Which is selected? Give a whole-number height where the two candidates disagree and both </w:t>
-      </w:r>
-      <w:r>
-        <w:rPr>
-          <w:b/>
-        </w:rPr>
-        <w:t>prediction</w:t>
-      </w:r>
-      <w:r>
-        <w:rPr>
-          <w:b w:val="0"/>
-        </w:rPr>
-        <w:t>s.</w:t>
-      </w:r>
-    </w:p>
-    <w:p>
-      <w:pPr>
-        <w:spacing w:line="336" w:lineRule="auto" w:after="180"/>
-      </w:pPr>
-      <w:r>
-        <w:rPr>
-          <w:b w:val="0"/>
-        </w:rPr>
-        <w:t xml:space="preserve">Explain what the </w:t>
-      </w:r>
-      <w:r>
-        <w:rPr>
-          <w:b/>
-        </w:rPr>
-        <w:t>tie rule</w:t>
-      </w:r>
-      <w:r>
-        <w:rPr>
-          <w:b w:val="0"/>
-        </w:rPr>
-        <w:t xml:space="preserve"> does not prove.</w:t>
-      </w:r>
-    </w:p>
-    <w:p>
-      <w:pPr>
-        <w:pStyle w:val="Heading3"/>
-      </w:pPr>
-      <w:r>
-        <w:t>My reasoning and evidence</w:t>
-      </w:r>
-    </w:p>
-    <w:p>
-      <w:r>
-        <w:t>________________________________________________________________</w:t>
-      </w:r>
-    </w:p>
-    <w:p>
-      <w:r>
-        <w:t>________________________________________________________________</w:t>
-      </w:r>
-    </w:p>
-    <w:p>
-      <w:r>
-        <w:t>________________________________________________________________</w:t>
-      </w:r>
-    </w:p>
-    <w:p>
-      <w:r>
-        <w:t>________________________________________________________________</w:t>
-      </w:r>
-    </w:p>
-    <w:p>
-      <w:r>
-        <w:t>________________________________________________________________</w:t>
-      </w:r>
-    </w:p>
-    <w:p>
-      <w:r>
-        <w:t>________________________________________________________________</w:t>
-      </w:r>
-    </w:p>
-    <w:p>
-      <w:pPr>
-        <w:pStyle w:val="Heading1"/>
-      </w:pPr>
-      <w:r>
-        <w:t>14. W3 Update with an added example</w:t>
-      </w:r>
-    </w:p>
-    <w:p>
-      <w:r>
-        <w:t>Update with an added example. Apply the supplied Learning from Examples facts and keep your reasoning.</w:t>
-      </w:r>
-    </w:p>
-    <w:p>
-      <w:pPr>
-        <w:spacing w:line="336" w:lineRule="auto" w:after="180"/>
-      </w:pPr>
-      <w:r>
-        <w:rPr>
-          <w:b w:val="0"/>
-        </w:rPr>
-        <w:t xml:space="preserve">Add height 5 cm labelled short to the four </w:t>
-      </w:r>
-      <w:r>
-        <w:rPr>
-          <w:b/>
-        </w:rPr>
-        <w:t>fitting</w:t>
-      </w:r>
-      <w:r>
-        <w:rPr>
-          <w:b w:val="0"/>
-        </w:rPr>
-        <w:t xml:space="preserve"> examples. Recompute the disagreement totals for thresholds 3, 5, 6 and 7. Select the candidate with the fewest disagreements, keeping the smaller-threshold </w:t>
-      </w:r>
-      <w:r>
-        <w:rPr>
-          <w:b/>
-        </w:rPr>
-        <w:t>tie rule</w:t>
-      </w:r>
-      <w:r>
-        <w:rPr>
-          <w:b w:val="0"/>
-        </w:rPr>
-        <w:t>.</w:t>
-      </w:r>
-    </w:p>
-    <w:p>
-      <w:pPr>
-        <w:spacing w:line="336" w:lineRule="auto" w:after="180"/>
-      </w:pPr>
-      <w:r>
-        <w:rPr>
-          <w:b w:val="0"/>
-        </w:rPr>
-        <w:t xml:space="preserve">Explain why the new label is part of </w:t>
-      </w:r>
-      <w:r>
-        <w:rPr>
-          <w:b/>
-        </w:rPr>
-        <w:t>fitting</w:t>
-      </w:r>
-      <w:r>
-        <w:rPr>
-          <w:b w:val="0"/>
-        </w:rPr>
-        <w:t>.</w:t>
-      </w:r>
-    </w:p>
-    <w:p>
-      <w:pPr>
-        <w:pStyle w:val="Heading3"/>
-      </w:pPr>
-      <w:r>
-        <w:t>My reasoning and evidence</w:t>
-      </w:r>
-    </w:p>
-    <w:p>
-      <w:r>
-        <w:t>________________________________________________________________</w:t>
-      </w:r>
-    </w:p>
-    <w:p>
-      <w:r>
-        <w:t>________________________________________________________________</w:t>
-      </w:r>
-    </w:p>
-    <w:p>
-      <w:r>
-        <w:t>________________________________________________________________</w:t>
-      </w:r>
-    </w:p>
-    <w:p>
-      <w:r>
-        <w:t>________________________________________________________________</w:t>
-      </w:r>
-    </w:p>
-    <w:p>
-      <w:r>
-        <w:t>________________________________________________________________</w:t>
-      </w:r>
-    </w:p>
-    <w:p>
-      <w:r>
-        <w:t>________________________________________________________________</w:t>
-      </w:r>
-    </w:p>
-    <w:p>
-      <w:pPr>
-        <w:pStyle w:val="Heading1"/>
-      </w:pPr>
-      <w:r>
-        <w:t>15. W4 Fit a new distance task</w:t>
-      </w:r>
-    </w:p>
-    <w:p>
-      <w:r>
-        <w:t>Attempt before feedback. If this repeats the selected independent case, reuse that first attempt; otherwise keep a separate record. Fit a new distance task. Apply the supplied Learning from Examples facts and keep your reasoning.</w:t>
-      </w:r>
-    </w:p>
-    <w:p>
-      <w:pPr>
-        <w:spacing w:line="336" w:lineRule="auto" w:after="180"/>
-      </w:pPr>
-      <w:r>
-        <w:rPr>
-          <w:b w:val="0"/>
-        </w:rPr>
-        <w:t>Imaginary map markers have distances 1, 3, 5 and 7 units, with supplied labels near, far, far and far. Compare candidates that predict far when distance is at least 2, 4 or 6 units.</w:t>
-      </w:r>
-    </w:p>
-    <w:p>
-      <w:pPr>
-        <w:spacing w:line="336" w:lineRule="auto" w:after="180"/>
-      </w:pPr>
-      <w:r>
-        <w:rPr>
-          <w:b w:val="0"/>
-        </w:rPr>
-        <w:t xml:space="preserve">List every </w:t>
-      </w:r>
-      <w:r>
-        <w:rPr>
-          <w:b/>
-        </w:rPr>
-        <w:t>prediction</w:t>
-      </w:r>
-      <w:r>
-        <w:rPr>
-          <w:b w:val="0"/>
-        </w:rPr>
-        <w:t xml:space="preserve"> and error count, select the lowest-error candidate, then predict at distance 2 before any comparison label is supplied. Limit your conclusion.</w:t>
-      </w:r>
-    </w:p>
-    <w:p>
-      <w:pPr>
-        <w:pStyle w:val="Heading3"/>
-      </w:pPr>
-      <w:r>
-        <w:t>My reasoning and evidence</w:t>
-      </w:r>
-    </w:p>
-    <w:p>
-      <w:r>
-        <w:t>________________________________________________________________</w:t>
-      </w:r>
-    </w:p>
-    <w:p>
-      <w:r>
-        <w:t>________________________________________________________________</w:t>
-      </w:r>
-    </w:p>
-    <w:p>
-      <w:r>
-        <w:t>________________________________________________________________</w:t>
-      </w:r>
-    </w:p>
-    <w:p>
-      <w:r>
-        <w:t>________________________________________________________________</w:t>
-      </w:r>
-    </w:p>
-    <w:p>
-      <w:r>
-        <w:t>________________________________________________________________</w:t>
-      </w:r>
-    </w:p>
-    <w:p>
-      <w:r>
-        <w:t>________________________________________________________________</w:t>
-      </w:r>
-    </w:p>
-    <w:p>
-      <w:r>
-        <w:t>________________________________________________________________</w:t>
-      </w:r>
-    </w:p>
-    <w:p>
-      <w:r>
-        <w:t>________________________________________________________________</w:t>
-      </w:r>
-    </w:p>
-    <w:p>
-      <w:pPr>
-        <w:pStyle w:val="Heading1"/>
-      </w:pPr>
-      <w:r>
-        <w:t>16. W5 Keep conflicting records visible</w:t>
-      </w:r>
-    </w:p>
-    <w:p>
-      <w:r>
-        <w:t>Keep conflicting records visible. Apply the supplied Learning from Examples facts and keep your reasoning.</w:t>
-      </w:r>
-    </w:p>
-    <w:p>
-      <w:pPr>
-        <w:spacing w:line="336" w:lineRule="auto" w:after="180"/>
-      </w:pPr>
-      <w:r>
-        <w:rPr>
-          <w:b w:val="0"/>
-        </w:rPr>
-        <w:t xml:space="preserve">Two </w:t>
-      </w:r>
-      <w:r>
-        <w:rPr>
-          <w:b/>
-        </w:rPr>
-        <w:t>fitting</w:t>
-      </w:r>
-      <w:r>
-        <w:rPr>
-          <w:b w:val="0"/>
-        </w:rPr>
-        <w:t xml:space="preserve"> records both have height 6 cm. One is labelled short and the other tall. A learner says a clever height-only rule can agree with both on every run.</w:t>
-      </w:r>
-    </w:p>
-    <w:p>
-      <w:pPr>
-        <w:spacing w:line="336" w:lineRule="auto" w:after="180"/>
-      </w:pPr>
-      <w:r>
-        <w:rPr>
-          <w:b w:val="0"/>
-        </w:rPr>
-        <w:t>Explain the problem for a deterministic rule and name two checks to make before changing either record.</w:t>
-      </w:r>
-    </w:p>
-    <w:p>
-      <w:pPr>
-        <w:pStyle w:val="Heading3"/>
-      </w:pPr>
-      <w:r>
-        <w:t>My reasoning and evidence</w:t>
-      </w:r>
-    </w:p>
-    <w:p>
-      <w:r>
-        <w:t>________________________________________________________________</w:t>
-      </w:r>
-    </w:p>
-    <w:p>
-      <w:r>
-        <w:t>________________________________________________________________</w:t>
-      </w:r>
-    </w:p>
-    <w:p>
-      <w:r>
-        <w:t>________________________________________________________________</w:t>
-      </w:r>
-    </w:p>
-    <w:p>
-      <w:r>
-        <w:t>________________________________________________________________</w:t>
-      </w:r>
-    </w:p>
-    <w:p>
-      <w:r>
-        <w:t>________________________________________________________________</w:t>
-      </w:r>
-    </w:p>
-    <w:p>
-      <w:r>
-        <w:t>________________________________________________________________</w:t>
-      </w:r>
-    </w:p>
-    <w:p>
-      <w:pPr>
-        <w:pStyle w:val="Heading1"/>
-      </w:pPr>
-      <w:r>
-        <w:t>17. Feedback, return check and learning record</w:t>
-      </w:r>
-    </w:p>
-    <w:p>
-      <w:r>
-        <w:t>Record the first repaired step and a different case to revisit after a delay.</w:t>
+        <w:t>17. Feedback · Repair and return</w:t>
+      </w:r>
+    </w:p>
+    <w:p>
+      <w:r>
+        <w:t>Keep the first attempt, the repair and a changed-case return.</w:t>
+      </w:r>
+    </w:p>
+    <w:p>
+      <w:pPr>
+        <w:pStyle w:val="Heading2"/>
+      </w:pPr>
+      <w:r>
+        <w:t>Your evidence record</w:t>
       </w:r>
     </w:p>
     <w:tbl>
@@ -1827,12 +859,1009 @@
         <w:pStyle w:val="Heading1"/>
       </w:pPr>
       <w:r>
-        <w:t>18. Pictorial case practice: Learning from Examples</w:t>
-      </w:r>
-    </w:p>
-    <w:p>
-      <w:r>
-        <w:t>A fictional classifier learns whether measured sticks are short or long. Explain the labelled step before checking the changed condition.</w:t>
+        <w:t>10. Finish · Judge the evidence in your work</w:t>
+      </w:r>
+    </w:p>
+    <w:p>
+      <w:r>
+        <w:t>Point to work that supports your confidence level.</w:t>
+      </w:r>
+    </w:p>
+    <w:p>
+      <w:pPr>
+        <w:pStyle w:val="Heading2"/>
+      </w:pPr>
+      <w:r>
+        <w:t>Your evidence record</w:t>
+      </w:r>
+    </w:p>
+    <w:p>
+      <w:pPr>
+        <w:pStyle w:val="ListBullet"/>
+      </w:pPr>
+      <w:r>
+        <w:t>I can explain the mechanism.</w:t>
+      </w:r>
+    </w:p>
+    <w:p>
+      <w:pPr>
+        <w:pStyle w:val="ListBullet"/>
+      </w:pPr>
+      <w:r>
+        <w:t>I can show evidence.</w:t>
+      </w:r>
+    </w:p>
+    <w:p>
+      <w:pPr>
+        <w:pStyle w:val="ListBullet"/>
+      </w:pPr>
+      <w:r>
+        <w:t>I can handle a changed case.</w:t>
+      </w:r>
+    </w:p>
+    <w:p>
+      <w:pPr>
+        <w:pStyle w:val="ListBullet"/>
+      </w:pPr>
+      <w:r>
+        <w:t>I can name a limit.</w:t>
+      </w:r>
+    </w:p>
+    <w:p>
+      <w:r>
+        <w:t>Mark each as not yet, with help or independently, and attach supporting work.</w:t>
+      </w:r>
+    </w:p>
+    <w:p>
+      <w:pPr>
+        <w:spacing w:line="336" w:lineRule="auto" w:after="180"/>
+      </w:pPr>
+      <w:r>
+        <w:rPr>
+          <w:b w:val="0"/>
+        </w:rPr>
+        <w:t>Teacher review ____________________  Next step ____________________</w:t>
+      </w:r>
+    </w:p>
+    <w:p>
+      <w:pPr>
+        <w:pStyle w:val="Heading1"/>
+      </w:pPr>
+      <w:r>
+        <w:t>Reference bank and extra practice</w:t>
+      </w:r>
+    </w:p>
+    <w:p>
+      <w:pPr>
+        <w:pStyle w:val="Heading1"/>
+      </w:pPr>
+      <w:r>
+        <w:t>02. Reference · Supported W2 record</w:t>
+      </w:r>
+    </w:p>
+    <w:p>
+      <w:r>
+        <w:t>This is the same W2 attempt. Keep one response record.</w:t>
+      </w:r>
+    </w:p>
+    <w:p>
+      <w:pPr>
+        <w:pStyle w:val="Heading2"/>
+      </w:pPr>
+      <w:r>
+        <w:t>Use this when helpful</w:t>
+      </w:r>
+    </w:p>
+    <w:p>
+      <w:pPr>
+        <w:spacing w:line="336" w:lineRule="auto" w:after="180"/>
+      </w:pPr>
+      <w:r>
+        <w:rPr>
+          <w:b w:val="0"/>
+        </w:rPr>
+        <w:t xml:space="preserve">Use W2: Explain a tied fit for </w:t>
+      </w:r>
+      <w:r>
+        <w:rPr>
+          <w:b/>
+        </w:rPr>
+        <w:t>Fitting</w:t>
+      </w:r>
+      <w:r>
+        <w:rPr>
+          <w:b w:val="0"/>
+        </w:rPr>
+        <w:t xml:space="preserve"> a </w:t>
+      </w:r>
+      <w:r>
+        <w:rPr>
+          <w:b/>
+        </w:rPr>
+        <w:t>pattern</w:t>
+      </w:r>
+      <w:r>
+        <w:rPr>
+          <w:b w:val="0"/>
+        </w:rPr>
+        <w:t xml:space="preserve"> from examples. Record the answer once; the lesson and workbook refer to the same attempt.</w:t>
+      </w:r>
+    </w:p>
+    <w:tbl>
+      <w:tblPr>
+        <w:tblStyle w:val="LightShading-Accent1"/>
+        <w:tblW w:type="auto" w:w="0"/>
+        <w:tblLook w:firstColumn="1" w:firstRow="1" w:lastColumn="0" w:lastRow="0" w:noHBand="0" w:noVBand="1" w:val="04A0"/>
+      </w:tblPr>
+      <w:tblGrid>
+        <w:gridCol w:w="2556"/>
+        <w:gridCol w:w="2556"/>
+        <w:gridCol w:w="2556"/>
+        <w:gridCol w:w="2556"/>
+      </w:tblGrid>
+      <w:tr>
+        <w:trPr>
+          <w:tblHeader/>
+        </w:trPr>
+        <w:tc>
+          <w:tcPr>
+            <w:tcW w:type="dxa" w:w="2556"/>
+          </w:tcPr>
+          <w:p>
+            <w:r>
+              <w:t>Given inputs</w:t>
+            </w:r>
+          </w:p>
+        </w:tc>
+        <w:tc>
+          <w:tcPr>
+            <w:tcW w:type="dxa" w:w="2556"/>
+          </w:tcPr>
+          <w:p>
+            <w:r>
+              <w:t>Procedure I chose</w:t>
+            </w:r>
+          </w:p>
+        </w:tc>
+        <w:tc>
+          <w:tcPr>
+            <w:tcW w:type="dxa" w:w="2556"/>
+          </w:tcPr>
+          <w:p>
+            <w:r>
+              <w:t>Middle steps</w:t>
+            </w:r>
+          </w:p>
+        </w:tc>
+        <w:tc>
+          <w:tcPr>
+            <w:tcW w:type="dxa" w:w="2556"/>
+          </w:tcPr>
+          <w:p>
+            <w:r>
+              <w:t>Result and check</w:t>
+            </w:r>
+          </w:p>
+        </w:tc>
+      </w:tr>
+      <w:tr>
+        <w:tc>
+          <w:tcPr>
+            <w:tcW w:type="dxa" w:w="2556"/>
+          </w:tcPr>
+          <w:p>
+            <w:r/>
+          </w:p>
+        </w:tc>
+        <w:tc>
+          <w:tcPr>
+            <w:tcW w:type="dxa" w:w="2556"/>
+          </w:tcPr>
+          <w:p>
+            <w:r/>
+          </w:p>
+        </w:tc>
+        <w:tc>
+          <w:tcPr>
+            <w:tcW w:type="dxa" w:w="2556"/>
+          </w:tcPr>
+          <w:p>
+            <w:r/>
+          </w:p>
+        </w:tc>
+        <w:tc>
+          <w:tcPr>
+            <w:tcW w:type="dxa" w:w="2556"/>
+          </w:tcPr>
+          <w:p>
+            <w:r/>
+          </w:p>
+        </w:tc>
+      </w:tr>
+    </w:tbl>
+    <w:p>
+      <w:pPr>
+        <w:pStyle w:val="Heading3"/>
+      </w:pPr>
+      <w:r>
+        <w:t>The step I completed without help, and the hint I needed</w:t>
+      </w:r>
+    </w:p>
+    <w:p>
+      <w:r>
+        <w:t>________________________________________________________________</w:t>
+      </w:r>
+    </w:p>
+    <w:p>
+      <w:r>
+        <w:t>________________________________________________________________</w:t>
+      </w:r>
+    </w:p>
+    <w:p>
+      <w:r>
+        <w:t>________________________________________________________________</w:t>
+      </w:r>
+    </w:p>
+    <w:p>
+      <w:pPr>
+        <w:pStyle w:val="Heading1"/>
+      </w:pPr>
+      <w:r>
+        <w:t>03. Extra practice · Repair the explanation</w:t>
+      </w:r>
+    </w:p>
+    <w:p>
+      <w:r>
+        <w:t>Explain the deciding fact before discussing the answer.</w:t>
+      </w:r>
+    </w:p>
+    <w:p>
+      <w:pPr>
+        <w:pStyle w:val="Heading2"/>
+      </w:pPr>
+      <w:r>
+        <w:t>Use this when helpful</w:t>
+      </w:r>
+    </w:p>
+    <w:p>
+      <w:pPr>
+        <w:spacing w:line="336" w:lineRule="auto" w:after="180"/>
+      </w:pPr>
+      <w:r>
+        <w:rPr>
+          <w:b w:val="0"/>
+        </w:rPr>
+        <w:t xml:space="preserve">Use the worked case for </w:t>
+      </w:r>
+      <w:r>
+        <w:rPr>
+          <w:b/>
+        </w:rPr>
+        <w:t>Fitting</w:t>
+      </w:r>
+      <w:r>
+        <w:rPr>
+          <w:b w:val="0"/>
+        </w:rPr>
+        <w:t xml:space="preserve"> a </w:t>
+      </w:r>
+      <w:r>
+        <w:rPr>
+          <w:b/>
+        </w:rPr>
+        <w:t>pattern</w:t>
+      </w:r>
+      <w:r>
+        <w:rPr>
+          <w:b w:val="0"/>
+        </w:rPr>
+        <w:t xml:space="preserve"> from examples. Proposed explanation: “The lowest error count is added across candidates”. Decide whether this explanation is supported.</w:t>
+      </w:r>
+    </w:p>
+    <w:p>
+      <w:pPr>
+        <w:spacing w:line="336" w:lineRule="auto" w:after="180"/>
+      </w:pPr>
+      <w:r>
+        <w:rPr>
+          <w:b w:val="0"/>
+        </w:rPr>
+        <w:t>Point to the step or supplied fact that decides; explain your repair if needed.</w:t>
+      </w:r>
+    </w:p>
+    <w:p>
+      <w:pPr>
+        <w:pStyle w:val="Heading3"/>
+      </w:pPr>
+      <w:r>
+        <w:t>My explanation before partner discussion</w:t>
+      </w:r>
+    </w:p>
+    <w:p>
+      <w:r>
+        <w:t>________________________________________________________________</w:t>
+      </w:r>
+    </w:p>
+    <w:p>
+      <w:r>
+        <w:t>________________________________________________________________</w:t>
+      </w:r>
+    </w:p>
+    <w:p>
+      <w:r>
+        <w:t>________________________________________________________________</w:t>
+      </w:r>
+    </w:p>
+    <w:p>
+      <w:r>
+        <w:t>________________________________________________________________</w:t>
+      </w:r>
+    </w:p>
+    <w:p>
+      <w:pPr>
+        <w:pStyle w:val="Heading1"/>
+      </w:pPr>
+      <w:r>
+        <w:t>05. Reference · Original learning target</w:t>
+      </w:r>
+    </w:p>
+    <w:p>
+      <w:r>
+        <w:t>Use this target to inspect an explanation.</w:t>
+      </w:r>
+    </w:p>
+    <w:p>
+      <w:pPr>
+        <w:pStyle w:val="Heading2"/>
+      </w:pPr>
+      <w:r>
+        <w:t>Use this when helpful</w:t>
+      </w:r>
+    </w:p>
+    <w:p>
+      <w:pPr>
+        <w:spacing w:line="336" w:lineRule="auto" w:after="180"/>
+      </w:pPr>
+      <w:r>
+        <w:rPr>
+          <w:b/>
+        </w:rPr>
+        <w:t>Training</w:t>
+      </w:r>
+      <w:r>
+        <w:rPr>
+          <w:b w:val="0"/>
+        </w:rPr>
+        <w:t xml:space="preserve"> cards show lengths 2,3 labelled S and 7,8 labelled L. Two proposed rules are 'L at 5 or above' and 'L at 7 or above'. Both fit </w:t>
+      </w:r>
+      <w:r>
+        <w:rPr>
+          <w:b/>
+        </w:rPr>
+        <w:t>training</w:t>
+      </w:r>
+      <w:r>
+        <w:rPr>
+          <w:b w:val="0"/>
+        </w:rPr>
+        <w:t>.</w:t>
+      </w:r>
+    </w:p>
+    <w:p>
+      <w:pPr>
+        <w:spacing w:line="336" w:lineRule="auto" w:after="180"/>
+      </w:pPr>
+      <w:r>
+        <w:rPr>
+          <w:b w:val="0"/>
+        </w:rPr>
+        <w:t>Choose one new labelled card length that would distinguish them and explain what remains unknown.</w:t>
+      </w:r>
+    </w:p>
+    <w:p>
+      <w:pPr>
+        <w:pStyle w:val="Heading1"/>
+      </w:pPr>
+      <w:r>
+        <w:t>06. Extra practice · A complete case</w:t>
+      </w:r>
+    </w:p>
+    <w:p>
+      <w:r>
+        <w:t>Try the question before checking the worked explanation.</w:t>
+      </w:r>
+    </w:p>
+    <w:p>
+      <w:pPr>
+        <w:pStyle w:val="Heading2"/>
+      </w:pPr>
+      <w:r>
+        <w:t>Use this when helpful</w:t>
+      </w:r>
+    </w:p>
+    <w:p>
+      <w:pPr>
+        <w:spacing w:line="336" w:lineRule="auto" w:after="180"/>
+      </w:pPr>
+      <w:r>
+        <w:rPr>
+          <w:b/>
+        </w:rPr>
+        <w:t>Training example</w:t>
+      </w:r>
+      <w:r>
+        <w:rPr>
+          <w:b w:val="0"/>
+        </w:rPr>
+        <w:t>s label smooth leaves S and toothed leaves T. A new leaf is toothed.</w:t>
+      </w:r>
+    </w:p>
+    <w:p>
+      <w:pPr>
+        <w:spacing w:line="336" w:lineRule="auto" w:after="180"/>
+      </w:pPr>
+      <w:r>
+        <w:rPr>
+          <w:b w:val="0"/>
+        </w:rPr>
+        <w:t xml:space="preserve">Predict and state the </w:t>
+      </w:r>
+      <w:r>
+        <w:rPr>
+          <w:b/>
+        </w:rPr>
+        <w:t>evidence</w:t>
+      </w:r>
+      <w:r>
+        <w:rPr>
+          <w:b w:val="0"/>
+        </w:rPr>
+        <w:t xml:space="preserve"> limit.</w:t>
+      </w:r>
+    </w:p>
+    <w:p>
+      <w:pPr>
+        <w:spacing w:line="336" w:lineRule="auto" w:after="180"/>
+      </w:pPr>
+      <w:r>
+        <w:rPr>
+          <w:b w:val="0"/>
+        </w:rPr>
+        <w:t xml:space="preserve">Show your trace, calculation or </w:t>
+      </w:r>
+      <w:r>
+        <w:rPr>
+          <w:b/>
+        </w:rPr>
+        <w:t>evidence</w:t>
+      </w:r>
+    </w:p>
+    <w:p>
+      <w:pPr>
+        <w:pStyle w:val="Heading3"/>
+      </w:pPr>
+      <w:r>
+        <w:t>Write or draw your reasoning and evidence.</w:t>
+      </w:r>
+    </w:p>
+    <w:p>
+      <w:r>
+        <w:t>________________________________________________________________</w:t>
+      </w:r>
+    </w:p>
+    <w:p>
+      <w:r>
+        <w:t>________________________________________________________________</w:t>
+      </w:r>
+    </w:p>
+    <w:p>
+      <w:r>
+        <w:t>________________________________________________________________</w:t>
+      </w:r>
+    </w:p>
+    <w:p>
+      <w:r>
+        <w:t>________________________________________________________________</w:t>
+      </w:r>
+    </w:p>
+    <w:p>
+      <w:r>
+        <w:t>________________________________________________________________</w:t>
+      </w:r>
+    </w:p>
+    <w:p>
+      <w:pPr>
+        <w:pStyle w:val="Heading1"/>
+      </w:pPr>
+      <w:r>
+        <w:t>07. Extra practice · A changed case</w:t>
+      </w:r>
+    </w:p>
+    <w:p>
+      <w:r>
+        <w:t>Keep this practice separate from the reserved independent attempt.</w:t>
+      </w:r>
+    </w:p>
+    <w:p>
+      <w:pPr>
+        <w:pStyle w:val="Heading2"/>
+      </w:pPr>
+      <w:r>
+        <w:t>Use this when helpful</w:t>
+      </w:r>
+    </w:p>
+    <w:p>
+      <w:pPr>
+        <w:spacing w:line="336" w:lineRule="auto" w:after="180"/>
+      </w:pPr>
+      <w:r>
+        <w:rPr>
+          <w:b w:val="0"/>
+        </w:rPr>
+        <w:t xml:space="preserve">A learner sees three red apples and no green apples, then calls a green apple not an apple. What missing </w:t>
+      </w:r>
+      <w:r>
+        <w:rPr>
+          <w:b/>
+        </w:rPr>
+        <w:t>evidence</w:t>
+      </w:r>
+      <w:r>
+        <w:rPr>
+          <w:b w:val="0"/>
+        </w:rPr>
+        <w:t xml:space="preserve"> could help? How would you check improvement?</w:t>
+      </w:r>
+    </w:p>
+    <w:p>
+      <w:pPr>
+        <w:spacing w:line="336" w:lineRule="auto" w:after="180"/>
+      </w:pPr>
+      <w:r>
+        <w:rPr>
+          <w:b w:val="0"/>
+        </w:rPr>
+        <w:t>My practice answer and reason</w:t>
+      </w:r>
+    </w:p>
+    <w:p>
+      <w:pPr>
+        <w:pStyle w:val="Heading3"/>
+      </w:pPr>
+      <w:r>
+        <w:t>Write or draw your reasoning and evidence.</w:t>
+      </w:r>
+    </w:p>
+    <w:p>
+      <w:r>
+        <w:t>________________________________________________________________</w:t>
+      </w:r>
+    </w:p>
+    <w:p>
+      <w:r>
+        <w:t>________________________________________________________________</w:t>
+      </w:r>
+    </w:p>
+    <w:p>
+      <w:r>
+        <w:t>________________________________________________________________</w:t>
+      </w:r>
+    </w:p>
+    <w:p>
+      <w:r>
+        <w:t>________________________________________________________________</w:t>
+      </w:r>
+    </w:p>
+    <w:p>
+      <w:r>
+        <w:t>________________________________________________________________</w:t>
+      </w:r>
+    </w:p>
+    <w:p>
+      <w:pPr>
+        <w:pStyle w:val="Heading3"/>
+      </w:pPr>
+      <w:r>
+        <w:t>Week 13 Test and reflect</w:t>
+      </w:r>
+    </w:p>
+    <w:p>
+      <w:pPr>
+        <w:pStyle w:val="Heading1"/>
+      </w:pPr>
+      <w:r>
+        <w:t>08. Extra practice · Design a revealing test</w:t>
+      </w:r>
+    </w:p>
+    <w:p>
+      <w:r>
+        <w:t>Predict before tracing or testing.</w:t>
+      </w:r>
+    </w:p>
+    <w:p>
+      <w:pPr>
+        <w:pStyle w:val="Heading2"/>
+      </w:pPr>
+      <w:r>
+        <w:t>Use this when helpful</w:t>
+      </w:r>
+    </w:p>
+    <w:p>
+      <w:pPr>
+        <w:spacing w:line="336" w:lineRule="auto" w:after="180"/>
+      </w:pPr>
+      <w:r>
+        <w:rPr>
+          <w:b w:val="0"/>
+        </w:rPr>
+        <w:t xml:space="preserve">Create a changed </w:t>
+      </w:r>
+      <w:r>
+        <w:rPr>
+          <w:b/>
+        </w:rPr>
+        <w:t>input</w:t>
+      </w:r>
+      <w:r>
+        <w:rPr>
+          <w:b w:val="0"/>
+        </w:rPr>
+        <w:t>, boundary case or missing-information case. Write the expected answer or safe response before testing.</w:t>
+      </w:r>
+    </w:p>
+    <w:tbl>
+      <w:tblPr>
+        <w:tblStyle w:val="LightShading-Accent1"/>
+        <w:tblW w:type="auto" w:w="0"/>
+        <w:tblLook w:firstColumn="1" w:firstRow="1" w:lastColumn="0" w:lastRow="0" w:noHBand="0" w:noVBand="1" w:val="04A0"/>
+      </w:tblPr>
+      <w:tblGrid>
+        <w:gridCol w:w="5112"/>
+        <w:gridCol w:w="5112"/>
+      </w:tblGrid>
+      <w:tr>
+        <w:trPr>
+          <w:tblHeader/>
+        </w:trPr>
+        <w:tc>
+          <w:tcPr>
+            <w:tcW w:type="dxa" w:w="5112"/>
+          </w:tcPr>
+          <w:p>
+            <w:r>
+              <w:t>Test record</w:t>
+            </w:r>
+          </w:p>
+        </w:tc>
+        <w:tc>
+          <w:tcPr>
+            <w:tcW w:type="dxa" w:w="5112"/>
+          </w:tcPr>
+          <w:p>
+            <w:r>
+              <w:t>My evidence</w:t>
+            </w:r>
+          </w:p>
+        </w:tc>
+      </w:tr>
+      <w:tr>
+        <w:tc>
+          <w:tcPr>
+            <w:tcW w:type="dxa" w:w="5112"/>
+          </w:tcPr>
+          <w:p>
+            <w:r>
+              <w:t>Changed input or condition</w:t>
+            </w:r>
+          </w:p>
+        </w:tc>
+        <w:tc>
+          <w:tcPr>
+            <w:tcW w:type="dxa" w:w="5112"/>
+          </w:tcPr>
+          <w:p>
+            <w:r/>
+          </w:p>
+        </w:tc>
+      </w:tr>
+      <w:tr>
+        <w:tc>
+          <w:tcPr>
+            <w:tcW w:type="dxa" w:w="5112"/>
+          </w:tcPr>
+          <w:p>
+            <w:r>
+              <w:t>Expected answer or fallback</w:t>
+            </w:r>
+          </w:p>
+        </w:tc>
+        <w:tc>
+          <w:tcPr>
+            <w:tcW w:type="dxa" w:w="5112"/>
+          </w:tcPr>
+          <w:p>
+            <w:r/>
+          </w:p>
+        </w:tc>
+      </w:tr>
+      <w:tr>
+        <w:tc>
+          <w:tcPr>
+            <w:tcW w:type="dxa" w:w="5112"/>
+          </w:tcPr>
+          <w:p>
+            <w:r>
+              <w:t>Observed result</w:t>
+            </w:r>
+          </w:p>
+        </w:tc>
+        <w:tc>
+          <w:tcPr>
+            <w:tcW w:type="dxa" w:w="5112"/>
+          </w:tcPr>
+          <w:p>
+            <w:r/>
+          </w:p>
+        </w:tc>
+      </w:tr>
+      <w:tr>
+        <w:tc>
+          <w:tcPr>
+            <w:tcW w:type="dxa" w:w="5112"/>
+          </w:tcPr>
+          <w:p>
+            <w:r>
+              <w:t>Why the result occurred</w:t>
+            </w:r>
+          </w:p>
+        </w:tc>
+        <w:tc>
+          <w:tcPr>
+            <w:tcW w:type="dxa" w:w="5112"/>
+          </w:tcPr>
+          <w:p>
+            <w:r/>
+          </w:p>
+        </w:tc>
+      </w:tr>
+    </w:tbl>
+    <w:p>
+      <w:pPr>
+        <w:pStyle w:val="Heading1"/>
+      </w:pPr>
+      <w:r>
+        <w:t>11. Reference · Original target response space</w:t>
+      </w:r>
+    </w:p>
+    <w:p>
+      <w:r>
+        <w:t>This teaching case is practice rather than a fresh assessment.</w:t>
+      </w:r>
+    </w:p>
+    <w:p>
+      <w:pPr>
+        <w:pStyle w:val="Heading2"/>
+      </w:pPr>
+      <w:r>
+        <w:t>Use this when helpful</w:t>
+      </w:r>
+    </w:p>
+    <w:p>
+      <w:pPr>
+        <w:spacing w:line="336" w:lineRule="auto" w:after="180"/>
+      </w:pPr>
+      <w:r>
+        <w:rPr>
+          <w:b/>
+        </w:rPr>
+        <w:t>Training</w:t>
+      </w:r>
+      <w:r>
+        <w:rPr>
+          <w:b w:val="0"/>
+        </w:rPr>
+        <w:t xml:space="preserve"> cards show lengths 2,3 labelled S and 7,8 labelled L. Two proposed rules are 'L at 5 or above' and 'L at 7 or above'. Both fit </w:t>
+      </w:r>
+      <w:r>
+        <w:rPr>
+          <w:b/>
+        </w:rPr>
+        <w:t>training</w:t>
+      </w:r>
+      <w:r>
+        <w:rPr>
+          <w:b w:val="0"/>
+        </w:rPr>
+        <w:t>.</w:t>
+      </w:r>
+    </w:p>
+    <w:p>
+      <w:pPr>
+        <w:spacing w:line="336" w:lineRule="auto" w:after="180"/>
+      </w:pPr>
+      <w:r>
+        <w:rPr>
+          <w:b w:val="0"/>
+        </w:rPr>
+        <w:t>Choose one new labelled card length that would distinguish them and explain what remains unknown.</w:t>
+      </w:r>
+    </w:p>
+    <w:p>
+      <w:pPr>
+        <w:pStyle w:val="Heading3"/>
+      </w:pPr>
+      <w:r>
+        <w:t>My explanation after practice</w:t>
+      </w:r>
+    </w:p>
+    <w:p>
+      <w:r>
+        <w:t>________________________________________________________________</w:t>
+      </w:r>
+    </w:p>
+    <w:p>
+      <w:r>
+        <w:t>________________________________________________________________</w:t>
+      </w:r>
+    </w:p>
+    <w:p>
+      <w:r>
+        <w:t>________________________________________________________________</w:t>
+      </w:r>
+    </w:p>
+    <w:p>
+      <w:r>
+        <w:t>________________________________________________________________</w:t>
+      </w:r>
+    </w:p>
+    <w:p>
+      <w:r>
+        <w:t>________________________________________________________________</w:t>
+      </w:r>
+    </w:p>
+    <w:p>
+      <w:r>
+        <w:t>________________________________________________________________</w:t>
+      </w:r>
+    </w:p>
+    <w:p>
+      <w:r>
+        <w:t>________________________________________________________________</w:t>
+      </w:r>
+    </w:p>
+    <w:p>
+      <w:pPr>
+        <w:spacing w:line="336" w:lineRule="auto" w:after="180"/>
+      </w:pPr>
+      <w:r>
+        <w:rPr>
+          <w:b w:val="0"/>
+        </w:rPr>
+        <w:t>Record support used: none, hint or teacher explanation.</w:t>
+      </w:r>
+    </w:p>
+    <w:p>
+      <w:pPr>
+        <w:pStyle w:val="Heading1"/>
+      </w:pPr>
+      <w:r>
+        <w:t>15. Reference · Independent-case response copy</w:t>
+      </w:r>
+    </w:p>
+    <w:p>
+      <w:r>
+        <w:t>This duplicates W4. Reuse the same first-attempt record.</w:t>
+      </w:r>
+    </w:p>
+    <w:p>
+      <w:pPr>
+        <w:pStyle w:val="Heading2"/>
+      </w:pPr>
+      <w:r>
+        <w:t>Use this when helpful</w:t>
+      </w:r>
+    </w:p>
+    <w:p>
+      <w:pPr>
+        <w:spacing w:line="336" w:lineRule="auto" w:after="180"/>
+      </w:pPr>
+      <w:r>
+        <w:rPr>
+          <w:b w:val="0"/>
+        </w:rPr>
+        <w:t>Imaginary map markers have distances 1, 3, 5 and 7 units, with supplied labels near, far, far and far. Compare candidates that predict far when distance is at least 2, 4 or 6 units.</w:t>
+      </w:r>
+    </w:p>
+    <w:p>
+      <w:pPr>
+        <w:spacing w:line="336" w:lineRule="auto" w:after="180"/>
+      </w:pPr>
+      <w:r>
+        <w:rPr>
+          <w:b w:val="0"/>
+        </w:rPr>
+        <w:t xml:space="preserve">List every </w:t>
+      </w:r>
+      <w:r>
+        <w:rPr>
+          <w:b/>
+        </w:rPr>
+        <w:t>prediction</w:t>
+      </w:r>
+      <w:r>
+        <w:rPr>
+          <w:b w:val="0"/>
+        </w:rPr>
+        <w:t xml:space="preserve"> and error count, select the lowest-error candidate, then predict at distance 2 before any comparison label is supplied. Limit your conclusion.</w:t>
+      </w:r>
+    </w:p>
+    <w:p>
+      <w:pPr>
+        <w:pStyle w:val="Heading3"/>
+      </w:pPr>
+      <w:r>
+        <w:t>My reasoning and evidence</w:t>
+      </w:r>
+    </w:p>
+    <w:p>
+      <w:r>
+        <w:t>________________________________________________________________</w:t>
+      </w:r>
+    </w:p>
+    <w:p>
+      <w:r>
+        <w:t>________________________________________________________________</w:t>
+      </w:r>
+    </w:p>
+    <w:p>
+      <w:r>
+        <w:t>________________________________________________________________</w:t>
+      </w:r>
+    </w:p>
+    <w:p>
+      <w:r>
+        <w:t>________________________________________________________________</w:t>
+      </w:r>
+    </w:p>
+    <w:p>
+      <w:r>
+        <w:t>________________________________________________________________</w:t>
+      </w:r>
+    </w:p>
+    <w:p>
+      <w:r>
+        <w:t>________________________________________________________________</w:t>
+      </w:r>
+    </w:p>
+    <w:p>
+      <w:r>
+        <w:t>________________________________________________________________</w:t>
+      </w:r>
+    </w:p>
+    <w:p>
+      <w:r>
+        <w:t>________________________________________________________________</w:t>
+      </w:r>
+    </w:p>
+    <w:p>
+      <w:pPr>
+        <w:pStyle w:val="Heading1"/>
+      </w:pPr>
+      <w:r>
+        <w:t>18. Extra practice · Use the worked picture</w:t>
+      </w:r>
+    </w:p>
+    <w:p>
+      <w:r>
+        <w:t>Keep the explanation and the support you used.</w:t>
+      </w:r>
+    </w:p>
+    <w:p>
+      <w:pPr>
+        <w:pStyle w:val="Heading2"/>
+      </w:pPr>
+      <w:r>
+        <w:t>Use this when helpful</w:t>
       </w:r>
     </w:p>
     <w:p>
@@ -1949,7 +1978,6 @@
     <w:p>
       <w:pPr>
         <w:spacing w:line="336" w:lineRule="auto" w:after="180"/>
-        <w:shd w:fill="F5F1FB"/>
       </w:pPr>
       <w:r>
         <w:rPr>
@@ -1998,16 +2026,7 @@
     </w:p>
     <w:p>
       <w:pPr>
-        <w:pStyle w:val="Heading3"/>
-      </w:pPr>
-      <w:r>
-        <w:t>Record the help used</w:t>
-      </w:r>
-    </w:p>
-    <w:p>
-      <w:pPr>
         <w:spacing w:line="336" w:lineRule="auto" w:after="180"/>
-        <w:shd w:fill="F1F6F8"/>
       </w:pPr>
       <w:r>
         <w:rPr>
@@ -2056,12 +2075,20 @@
         <w:pStyle w:val="Heading1"/>
       </w:pPr>
       <w:r>
-        <w:t>19. Project portfolio milestone</w:t>
-      </w:r>
-    </w:p>
-    <w:p>
-      <w:r>
-        <w:t>Keep this week’s input, deciding step, result and limit together in the Helpful Classroom Sorter record.</w:t>
+        <w:t>19. Reference · Project portfolio record</w:t>
+      </w:r>
+    </w:p>
+    <w:p>
+      <w:r>
+        <w:t>Extend your main project response when helpful.</w:t>
+      </w:r>
+    </w:p>
+    <w:p>
+      <w:pPr>
+        <w:pStyle w:val="Heading2"/>
+      </w:pPr>
+      <w:r>
+        <w:t>Use this when helpful</w:t>
       </w:r>
     </w:p>
     <w:p>
@@ -2263,12 +2290,524 @@
         <w:pStyle w:val="Heading1"/>
       </w:pPr>
       <w:r>
-        <w:t>20. Supported practice and learning evidence</w:t>
-      </w:r>
-    </w:p>
-    <w:p>
-      <w:r>
-        <w:t>Try the supported questions before comparing with hints and feedback. Record what you repaired and the evidence you retained.</w:t>
+        <w:t>20. Extra practice: pictures, repair and feedback</w:t>
+      </w:r>
+    </w:p>
+    <w:p>
+      <w:r>
+        <w:t>Attempt each question before opening its explanation. Use one browser or paper copy.</w:t>
+      </w:r>
+    </w:p>
+    <w:p>
+      <w:pPr>
+        <w:pStyle w:val="Heading2"/>
+      </w:pPr>
+      <w:r>
+        <w:t>First supported question</w:t>
+      </w:r>
+    </w:p>
+    <w:p>
+      <w:pPr>
+        <w:pStyle w:val="ListBullet"/>
+      </w:pPr>
+      <w:r>
+        <w:t>A fictional classifier learns whether measured sticks are short or long.</w:t>
+      </w:r>
+    </w:p>
+    <w:p>
+      <w:pPr>
+        <w:pStyle w:val="Heading3"/>
+      </w:pPr>
+      <w:r>
+        <w:t>Practice 1: explain the deciding evidence</w:t>
+      </w:r>
+    </w:p>
+    <w:p>
+      <w:pPr>
+        <w:pStyle w:val="ListBullet"/>
+      </w:pPr>
+      <w:r>
+        <w:t>Which labelled step matches this detail? Length 6 is predicted long by the selected rule.</w:t>
+      </w:r>
+    </w:p>
+    <w:p>
+      <w:pPr>
+        <w:pStyle w:val="ListBullet"/>
+      </w:pPr>
+      <w:r>
+        <w:t>1. Training rows</w:t>
+      </w:r>
+    </w:p>
+    <w:p>
+      <w:pPr>
+        <w:pStyle w:val="ListBullet"/>
+      </w:pPr>
+      <w:r>
+        <w:t>2. New prediction</w:t>
+      </w:r>
+    </w:p>
+    <w:p>
+      <w:pPr>
+        <w:pStyle w:val="ListBullet"/>
+      </w:pPr>
+      <w:r>
+        <w:t>3. Tie policy</w:t>
+      </w:r>
+    </w:p>
+    <w:p>
+      <w:pPr>
+        <w:pStyle w:val="ListBullet"/>
+      </w:pPr>
+      <w:r>
+        <w:t>4. Candidate checks</w:t>
+      </w:r>
+    </w:p>
+    <w:p>
+      <w:pPr>
+        <w:pStyle w:val="Heading3"/>
+      </w:pPr>
+      <w:r>
+        <w:t>My selected conclusion, deciding fact and explanation</w:t>
+      </w:r>
+    </w:p>
+    <w:p>
+      <w:r>
+        <w:t>________________________________________________________________</w:t>
+      </w:r>
+    </w:p>
+    <w:p>
+      <w:r>
+        <w:t>________________________________________________________________</w:t>
+      </w:r>
+    </w:p>
+    <w:p>
+      <w:r>
+        <w:t>________________________________________________________________</w:t>
+      </w:r>
+    </w:p>
+    <w:p>
+      <w:r>
+        <w:t>________________________________________________________________</w:t>
+      </w:r>
+    </w:p>
+    <w:p>
+      <w:r>
+        <w:t>________________________________________________________________</w:t>
+      </w:r>
+    </w:p>
+    <w:p>
+      <w:pPr>
+        <w:pStyle w:val="ListBullet"/>
+      </w:pPr>
+      <w:r>
+        <w:t>Hint if needed: Read the steps in the pictorial case. Match the supplied detail to the stage that performs or records it.</w:t>
+      </w:r>
+    </w:p>
+    <w:p>
+      <w:pPr>
+        <w:pStyle w:val="Heading2"/>
+      </w:pPr>
+      <w:r>
+        <w:t>Check the first explanation · reference / check after trying</w:t>
+      </w:r>
+    </w:p>
+    <w:p>
+      <w:pPr>
+        <w:spacing w:line="336" w:lineRule="auto" w:after="180"/>
+      </w:pPr>
+      <w:r>
+        <w:rPr>
+          <w:b w:val="0"/>
+        </w:rPr>
+        <w:t xml:space="preserve">After your attempt, compare with the supported explanation: New </w:t>
+      </w:r>
+      <w:r>
+        <w:rPr>
+          <w:b/>
+        </w:rPr>
+        <w:t>prediction</w:t>
+      </w:r>
+      <w:r>
+        <w:rPr>
+          <w:b w:val="0"/>
+        </w:rPr>
+        <w:t xml:space="preserve"> Length 6 is predicted long by the selected rule. There is no </w:t>
+      </w:r>
+      <w:r>
+        <w:rPr>
+          <w:b/>
+        </w:rPr>
+        <w:t>training</w:t>
+      </w:r>
+      <w:r>
+        <w:rPr>
+          <w:b w:val="0"/>
+        </w:rPr>
+        <w:t xml:space="preserve"> stick between 4 and 8 to distinguish these candidates.</w:t>
+      </w:r>
+    </w:p>
+    <w:p>
+      <w:pPr>
+        <w:spacing w:line="336" w:lineRule="auto" w:after="180"/>
+      </w:pPr>
+      <w:r>
+        <w:rPr>
+          <w:b w:val="0"/>
+        </w:rPr>
+        <w:t xml:space="preserve">The tie policy chooses one consistently; it is not additional </w:t>
+      </w:r>
+      <w:r>
+        <w:rPr>
+          <w:b/>
+        </w:rPr>
+        <w:t>evidence</w:t>
+      </w:r>
+      <w:r>
+        <w:rPr>
+          <w:b w:val="0"/>
+        </w:rPr>
+        <w:t xml:space="preserve"> that its </w:t>
+      </w:r>
+      <w:r>
+        <w:rPr>
+          <w:b/>
+        </w:rPr>
+        <w:t>prediction</w:t>
+      </w:r>
+      <w:r>
+        <w:rPr>
+          <w:b w:val="0"/>
+        </w:rPr>
+        <w:t xml:space="preserve"> at 6 is true. Label-free </w:t>
+      </w:r>
+      <w:r>
+        <w:rPr>
+          <w:b/>
+        </w:rPr>
+        <w:t>prediction</w:t>
+      </w:r>
+      <w:r>
+        <w:rPr>
+          <w:b w:val="0"/>
+        </w:rPr>
+        <w:t xml:space="preserve"> applies the selected boundary, while evaluation would require an appropriate new reference label.</w:t>
+      </w:r>
+    </w:p>
+    <w:p>
+      <w:pPr>
+        <w:pStyle w:val="Heading2"/>
+      </w:pPr>
+      <w:r>
+        <w:t>Changed-case question</w:t>
+      </w:r>
+    </w:p>
+    <w:p>
+      <w:pPr>
+        <w:pStyle w:val="Heading3"/>
+      </w:pPr>
+      <w:r>
+        <w:t>Practice 2: explain the deciding evidence</w:t>
+      </w:r>
+    </w:p>
+    <w:p>
+      <w:pPr>
+        <w:pStyle w:val="ListBullet"/>
+      </w:pPr>
+      <w:r>
+        <w:t>Changed-case practice: Reverse the tie policy to prefer the larger boundary. Which conclusion is supported by the supplied facts?</w:t>
+      </w:r>
+    </w:p>
+    <w:p>
+      <w:pPr>
+        <w:pStyle w:val="ListBullet"/>
+      </w:pPr>
+      <w:r>
+        <w:t>1. This one example guarantees correct results for every future input.</w:t>
+      </w:r>
+    </w:p>
+    <w:p>
+      <w:pPr>
+        <w:pStyle w:val="ListBullet"/>
+      </w:pPr>
+      <w:r>
+        <w:t>2. We can decide the result without examining the changed input or the procedure.</w:t>
+      </w:r>
+    </w:p>
+    <w:p>
+      <w:pPr>
+        <w:pStyle w:val="ListBullet"/>
+      </w:pPr>
+      <w:r>
+        <w:t>3. Boundary 7 is selected and predicts short at 6.</w:t>
+      </w:r>
+    </w:p>
+    <w:p>
+      <w:pPr>
+        <w:pStyle w:val="Heading3"/>
+      </w:pPr>
+      <w:r>
+        <w:t>My selected conclusion, deciding fact and explanation</w:t>
+      </w:r>
+    </w:p>
+    <w:p>
+      <w:r>
+        <w:t>________________________________________________________________</w:t>
+      </w:r>
+    </w:p>
+    <w:p>
+      <w:r>
+        <w:t>________________________________________________________________</w:t>
+      </w:r>
+    </w:p>
+    <w:p>
+      <w:r>
+        <w:t>________________________________________________________________</w:t>
+      </w:r>
+    </w:p>
+    <w:p>
+      <w:r>
+        <w:t>________________________________________________________________</w:t>
+      </w:r>
+    </w:p>
+    <w:p>
+      <w:r>
+        <w:t>________________________________________________________________</w:t>
+      </w:r>
+    </w:p>
+    <w:p>
+      <w:pPr>
+        <w:pStyle w:val="ListBullet"/>
+      </w:pPr>
+      <w:r>
+        <w:t>Hint if needed: Use the changed condition and the deciding step in the pictorial trace. The answer must say what follows from those facts.</w:t>
+      </w:r>
+    </w:p>
+    <w:p>
+      <w:pPr>
+        <w:pStyle w:val="Heading2"/>
+      </w:pPr>
+      <w:r>
+        <w:t>Check the changed case · reference / check after trying</w:t>
+      </w:r>
+    </w:p>
+    <w:p>
+      <w:pPr>
+        <w:spacing w:line="336" w:lineRule="auto" w:after="180"/>
+      </w:pPr>
+      <w:r>
+        <w:rPr>
+          <w:b w:val="0"/>
+        </w:rPr>
+        <w:t xml:space="preserve">After your attempt, compare with the supported explanation: Boundary 7 is selected and predicts short at 6. The </w:t>
+      </w:r>
+      <w:r>
+        <w:rPr>
+          <w:b/>
+        </w:rPr>
+        <w:t>training</w:t>
+      </w:r>
+      <w:r>
+        <w:rPr>
+          <w:b w:val="0"/>
+        </w:rPr>
+        <w:t xml:space="preserve"> fit is unchanged; only the explicit choice between tied candidates changes.</w:t>
+      </w:r>
+    </w:p>
+    <w:p>
+      <w:pPr>
+        <w:pStyle w:val="Heading2"/>
+      </w:pPr>
+      <w:r>
+        <w:t>Repair and save your work</w:t>
+      </w:r>
+    </w:p>
+    <w:p>
+      <w:pPr>
+        <w:spacing w:line="336" w:lineRule="auto" w:after="180"/>
+      </w:pPr>
+      <w:r>
+        <w:rPr>
+          <w:b w:val="0"/>
+        </w:rPr>
+        <w:t xml:space="preserve">Review Debug the Cause (ai-1/12). Goal: Compare expected and observed traces to locate the first difference. Short practice: Propose </w:t>
+      </w:r>
+      <w:r>
+        <w:rPr>
+          <w:b/>
+        </w:rPr>
+        <w:t>input</w:t>
+      </w:r>
+      <w:r>
+        <w:rPr>
+          <w:b w:val="0"/>
+        </w:rPr>
+        <w:t xml:space="preserve"> 0 and give both predicted </w:t>
+      </w:r>
+      <w:r>
+        <w:rPr>
+          <w:b/>
+        </w:rPr>
+        <w:t>output</w:t>
+      </w:r>
+      <w:r>
+        <w:rPr>
+          <w:b w:val="0"/>
+        </w:rPr>
+        <w:t>s without inventing an observed result..</w:t>
+      </w:r>
+    </w:p>
+    <w:p>
+      <w:pPr>
+        <w:spacing w:line="336" w:lineRule="auto" w:after="180"/>
+      </w:pPr>
+      <w:r>
+        <w:rPr>
+          <w:b w:val="0"/>
+        </w:rPr>
+        <w:t>Return to this week and explain what you changed.</w:t>
+      </w:r>
+    </w:p>
+    <w:p>
+      <w:pPr>
+        <w:spacing w:line="336" w:lineRule="auto" w:after="180"/>
+      </w:pPr>
+      <w:r>
+        <w:rPr>
+          <w:b w:val="0"/>
+        </w:rPr>
+        <w:t xml:space="preserve">Review If/Then Decisions (ai-1/10). Goal: Evaluate a condition using the current state and trace only the selected branch. Short practice: Which </w:t>
+      </w:r>
+      <w:r>
+        <w:rPr>
+          <w:b/>
+        </w:rPr>
+        <w:t>input</w:t>
+      </w:r>
+      <w:r>
+        <w:rPr>
+          <w:b w:val="0"/>
+        </w:rPr>
+        <w:t xml:space="preserve"> detects the difference between the two written conditions?</w:t>
+      </w:r>
+    </w:p>
+    <w:p>
+      <w:pPr>
+        <w:spacing w:line="336" w:lineRule="auto" w:after="180"/>
+      </w:pPr>
+      <w:r>
+        <w:rPr>
+          <w:b w:val="0"/>
+        </w:rPr>
+        <w:t>Explain its entire run.. Return to this week and explain what you changed.</w:t>
+      </w:r>
+    </w:p>
+    <w:p>
+      <w:pPr>
+        <w:spacing w:line="336" w:lineRule="auto" w:after="180"/>
+      </w:pPr>
+      <w:r>
+        <w:rPr>
+          <w:b w:val="0"/>
+        </w:rPr>
+        <w:t xml:space="preserve">Review Categories and Labels (ai-1/7). Goal: Apply a category definition using explicit </w:t>
+      </w:r>
+      <w:r>
+        <w:rPr>
+          <w:b/>
+        </w:rPr>
+        <w:t>evidence</w:t>
+      </w:r>
+      <w:r>
+        <w:rPr>
+          <w:b w:val="0"/>
+        </w:rPr>
+        <w:t xml:space="preserve"> and boundary rules. Short practice: Explain why B originally was revise rather than review, then label its changed version..</w:t>
+      </w:r>
+    </w:p>
+    <w:p>
+      <w:pPr>
+        <w:spacing w:line="336" w:lineRule="auto" w:after="180"/>
+      </w:pPr>
+      <w:r>
+        <w:rPr>
+          <w:b w:val="0"/>
+        </w:rPr>
+        <w:t>Return to this week and explain what you changed.</w:t>
+      </w:r>
+    </w:p>
+    <w:p>
+      <w:pPr>
+        <w:spacing w:line="336" w:lineRule="auto" w:after="180"/>
+      </w:pPr>
+      <w:r>
+        <w:rPr>
+          <w:b w:val="0"/>
+        </w:rPr>
+        <w:t xml:space="preserve">Use Download completed work in the hosted lesson to export your answers, reflections, practice feedback and code-run </w:t>
+      </w:r>
+      <w:r>
+        <w:rPr>
+          <w:b/>
+        </w:rPr>
+        <w:t>evidence</w:t>
+      </w:r>
+      <w:r>
+        <w:rPr>
+          <w:b w:val="0"/>
+        </w:rPr>
+        <w:t>. Open the HTML copy to read or print it.</w:t>
+      </w:r>
+    </w:p>
+    <w:p>
+      <w:pPr>
+        <w:spacing w:line="336" w:lineRule="auto" w:after="180"/>
+      </w:pPr>
+      <w:r>
+        <w:rPr>
+          <w:b w:val="0"/>
+        </w:rPr>
+        <w:t>Drafts stay in this browser when storage is available; clear drafts on a shared device.</w:t>
+      </w:r>
+    </w:p>
+    <w:p>
+      <w:pPr>
+        <w:pStyle w:val="Heading3"/>
+      </w:pPr>
+      <w:r>
+        <w:t>What I repaired, the evidence I kept and the next test</w:t>
+      </w:r>
+    </w:p>
+    <w:p>
+      <w:r>
+        <w:t>________________________________________________________________</w:t>
+      </w:r>
+    </w:p>
+    <w:p>
+      <w:r>
+        <w:t>________________________________________________________________</w:t>
+      </w:r>
+    </w:p>
+    <w:p>
+      <w:r>
+        <w:t>________________________________________________________________</w:t>
+      </w:r>
+    </w:p>
+    <w:p>
+      <w:r>
+        <w:t>________________________________________________________________</w:t>
+      </w:r>
+    </w:p>
+    <w:p>
+      <w:r>
+        <w:t>________________________________________________________________</w:t>
+      </w:r>
+    </w:p>
+    <w:p>
+      <w:pPr>
+        <w:pStyle w:val="Heading2"/>
+      </w:pPr>
+      <w:r>
+        <w:t>Earlier wording, alternatives and picture transcripts · reference / check after trying</w:t>
       </w:r>
     </w:p>
     <w:p>
@@ -2284,98 +2823,10 @@
     </w:p>
     <w:p>
       <w:pPr>
-        <w:spacing w:line="336" w:lineRule="auto" w:after="180"/>
-      </w:pPr>
-      <w:r>
-        <w:rPr>
-          <w:b w:val="0"/>
-        </w:rPr>
-        <w:t>A fictional classifier learns whether measured sticks are short or long.</w:t>
-      </w:r>
-    </w:p>
-    <w:p>
-      <w:pPr>
         <w:pStyle w:val="Heading3"/>
       </w:pPr>
       <w:r>
-        <w:t>Practice 1: explain the deciding evidence</w:t>
-      </w:r>
-    </w:p>
-    <w:p>
-      <w:pPr>
-        <w:spacing w:line="336" w:lineRule="auto" w:after="180"/>
-      </w:pPr>
-      <w:r>
-        <w:rPr>
-          <w:b w:val="0"/>
-        </w:rPr>
-        <w:t>Which labelled step matches this detail? Length 6 is predicted long by the selected rule.</w:t>
-      </w:r>
-    </w:p>
-    <w:p>
-      <w:pPr>
-        <w:spacing w:line="336" w:lineRule="auto" w:after="180"/>
-        <w:shd w:fill="F4F9FC"/>
-      </w:pPr>
-      <w:r>
-        <w:rPr>
-          <w:b w:val="0"/>
-        </w:rPr>
-        <w:t xml:space="preserve">1. </w:t>
-      </w:r>
-      <w:r>
-        <w:rPr>
-          <w:b/>
-        </w:rPr>
-        <w:t>Training</w:t>
-      </w:r>
-      <w:r>
-        <w:rPr>
-          <w:b w:val="0"/>
-        </w:rPr>
-        <w:t xml:space="preserve"> rows</w:t>
-      </w:r>
-    </w:p>
-    <w:p>
-      <w:pPr>
-        <w:spacing w:line="336" w:lineRule="auto" w:after="180"/>
-        <w:shd w:fill="F4F9FC"/>
-      </w:pPr>
-      <w:r>
-        <w:rPr>
-          <w:b w:val="0"/>
-        </w:rPr>
-        <w:t xml:space="preserve">2. New </w:t>
-      </w:r>
-      <w:r>
-        <w:rPr>
-          <w:b/>
-        </w:rPr>
-        <w:t>prediction</w:t>
-      </w:r>
-    </w:p>
-    <w:p>
-      <w:pPr>
-        <w:spacing w:line="336" w:lineRule="auto" w:after="180"/>
-        <w:shd w:fill="F4F9FC"/>
-      </w:pPr>
-      <w:r>
-        <w:rPr>
-          <w:b w:val="0"/>
-        </w:rPr>
-        <w:t>3. Tie policy</w:t>
-      </w:r>
-    </w:p>
-    <w:p>
-      <w:pPr>
-        <w:spacing w:line="336" w:lineRule="auto" w:after="180"/>
-        <w:shd w:fill="F4F9FC"/>
-      </w:pPr>
-      <w:r>
-        <w:rPr>
-          <w:b w:val="0"/>
-        </w:rPr>
-        <w:t>4. Candidate checks</w:t>
+        <w:t>Repair a missing building block</w:t>
       </w:r>
     </w:p>
     <w:p>
@@ -2383,532 +2834,25 @@
         <w:pStyle w:val="Heading3"/>
       </w:pPr>
       <w:r>
-        <w:t>My selected conclusion, deciding fact and explanation</w:t>
-      </w:r>
-    </w:p>
-    <w:p>
-      <w:r>
-        <w:t>________________________________________________________________</w:t>
-      </w:r>
-    </w:p>
-    <w:p>
-      <w:r>
-        <w:t>________________________________________________________________</w:t>
-      </w:r>
-    </w:p>
-    <w:p>
-      <w:r>
-        <w:t>________________________________________________________________</w:t>
-      </w:r>
-    </w:p>
-    <w:p>
-      <w:r>
-        <w:t>________________________________________________________________</w:t>
-      </w:r>
-    </w:p>
-    <w:p>
-      <w:r>
-        <w:t>________________________________________________________________</w:t>
-      </w:r>
-    </w:p>
-    <w:p>
-      <w:pPr>
-        <w:pStyle w:val="Heading3"/>
-      </w:pPr>
-      <w:r>
-        <w:t>Hint · try first</w:t>
-      </w:r>
-    </w:p>
-    <w:p>
-      <w:pPr>
-        <w:spacing w:line="336" w:lineRule="auto" w:after="180"/>
-        <w:shd w:fill="F1F6F8"/>
-      </w:pPr>
-      <w:r>
-        <w:rPr>
-          <w:b w:val="0"/>
-        </w:rPr>
-        <w:t>Hint if needed: Read the steps in the pictorial case. Match the supplied detail to the stage that performs or records it.</w:t>
-      </w:r>
-    </w:p>
-    <w:p>
-      <w:pPr>
-        <w:pStyle w:val="Heading3"/>
-      </w:pPr>
-      <w:r>
-        <w:t>Feedback · compare after trying</w:t>
-      </w:r>
-    </w:p>
-    <w:p>
-      <w:pPr>
-        <w:spacing w:line="336" w:lineRule="auto" w:after="180"/>
-        <w:shd w:fill="F1F6FC"/>
-      </w:pPr>
-      <w:r>
-        <w:rPr>
-          <w:b w:val="0"/>
-        </w:rPr>
-        <w:t xml:space="preserve">After your attempt, compare with the supported explanation: New </w:t>
-      </w:r>
-      <w:r>
-        <w:rPr>
-          <w:b/>
-        </w:rPr>
-        <w:t>prediction</w:t>
-      </w:r>
-      <w:r>
-        <w:rPr>
-          <w:b w:val="0"/>
-        </w:rPr>
-        <w:t xml:space="preserve"> Length 6 is predicted long by the selected rule. There is no </w:t>
-      </w:r>
-      <w:r>
-        <w:rPr>
-          <w:b/>
-        </w:rPr>
-        <w:t>training</w:t>
-      </w:r>
-      <w:r>
-        <w:rPr>
-          <w:b w:val="0"/>
-        </w:rPr>
-        <w:t xml:space="preserve"> stick between 4 and 8 to distinguish these candidates.</w:t>
-      </w:r>
-    </w:p>
-    <w:p>
-      <w:pPr>
-        <w:spacing w:line="336" w:lineRule="auto" w:after="180"/>
-        <w:shd w:fill="F1F6FC"/>
-      </w:pPr>
-      <w:r>
-        <w:rPr>
-          <w:b w:val="0"/>
-        </w:rPr>
-        <w:t xml:space="preserve">The tie policy chooses one consistently; it is not additional </w:t>
-      </w:r>
-      <w:r>
-        <w:rPr>
-          <w:b/>
-        </w:rPr>
-        <w:t>evidence</w:t>
-      </w:r>
-      <w:r>
-        <w:rPr>
-          <w:b w:val="0"/>
-        </w:rPr>
-        <w:t xml:space="preserve"> that its </w:t>
-      </w:r>
-      <w:r>
-        <w:rPr>
-          <w:b/>
-        </w:rPr>
-        <w:t>prediction</w:t>
-      </w:r>
-      <w:r>
-        <w:rPr>
-          <w:b w:val="0"/>
-        </w:rPr>
-        <w:t xml:space="preserve"> at 6 is true. Label-free </w:t>
-      </w:r>
-      <w:r>
-        <w:rPr>
-          <w:b/>
-        </w:rPr>
-        <w:t>prediction</w:t>
-      </w:r>
-      <w:r>
-        <w:rPr>
-          <w:b w:val="0"/>
-        </w:rPr>
-        <w:t xml:space="preserve"> applies the selected boundary, while evaluation would require an appropriate new reference label.</w:t>
-      </w:r>
-    </w:p>
-    <w:p>
-      <w:pPr>
-        <w:pStyle w:val="Heading3"/>
-      </w:pPr>
-      <w:r>
-        <w:t>Practice 2: explain the deciding evidence</w:t>
-      </w:r>
-    </w:p>
-    <w:p>
-      <w:pPr>
-        <w:pStyle w:val="Heading3"/>
-      </w:pPr>
-      <w:r>
-        <w:t>Changed case · predict first</w:t>
-      </w:r>
-    </w:p>
-    <w:p>
-      <w:pPr>
-        <w:spacing w:line="336" w:lineRule="auto" w:after="180"/>
-        <w:shd w:fill="F5F1FB"/>
-      </w:pPr>
-      <w:r>
-        <w:rPr>
-          <w:b w:val="0"/>
-        </w:rPr>
-        <w:t>Changed-case practice: Reverse the tie policy to prefer the larger boundary. Which conclusion is supported by the supplied facts?</w:t>
-      </w:r>
-    </w:p>
-    <w:p>
-      <w:pPr>
-        <w:spacing w:line="336" w:lineRule="auto" w:after="180"/>
-        <w:shd w:fill="F4F9FC"/>
-      </w:pPr>
-      <w:r>
-        <w:rPr>
-          <w:b w:val="0"/>
-        </w:rPr>
-        <w:t xml:space="preserve">1. This one example guarantees correct results for every future </w:t>
-      </w:r>
-      <w:r>
-        <w:rPr>
-          <w:b/>
-        </w:rPr>
-        <w:t>input</w:t>
-      </w:r>
-      <w:r>
-        <w:rPr>
-          <w:b w:val="0"/>
-        </w:rPr>
-        <w:t>.</w:t>
-      </w:r>
-    </w:p>
-    <w:p>
-      <w:pPr>
-        <w:spacing w:line="336" w:lineRule="auto" w:after="180"/>
-        <w:shd w:fill="F4F9FC"/>
-      </w:pPr>
-      <w:r>
-        <w:rPr>
-          <w:b w:val="0"/>
-        </w:rPr>
-        <w:t xml:space="preserve">2. We can decide the result without examining the changed </w:t>
-      </w:r>
-      <w:r>
-        <w:rPr>
-          <w:b/>
-        </w:rPr>
-        <w:t>input</w:t>
-      </w:r>
-      <w:r>
-        <w:rPr>
-          <w:b w:val="0"/>
-        </w:rPr>
-        <w:t xml:space="preserve"> or the procedure.</w:t>
-      </w:r>
-    </w:p>
-    <w:p>
-      <w:pPr>
-        <w:spacing w:line="336" w:lineRule="auto" w:after="180"/>
-        <w:shd w:fill="F4F9FC"/>
-      </w:pPr>
-      <w:r>
-        <w:rPr>
-          <w:b w:val="0"/>
-        </w:rPr>
-        <w:t>3. Boundary 7 is selected and predicts short at 6.</w:t>
-      </w:r>
-    </w:p>
-    <w:p>
-      <w:pPr>
-        <w:pStyle w:val="Heading3"/>
-      </w:pPr>
-      <w:r>
-        <w:t>My selected conclusion, deciding fact and explanation</w:t>
-      </w:r>
-    </w:p>
-    <w:p>
-      <w:r>
-        <w:t>________________________________________________________________</w:t>
-      </w:r>
-    </w:p>
-    <w:p>
-      <w:r>
-        <w:t>________________________________________________________________</w:t>
-      </w:r>
-    </w:p>
-    <w:p>
-      <w:r>
-        <w:t>________________________________________________________________</w:t>
-      </w:r>
-    </w:p>
-    <w:p>
-      <w:r>
-        <w:t>________________________________________________________________</w:t>
-      </w:r>
-    </w:p>
-    <w:p>
-      <w:r>
-        <w:t>________________________________________________________________</w:t>
-      </w:r>
-    </w:p>
-    <w:p>
-      <w:pPr>
-        <w:pStyle w:val="Heading3"/>
-      </w:pPr>
-      <w:r>
-        <w:t>Hint · try first</w:t>
-      </w:r>
-    </w:p>
-    <w:p>
-      <w:pPr>
-        <w:spacing w:line="336" w:lineRule="auto" w:after="180"/>
-        <w:shd w:fill="F1F6F8"/>
-      </w:pPr>
-      <w:r>
-        <w:rPr>
-          <w:b w:val="0"/>
-        </w:rPr>
-        <w:t>Hint if needed: Use the changed condition and the deciding step in the pictorial trace. The answer must say what follows from those facts.</w:t>
-      </w:r>
-    </w:p>
-    <w:p>
-      <w:pPr>
-        <w:pStyle w:val="Heading3"/>
-      </w:pPr>
-      <w:r>
-        <w:t>Feedback · compare after trying</w:t>
-      </w:r>
-    </w:p>
-    <w:p>
-      <w:pPr>
-        <w:spacing w:line="336" w:lineRule="auto" w:after="180"/>
-        <w:shd w:fill="F1F6FC"/>
-      </w:pPr>
-      <w:r>
-        <w:rPr>
-          <w:b w:val="0"/>
-        </w:rPr>
-        <w:t xml:space="preserve">After your attempt, compare with the supported explanation: Boundary 7 is selected and predicts short at 6. The </w:t>
-      </w:r>
-      <w:r>
-        <w:rPr>
-          <w:b/>
-        </w:rPr>
-        <w:t>training</w:t>
-      </w:r>
-      <w:r>
-        <w:rPr>
-          <w:b w:val="0"/>
-        </w:rPr>
-        <w:t xml:space="preserve"> fit is unchanged; only the explicit choice between tied candidates changes.</w:t>
-      </w:r>
-    </w:p>
-    <w:p>
-      <w:pPr>
-        <w:pStyle w:val="Heading3"/>
-      </w:pPr>
-      <w:r>
-        <w:t>Repair a missing building block</w:t>
-      </w:r>
-    </w:p>
-    <w:p>
-      <w:pPr>
-        <w:spacing w:line="336" w:lineRule="auto" w:after="180"/>
-      </w:pPr>
-      <w:r>
-        <w:rPr>
-          <w:b w:val="0"/>
-        </w:rPr>
-        <w:t xml:space="preserve">Review Debug the Cause (ai-1/12). Goal: Compare expected and observed traces to locate the first difference. Short practice: Propose </w:t>
-      </w:r>
-      <w:r>
-        <w:rPr>
-          <w:b/>
-        </w:rPr>
-        <w:t>input</w:t>
-      </w:r>
-      <w:r>
-        <w:rPr>
-          <w:b w:val="0"/>
-        </w:rPr>
-        <w:t xml:space="preserve"> 0 and give both predicted </w:t>
-      </w:r>
-      <w:r>
-        <w:rPr>
-          <w:b/>
-        </w:rPr>
-        <w:t>output</w:t>
-      </w:r>
-      <w:r>
-        <w:rPr>
-          <w:b w:val="0"/>
-        </w:rPr>
-        <w:t>s without inventing an observed result..</w:t>
-      </w:r>
-    </w:p>
-    <w:p>
-      <w:pPr>
-        <w:spacing w:line="336" w:lineRule="auto" w:after="180"/>
-      </w:pPr>
-      <w:r>
-        <w:rPr>
-          <w:b w:val="0"/>
-        </w:rPr>
-        <w:t>Return to this week and explain what you changed.</w:t>
-      </w:r>
-    </w:p>
-    <w:p>
-      <w:pPr>
-        <w:spacing w:line="336" w:lineRule="auto" w:after="180"/>
-      </w:pPr>
-      <w:r>
-        <w:rPr>
-          <w:b w:val="0"/>
-        </w:rPr>
-        <w:t xml:space="preserve">Review If/Then Decisions (ai-1/10). Goal: Evaluate a condition using the current state and trace only the selected branch. Short practice: Which </w:t>
-      </w:r>
-      <w:r>
-        <w:rPr>
-          <w:b/>
-        </w:rPr>
-        <w:t>input</w:t>
-      </w:r>
-      <w:r>
-        <w:rPr>
-          <w:b w:val="0"/>
-        </w:rPr>
-        <w:t xml:space="preserve"> detects the difference between the two written conditions?</w:t>
-      </w:r>
-    </w:p>
-    <w:p>
-      <w:pPr>
-        <w:spacing w:line="336" w:lineRule="auto" w:after="180"/>
-      </w:pPr>
-      <w:r>
-        <w:rPr>
-          <w:b w:val="0"/>
-        </w:rPr>
-        <w:t>Explain its entire run.. Return to this week and explain what you changed.</w:t>
-      </w:r>
-    </w:p>
-    <w:p>
-      <w:pPr>
-        <w:spacing w:line="336" w:lineRule="auto" w:after="180"/>
-      </w:pPr>
-      <w:r>
-        <w:rPr>
-          <w:b w:val="0"/>
-        </w:rPr>
-        <w:t xml:space="preserve">Review Categories and Labels (ai-1/7). Goal: Apply a category definition using explicit </w:t>
-      </w:r>
-      <w:r>
-        <w:rPr>
-          <w:b/>
-        </w:rPr>
-        <w:t>evidence</w:t>
-      </w:r>
-      <w:r>
-        <w:rPr>
-          <w:b w:val="0"/>
-        </w:rPr>
-        <w:t xml:space="preserve"> and boundary rules. Short practice: Explain why B originally was revise rather than review, then label its changed version..</w:t>
-      </w:r>
-    </w:p>
-    <w:p>
-      <w:pPr>
-        <w:spacing w:line="336" w:lineRule="auto" w:after="180"/>
-      </w:pPr>
-      <w:r>
-        <w:rPr>
-          <w:b w:val="0"/>
-        </w:rPr>
-        <w:t>Return to this week and explain what you changed.</w:t>
-      </w:r>
-    </w:p>
-    <w:p>
-      <w:pPr>
-        <w:pStyle w:val="Heading3"/>
-      </w:pPr>
-      <w:r>
         <w:t>Keep your completed work</w:t>
       </w:r>
     </w:p>
     <w:p>
       <w:pPr>
-        <w:spacing w:line="336" w:lineRule="auto" w:after="180"/>
-      </w:pPr>
-      <w:r>
-        <w:rPr>
-          <w:b w:val="0"/>
-        </w:rPr>
-        <w:t xml:space="preserve">Use Download completed work in the hosted lesson to export your answers, reflections, practice feedback and code-run </w:t>
-      </w:r>
-      <w:r>
-        <w:rPr>
-          <w:b/>
-        </w:rPr>
-        <w:t>evidence</w:t>
-      </w:r>
-      <w:r>
-        <w:rPr>
-          <w:b w:val="0"/>
-        </w:rPr>
-        <w:t>. Open the HTML copy to read or print it.</w:t>
-      </w:r>
-    </w:p>
-    <w:p>
-      <w:pPr>
-        <w:spacing w:line="336" w:lineRule="auto" w:after="180"/>
-      </w:pPr>
-      <w:r>
-        <w:rPr>
-          <w:b w:val="0"/>
-        </w:rPr>
-        <w:t>Drafts stay in this browser when storage is available; clear drafts on a shared device.</w:t>
-      </w:r>
-    </w:p>
-    <w:p>
-      <w:pPr>
-        <w:pStyle w:val="Heading3"/>
-      </w:pPr>
-      <w:r>
-        <w:t>What I repaired, the evidence I kept and the next test</w:t>
-      </w:r>
-    </w:p>
-    <w:p>
-      <w:r>
-        <w:t>________________________________________________________________</w:t>
-      </w:r>
-    </w:p>
-    <w:p>
-      <w:r>
-        <w:t>________________________________________________________________</w:t>
-      </w:r>
-    </w:p>
-    <w:p>
-      <w:r>
-        <w:t>________________________________________________________________</w:t>
-      </w:r>
-    </w:p>
-    <w:p>
-      <w:r>
-        <w:t>________________________________________________________________</w:t>
-      </w:r>
-    </w:p>
-    <w:p>
-      <w:r>
-        <w:t>________________________________________________________________</w:t>
-      </w:r>
-    </w:p>
-    <w:p>
-      <w:pPr>
         <w:pStyle w:val="Heading1"/>
       </w:pPr>
       <w:r>
-        <w:t>21. Visual concept journey</w:t>
-      </w:r>
-    </w:p>
-    <w:p>
-      <w:r>
-        <w:t>Explain each Learning from Examples picture from its labels, then record a relevant limit.</w:t>
-      </w:r>
-    </w:p>
-    <w:p>
-      <w:pPr>
-        <w:pStyle w:val="Heading3"/>
+        <w:t>21. Reference · Six-picture response sheets</w:t>
+      </w:r>
+    </w:p>
+    <w:p>
+      <w:r>
+        <w:t>Choose the image that helps rather than repeating all six.</w:t>
+      </w:r>
+    </w:p>
+    <w:p>
+      <w:pPr>
+        <w:pStyle w:val="Heading2"/>
       </w:pPr>
       <w:r>
         <w:t>01. Learning from Examples: the case</w:t>
@@ -2987,7 +2931,6 @@
     <w:p>
       <w:pPr>
         <w:spacing w:line="336" w:lineRule="auto" w:after="180"/>
-        <w:shd w:fill="F5F1FB"/>
       </w:pPr>
       <w:r>
         <w:rPr>
@@ -3026,7 +2969,7 @@
     </w:p>
     <w:p>
       <w:pPr>
-        <w:pStyle w:val="Heading3"/>
+        <w:pStyle w:val="Heading2"/>
       </w:pPr>
       <w:r>
         <w:t>02. Follow the deciding steps</w:t>
@@ -3112,7 +3055,6 @@
     <w:p>
       <w:pPr>
         <w:spacing w:line="336" w:lineRule="auto" w:after="180"/>
-        <w:shd w:fill="F5F1FB"/>
       </w:pPr>
       <w:r>
         <w:rPr>
@@ -3163,7 +3105,7 @@
     </w:p>
     <w:p>
       <w:pPr>
-        <w:pStyle w:val="Heading3"/>
+        <w:pStyle w:val="Heading2"/>
       </w:pPr>
       <w:r>
         <w:t>03. Same training errors, different new prediction</w:t>
@@ -3291,7 +3233,6 @@
     <w:p>
       <w:pPr>
         <w:spacing w:line="336" w:lineRule="auto" w:after="180"/>
-        <w:shd w:fill="F5F1FB"/>
       </w:pPr>
       <w:r>
         <w:rPr>
@@ -3330,7 +3271,7 @@
     </w:p>
     <w:p>
       <w:pPr>
-        <w:pStyle w:val="Heading3"/>
+        <w:pStyle w:val="Heading2"/>
       </w:pPr>
       <w:r>
         <w:t>04. Change one thing. Trace what follows.</w:t>
@@ -3409,7 +3350,6 @@
     <w:p>
       <w:pPr>
         <w:spacing w:line="336" w:lineRule="auto" w:after="180"/>
-        <w:shd w:fill="F5F1FB"/>
       </w:pPr>
       <w:r>
         <w:rPr>
@@ -3448,7 +3388,7 @@
     </w:p>
     <w:p>
       <w:pPr>
-        <w:pStyle w:val="Heading3"/>
+        <w:pStyle w:val="Heading2"/>
       </w:pPr>
       <w:r>
         <w:t>05. Connect the explanation to its limit</w:t>
@@ -3575,7 +3515,6 @@
     <w:p>
       <w:pPr>
         <w:spacing w:line="336" w:lineRule="auto" w:after="180"/>
-        <w:shd w:fill="F5F1FB"/>
       </w:pPr>
       <w:r>
         <w:rPr>
@@ -3614,7 +3553,7 @@
     </w:p>
     <w:p>
       <w:pPr>
-        <w:pStyle w:val="Heading3"/>
+        <w:pStyle w:val="Heading2"/>
       </w:pPr>
       <w:r>
         <w:t>06. Make the idea visible in your project</w:t>
@@ -3659,7 +3598,6 @@
     <w:p>
       <w:pPr>
         <w:spacing w:line="336" w:lineRule="auto" w:after="180"/>
-        <w:shd w:fill="F5F1FB"/>
       </w:pPr>
       <w:r>
         <w:rPr>
@@ -3695,7 +3633,6 @@
     <w:p>
       <w:pPr>
         <w:spacing w:line="336" w:lineRule="auto" w:after="180"/>
-        <w:shd w:fill="F5F1FB"/>
       </w:pPr>
       <w:r>
         <w:rPr>
@@ -3707,7 +3644,6 @@
     <w:p>
       <w:pPr>
         <w:spacing w:line="336" w:lineRule="auto" w:after="180"/>
-        <w:shd w:fill="F5F1FB"/>
       </w:pPr>
       <w:r>
         <w:rPr>
@@ -3754,6 +3690,62 @@
     <w:p>
       <w:r>
         <w:t>________________________________________________________________</w:t>
+      </w:r>
+    </w:p>
+    <w:p>
+      <w:pPr>
+        <w:pStyle w:val="Heading2"/>
+      </w:pPr>
+      <w:r>
+        <w:t>Earlier wording, alternatives and picture transcripts · reference / check after trying</w:t>
+      </w:r>
+    </w:p>
+    <w:p>
+      <w:pPr>
+        <w:pStyle w:val="Heading3"/>
+      </w:pPr>
+      <w:r>
+        <w:t>01. Learning from Examples: the case</w:t>
+      </w:r>
+    </w:p>
+    <w:p>
+      <w:pPr>
+        <w:pStyle w:val="Heading3"/>
+      </w:pPr>
+      <w:r>
+        <w:t>02. Follow the deciding steps</w:t>
+      </w:r>
+    </w:p>
+    <w:p>
+      <w:pPr>
+        <w:pStyle w:val="Heading3"/>
+      </w:pPr>
+      <w:r>
+        <w:t>03. Same training errors, different new prediction</w:t>
+      </w:r>
+    </w:p>
+    <w:p>
+      <w:pPr>
+        <w:pStyle w:val="Heading3"/>
+      </w:pPr>
+      <w:r>
+        <w:t>04. Change one thing. Trace what follows.</w:t>
+      </w:r>
+    </w:p>
+    <w:p>
+      <w:pPr>
+        <w:pStyle w:val="Heading3"/>
+      </w:pPr>
+      <w:r>
+        <w:t>05. Connect the explanation to its limit</w:t>
+      </w:r>
+    </w:p>
+    <w:p>
+      <w:pPr>
+        <w:pStyle w:val="Heading3"/>
+      </w:pPr>
+      <w:r>
+        <w:t>06. Make the idea visible in your project</w:t>
       </w:r>
     </w:p>
     <w:sectPr>
